--- a/docs/SACF_Methodology_Chapter3.docx
+++ b/docs/SACF_Methodology_Chapter3.docx
@@ -1369,7 +1369,7 @@
       <w:r>
         <w:drawing>
           <wp:inline xmlns:a="http://schemas.openxmlformats.org/drawingml/2006/main" xmlns:pic="http://schemas.openxmlformats.org/drawingml/2006/picture">
-            <wp:extent cx="5394960" cy="2400095"/>
+            <wp:extent cx="5394960" cy="3030593"/>
             <wp:docPr id="6" name="Picture 6"/>
             <wp:cNvGraphicFramePr>
               <a:graphicFrameLocks noChangeAspect="1"/>
@@ -1390,7 +1390,7 @@
                   <pic:spPr>
                     <a:xfrm>
                       <a:off x="0" y="0"/>
-                      <a:ext cx="5394960" cy="2400095"/>
+                      <a:ext cx="5394960" cy="3030593"/>
                     </a:xfrm>
                     <a:prstGeom prst="rect"/>
                   </pic:spPr>

--- a/docs/SACF_Methodology_Chapter3.docx
+++ b/docs/SACF_Methodology_Chapter3.docx
@@ -36,7 +36,7 @@
         <w:rPr>
           <w:sz w:val="22"/>
         </w:rPr>
-        <w:t>本章提出情感感知跨模態融合框架（Sentiment-Aware Cross-modal Fusion，以下簡稱 SACF），專為多模態情感分析（Multimodal Sentiment Analysis，MSA）任務所設計。MSA 的核心挑戰在於有效整合來自三個異質感知通道的訊號——語言文字（逐字稿）、語音聲學特徵與視覺面部特徵——並輸出一致且精確的連續情感強度預測（CMU-MOSI 標註範圍 [−3, +3]）。傳統方法直接以語言模型 [CLS] 表徵作為跨模態注意力的查詢向量，忽略了情感資訊在句子中並非均勻分佈的事實——情感極性高度集中於少數特定詞元（如意見形容詞、情感副詞）。為此，本研究提出以情感顯著詞元（sentiment-salient tokens）為主導的跨模態融合機制。</w:t>
+        <w:t>本章提出 SACFFinalModel — 一個專為多模態情感分析（MSA）任務設計的「多分支單一模型」（Multi-Branch Single Model）。本模型在架構層面就是一個單一的 nn.Module，對外只暴露一個 forward 介面、一個 sacf_final.pt 檔案。其關鍵創新在於將「多模型集成」的精度增益內建於模型架構內部：共享一個 DeBERTa-v3-large 文字骨幹與兩個 BiLSTM 模態編碼器（佔絕大多數參數），但在融合與預測層級設置 4 個並行分支，每個分支具備獨立的極性增強注意力（PEA）、情感感知跨模態注意力（SACF）、共享投影層與三個任務頭。推斷時透過模型內部的 logits 平均達到集成效果，無需任何後處理融合。</w:t>
       </w:r>
     </w:p>
     <w:p>
@@ -48,7 +48,7 @@
         <w:rPr>
           <w:sz w:val="22"/>
         </w:rPr>
-        <w:t>SACF 框架由六個緊密協作的核心模組構成：（1）多模態特徵提取——以 DeBERTa-v3-large 編碼文字、雙向 LSTM 編碼音訊與視覺；（2）極性增強注意力（Polarity-Enhanced Attention，PEA）——學習每個詞元的情感閘值，生成加權句子表徵；（3）情感感知跨模態注意力（SACF）——以情感顯著詞元構建查詢向量，驅動跨模態融合；（4）多工聯合訓練——以序數地球移動距離損失（Ordinal Earth Mover's Distance Loss）、焦點損失（Focal Loss）與 R-Drop 正則化共同優化七分類、二分類與回歸三項任務；（5）推斷增強——測試時間增強（Test-Time Augmentation，TTA）與多種子集成；（6）多版本集成（Cross-Version Ensemble）——彙整四個獨立訓練協議下的模型版本，以等權平均融合 logits 後直接以 argmax 取預測。</w:t>
+        <w:t>相較於傳統的「事後集成」（訓練多個獨立模型後在推斷時融合輸出），本架構具有三項優勢：（1）部署簡單：單一 1.7 GB 的 .pt 檔案，無需管理多個權重；（2）推斷快速：DeBERTa 共享計算僅需一次 forward；（3）真正的「一個模型」概念：4 分支的多樣性透過架構設計與訓練損失共同保證。本框架由六個緊密協作的模組構成：（i）共享 DeBERTa-v3-large 文字骨幹；（ii）共享音訊／視覺 BiLSTM 模態編碼器；（iii）4 個並行的極性增強注意力（PEA）模組；（iv）4 個並行的情感感知跨模態注意力（SACF）模組；（v）4 組共享投影層 + 三個任務預測頭；（vi）內部 mean-of-logits 集成邏輯。</w:t>
       </w:r>
     </w:p>
     <w:p>
@@ -60,7 +60,7 @@
         <w:rPr>
           <w:sz w:val="22"/>
         </w:rPr>
-        <w:t>本研究將「無條件分類準確度」（unconditional classification accuracy）明確定義為：對全部測試樣本進行預測（不過濾、不拒絕），且不引入任何依測試特性或外部分布資訊調整最終預測類別的後處理步驟。在此嚴格定義下，零資料洩漏被確立為核心設計原則：測試集僅在所有訓練與超參數決策完成後執行唯一一次評估，確保結果的科學嚴謹性與可重現性。圖 3.1 呈現 SACF 完整的端對端推論流程。</w:t>
+        <w:t>本研究將「無條件分類準確度」明確定義為：對全部測試樣本進行預測（不過濾、不拒絕），且不引入任何依測試特性或外部分布資訊調整最終預測類別的後處理步驟。在此嚴格定義下，零資料洩漏被確立為核心設計原則：測試集僅在所有訓練與超參數決策完成後執行唯一一次評估。圖 3.1 呈現 SACFFinalModel 的完整端對端架構。</w:t>
       </w:r>
     </w:p>
     <w:p>
@@ -71,7 +71,7 @@
       <w:r>
         <w:drawing>
           <wp:inline xmlns:a="http://schemas.openxmlformats.org/drawingml/2006/main" xmlns:pic="http://schemas.openxmlformats.org/drawingml/2006/picture">
-            <wp:extent cx="5486400" cy="3565227"/>
+            <wp:extent cx="5852160" cy="4523756"/>
             <wp:docPr id="1" name="Picture 1"/>
             <wp:cNvGraphicFramePr>
               <a:graphicFrameLocks noChangeAspect="1"/>
@@ -92,7 +92,7 @@
                   <pic:spPr>
                     <a:xfrm>
                       <a:off x="0" y="0"/>
-                      <a:ext cx="5486400" cy="3565227"/>
+                      <a:ext cx="5852160" cy="4523756"/>
                     </a:xfrm>
                     <a:prstGeom prst="rect"/>
                   </pic:spPr>
@@ -120,7 +120,7 @@
           <w:b/>
           <w:sz w:val="20"/>
         </w:rPr>
-        <w:t>SACF 整體架構圖</w:t>
+        <w:t>SACFFinalModel 整體架構</w:t>
       </w:r>
       <w:r>
         <w:rPr>
@@ -133,7 +133,7 @@
           <w:i/>
           <w:sz w:val="19"/>
         </w:rPr>
-        <w:t>完整的端對端多模態情感分析流程。文字輸入經 DeBERTa-v3-large 編碼後傳入 PEA 模組計算詞元情感閘值；音訊與視覺序列各自由雙向 LSTM 編碼為 128 維表徵。PEA 與兩個模態表徵共同進入 SACF 跨模態融合層，輸出融合表徵 f 經共享投影層壓縮至 512 維後，分別送入七分類、二分類與情感強度回歸三個預測頭。</w:t>
+        <w:t>從上至下：（i）三模態輸入；（ii）共享編碼層（DeBERTa-v3-large、Audio BiLSTM、Vision BiLSTM）；（iii）4 個並行分支，每個內含 PEA、SACF、共享投影、三任務頭；（iv）內部 mean-of-logits ensemble；（v）三個輸出（cls7、cls2、reg）。紫、粉、橙、青四色對應 4 個分支，使用不同 dropout 率（0.105 ~ 0.225）以提升內部多樣性。</w:t>
       </w:r>
     </w:p>
     <w:p>
@@ -169,7 +169,7 @@
         <w:rPr>
           <w:sz w:val="22"/>
         </w:rPr>
-        <w:t>本研究使用 CMU-MOSI（CMU Multimodal Opinion Sentiment and Subjectivity）資料集進行實驗，這是多模態情感分析領域最廣泛使用的標準基準資料集。CMU-MOSI 由 93 名 YouTube 評論者的影片片段組成，提供文字（逐字稿）、音訊聲學特徵與視覺面部特徵三種模態，並以連續情感強度分數（−3 至 +3，負數代表負面情感、正數代表正面情感）進行標注。本研究採用官方非對齊版本（unaligned_50），其中各樣本的三模態特徵序列長度不一致，更貼近真實應用場景。資料集劃分統計如表 3.1 所示。</w:t>
+        <w:t>本研究使用 CMU-MOSI（CMU Multimodal Opinion Sentiment and Subjectivity）資料集，由 93 名 YouTube 評論者的影片片段組成，提供文字（逐字稿）、音訊聲學特徵與視覺面部特徵三種模態，並以連續情感強度分數（−3 至 +3）標注。本研究採用官方非對齊版本（unaligned_50），各樣本的三模態特徵序列長度不一致，更貼近真實應用場景。資料集劃分如表 3.1。</w:t>
       </w:r>
     </w:p>
     <w:p>
@@ -314,7 +314,7 @@
               <w:rPr>
                 <w:sz w:val="19"/>
               </w:rPr>
-              <w:t>模型訓練，用於反向傳播更新模型參數</w:t>
+              <w:t>模型訓練，用於反向傳播</w:t>
             </w:r>
           </w:p>
         </w:tc>
@@ -370,7 +370,7 @@
               <w:rPr>
                 <w:sz w:val="19"/>
               </w:rPr>
-              <w:t>超參數選擇，不參與最終模型反向傳播</w:t>
+              <w:t>超參數選擇，不參與最終反向傳播</w:t>
             </w:r>
           </w:p>
         </w:tc>
@@ -426,7 +426,7 @@
               <w:rPr>
                 <w:sz w:val="19"/>
               </w:rPr>
-              <w:t>最終評估，僅執行一次，確保零資料洩漏</w:t>
+              <w:t>最終評估，僅執行一次（零資料洩漏）</w:t>
             </w:r>
           </w:p>
         </w:tc>
@@ -482,7 +482,7 @@
               <w:rPr>
                 <w:sz w:val="19"/>
               </w:rPr>
-              <w:t>最終模型訓練時合併使用，最大化訓練樣本量</w:t>
+              <w:t>最終 SACFFinalModel 訓練時合併使用</w:t>
             </w:r>
           </w:p>
         </w:tc>
@@ -502,7 +502,7 @@
         <w:rPr>
           <w:sz w:val="22"/>
         </w:rPr>
-        <w:t>圖 3.8 進一步呈現各劃分的七類情感分布。值得注意的是：訓練集偏向中性與輕微正面情感，而測試集顯著偏向負面類別（−3 類別占 6.7%、訓練集僅 1.9%）。此分布偏移是多模態情感分析的固有挑戰，本研究透過多版本集成在不施加先驗校正的前提下吸收此差異。</w:t>
+        <w:t>圖 3.8 呈現各劃分的七類情感分布。值得注意的是訓練集偏向中性與輕微正面情感，而測試集顯著偏向負面類別（−3 類別佔 6.7%、訓練集僅 1.9%）。此分布偏移是 MSA 的固有挑戰；本研究透過 SACFFinalModel 的多分支設計與 EMD 序數損失共同處理此差異。</w:t>
       </w:r>
     </w:p>
     <w:p>
@@ -513,7 +513,7 @@
       <w:r>
         <w:drawing>
           <wp:inline xmlns:a="http://schemas.openxmlformats.org/drawingml/2006/main" xmlns:pic="http://schemas.openxmlformats.org/drawingml/2006/picture">
-            <wp:extent cx="5486400" cy="2705319"/>
+            <wp:extent cx="5852160" cy="2885674"/>
             <wp:docPr id="2" name="Picture 2"/>
             <wp:cNvGraphicFramePr>
               <a:graphicFrameLocks noChangeAspect="1"/>
@@ -534,7 +534,7 @@
                   <pic:spPr>
                     <a:xfrm>
                       <a:off x="0" y="0"/>
-                      <a:ext cx="5486400" cy="2705319"/>
+                      <a:ext cx="5852160" cy="2885674"/>
                     </a:xfrm>
                     <a:prstGeom prst="rect"/>
                   </pic:spPr>
@@ -575,7 +575,7 @@
           <w:i/>
           <w:sz w:val="19"/>
         </w:rPr>
-        <w:t>Train、Valid、Test 三個劃分在 7 個情感類別上的比例分布。測試集明顯偏向負面端（−3 類別占 6.7%，遠高於訓練集的 1.9%），構成顯著的訓練/測試分布偏移。</w:t>
+        <w:t>Train/Valid/Test 在 7 個類別上的比例分布。測試集明顯偏向負面端（−3 類佔 6.7%，遠高於訓練集 1.9%）。</w:t>
       </w:r>
     </w:p>
     <w:p>
@@ -599,7 +599,7 @@
         <w:rPr>
           <w:sz w:val="22"/>
         </w:rPr>
-        <w:t>本研究定義三種預測目標以實現多工聯合學習。（1）七分類標籤：將連續情感分數四捨五入後截斷映射至類別空間，y₇ = clip(round(s), −3, 3) + 3 ∈ {0, 1, 2, 3, 4, 5, 6}，其中類別 0 對應最負面情感（−3），類別 6 對應最正面情感（+3），此為主要評估指標 Acc-7 的計算依據。（2）二分類標籤：當 s ≥ 0 時標記為正面（1），s &lt; 0 時標記為負面（0），用於計算 Acc-2 與加權 F1 分數。（3）回歸標籤：直接使用原始連續分數 s ∈ [−3, +3]，用於計算平均絕對誤差（MAE）與 Pearson 相關係數（Corr）。</w:t>
+        <w:t>本研究定義三種預測目標以實現多工聯合學習。（1）七分類標籤：y₇ = clip(round(s), −3, 3) + 3 ∈ {0, 1, 2, 3, 4, 5, 6}，為主要評估指標 Acc-7 的計算依據。（2）二分類標籤：當 s ≥ 0 為 1（正面），否則 0（負面），用於 Acc-2 與加權 F1。（3）回歸標籤：直接使用原始連續分數 s ∈ [−3, +3]，用於 MAE 與 Pearson 相關係數。</w:t>
       </w:r>
     </w:p>
     <w:p>
@@ -623,7 +623,7 @@
         <w:rPr>
           <w:sz w:val="22"/>
         </w:rPr>
-        <w:t>文字前處理：每個語句在送入模型前加入任務導向提示詞前綴：「Predict the sentiment intensity (−3 to 3, negative to positive) of the following text: [語句內容]」。此前綴能有效激活 DeBERTa 中與情感分析相關的先驗知識，提升模型對情感極性語境的感知能力。文字序列使用 DebertaV2Tokenizer 進行分詞，統一填補或截斷至 80 個詞元。音訊前處理：每幀音訊特徵（5 維）進行 L2 正規化，NaN 與 Inf 異常值替換為零，並記錄每個樣本的有效幀長度作為遮罩。視覺前處理：每幀視覺特徵（20 維）同樣進行 L2 正規化與異常值處理。在 BiLSTM 編碼器中使用 pack_padded_sequence 函數對可變長度序列進行壓縮處理，確保填補幀不參與計算，避免引入雜訊。</w:t>
+        <w:t>文字前處理：每個語句加入任務導向提示詞前綴：「Predict the sentiment intensity (−3 to 3, negative to positive) of the following text: ⟨語句⟩」。經 DebertaV2Tokenizer 分詞後填補至 80 個詞元。音訊／視覺前處理：L2 正規化、NaN/Inf 異常值替換為零、記錄有效幀長度作為遮罩；BiLSTM 編碼器使用 pack_padded_sequence 處理可變長度序列，確保填補幀不參與計算。</w:t>
       </w:r>
     </w:p>
     <w:p>
@@ -647,7 +647,7 @@
           <w:b/>
           <w:sz w:val="26"/>
         </w:rPr>
-        <w:t>3.3.1　語言骨幹模型：DeBERTa-v3-large</w:t>
+        <w:t>3.3.1　共享編碼層</w:t>
       </w:r>
     </w:p>
     <w:p>
@@ -659,7 +659,67 @@
         <w:rPr>
           <w:sz w:val="22"/>
         </w:rPr>
-        <w:t>本研究採用 DeBERTa-v3-large 作為文字編碼器。相較於標準 BERT 系列模型，DeBERTa 引入解耦注意力機制（Disentangled Attention），將詞元的內容表徵與相對位置編碼分離計算，避免傳統模型中位置資訊被均質化的問題，從而生成更精確的上下文語義表徵。此外，DeBERTa-v3 採用替換詞元偵測（Replaced Token Detection，RTD）預訓練目標，在相同計算成本下取得比遮罩語言模型（MLM）更豐富的語言理解能力。模型關鍵規格：隱藏維度 d_lang = 1,024，共 24 層 Transformer 編碼器層，總參數量約 400M。模型輸出完整的詞元隱藏狀態序列 H ∈ ℝ^(B×L×1024)，傳入下游的極性增強注意力（PEA）模組。</w:t>
+        <w:t>共享編碼層處理三模態原始輸入，輸出供下游所有 4 個分支使用。選擇「共享」而非「每分支獨立」是因為這部分參數量大、計算昂貴；若每個分支建立獨立副本將使模型膨脹至 1.6 GB+ 且訓練時間倍增，且分散的梯度訊號反而稀釋表徵學習。</w:t>
+      </w:r>
+    </w:p>
+    <w:p>
+      <w:pPr>
+        <w:spacing w:before="160" w:after="120"/>
+      </w:pPr>
+      <w:r>
+        <w:rPr>
+          <w:b/>
+          <w:sz w:val="23"/>
+        </w:rPr>
+        <w:t>3.3.1.1　DeBERTa-v3-large 文字骨幹</w:t>
+      </w:r>
+    </w:p>
+    <w:p>
+      <w:pPr>
+        <w:spacing w:after="120" w:line="360" w:lineRule="auto"/>
+        <w:ind w:firstLine="482"/>
+      </w:pPr>
+      <w:r>
+        <w:rPr>
+          <w:sz w:val="22"/>
+        </w:rPr>
+        <w:t>本模型採用 microsoft/deberta-v3-large，~400M 參數的 24 層 Transformer，隱藏維度 d_lang = 1024。DeBERTa 的解耦注意力機制（disentangled attention）將內容與相對位置編碼分離計算，在情感分析這類需要細緻語義理解的任務上明顯優於同等規模的 BERT/RoBERTa。輸入經 tokenizer 處理後固定填補至 80 個詞元；輸出完整詞元隱藏狀態 H ∈ ℝ^(B × L × 1024)。</w:t>
+      </w:r>
+    </w:p>
+    <w:p>
+      <w:pPr>
+        <w:spacing w:after="120" w:line="360" w:lineRule="auto"/>
+        <w:ind w:firstLine="482"/>
+      </w:pPr>
+      <w:r>
+        <w:rPr>
+          <w:sz w:val="22"/>
+        </w:rPr>
+        <w:t>為平衡訓練穩定性與微調效果，採用「漸進式層解凍」：前 1/3 訓練輪次（Epoch 1–20）凍結下層 6 層（Layers 0–5），僅微調上層 18 層；Epoch 20 後解凍下層，以骨幹學習率的一半（2 × 10⁻⁶）繼續訓練，並透過自定義 LambdaLR 排程器將解凍層的學習率延續主排程的 cosine 衰減曲線。</w:t>
+      </w:r>
+    </w:p>
+    <w:p>
+      <w:pPr>
+        <w:spacing w:before="160" w:after="120"/>
+      </w:pPr>
+      <w:r>
+        <w:rPr>
+          <w:b/>
+          <w:sz w:val="23"/>
+        </w:rPr>
+        <w:t>3.3.1.2　Audio／Vision BiLSTM 模態編碼器</w:t>
+      </w:r>
+    </w:p>
+    <w:p>
+      <w:pPr>
+        <w:spacing w:after="120" w:line="360" w:lineRule="auto"/>
+        <w:ind w:firstLine="482"/>
+      </w:pPr>
+      <w:r>
+        <w:rPr>
+          <w:sz w:val="22"/>
+        </w:rPr>
+        <w:t>音訊模態（COVAREP 5 維特徵，最大 375 幀）與視覺模態（FACET 20 維特徵，最大 500 幀）分別由獨立的 2 層雙向 LSTM 編碼，每方向隱藏狀態 128 維，最後時間步雙向拼接後線性投影至 d_modal = 128 維。兩個模態編碼器在訓練時參數獨立（不共享 LSTM 權重），因為音訊與視覺特徵的時間動態差異很大。BiLSTM 層間使用 dropout（rate = 0.2）正則化。</w:t>
       </w:r>
     </w:p>
     <w:p>
@@ -671,7 +731,7 @@
           <w:b/>
           <w:sz w:val="26"/>
         </w:rPr>
-        <w:t>3.3.2　極性增強注意力（PEA）</w:t>
+        <w:t>3.3.2　4 個並行分支（核心創新）</w:t>
       </w:r>
     </w:p>
     <w:p>
@@ -683,7 +743,7 @@
         <w:rPr>
           <w:sz w:val="22"/>
         </w:rPr>
-        <w:t>傳統的句子表徵提取方法（如直接取 [CLS] 表徵或對所有詞元取平均池化）均等對待句子中的每個詞元，忽略了情感資訊在語句中高度集中於特定詞元的特性——例如意見形容詞（「精彩」、「糟糕」）、情感副詞（「非常」、「完全」）以及情緒動詞（「愛」、「厭惡」）等。極性增強注意力（PEA）針對此問題設計了可學習的逐詞元情感閘值機制。</w:t>
+        <w:t>本模型的核心創新在於將「多模型集成的多樣性」內建於模型架構。4 個分支共享上游編碼結果（H、x_a、x_v），但各自獨立進行下游融合與預測。每個分支由四個子模組組成：PEA、SACF、共享投影層、三個任務頭。為確保分支之間的多樣性，採用三項設計：</w:t>
       </w:r>
     </w:p>
     <w:p>
@@ -695,7 +755,31 @@
         <w:rPr>
           <w:sz w:val="22"/>
         </w:rPr>
-        <w:t>對於第 i 個詞元的隱藏狀態 hᵢ，閘值計算如下：g_i = σ(W₂ · tanh(W₁ · hᵢ)) ∈ [0, 1]，其中 W₁ ∈ ℝ^(d/4 × d)、W₂ ∈ ℝ^(1 × d/4) 為可學習參數，σ 為 Sigmoid 激活函數。閘值 gᵢ 越接近 1，代表該詞元的情感顯著性越高。最終的極性加權句子表徵計算為：x_cls = Σᵢ mᵢ · (0.75 · hᵢ + 0.25 · hᵢ ⊙ gᵢ) / Σᵢ mᵢ，其中 mᵢ 為有效詞元遮罩，⊙ 為逐元素乘法。此設計保留了原始表徵的穩定性（75% 原始 + 25% 閘值調製），同時引入情感感知偏置，使高情感顯著性詞元對句子表徵貢獻更大。閘值向量 g ∈ ℝ^(B×L) 同時作為 SACF 模組中 Top-K 詞元選擇的依據，圖 3.2 詳示其計算流程。</w:t>
+        <w:t>（1）不同的 Dropout 率：Branch 1 = 0.150，Branch 2 = 0.195，Branch 3 = 0.105，Branch 4 = 0.225。不同 dropout 率讓每個分支在訓練時看到不同的有效子網路，導致收斂到不同的解空間。（2）不同的隨機初始化：所有獨立模組（PEA、SACF、Proj、Heads）採用 PyTorch 預設的隨機初始化，每個分支從不同點開始；此外，cls7 head 額外加入了不同強度的隨機擾動（× 0.001 ×（i+1））加速差異化。（3）Per-branch 損失：每個分支獨立計算其 cls7/cls2/reg 損失，強迫每個分支獨立勝任所有任務（不能依賴其他分支），這是分支多樣性的關鍵保證。</w:t>
+      </w:r>
+    </w:p>
+    <w:p>
+      <w:pPr>
+        <w:spacing w:before="160" w:after="120"/>
+      </w:pPr>
+      <w:r>
+        <w:rPr>
+          <w:b/>
+          <w:sz w:val="23"/>
+        </w:rPr>
+        <w:t>3.3.2.1　極性增強注意力（PEA）</w:t>
+      </w:r>
+    </w:p>
+    <w:p>
+      <w:pPr>
+        <w:spacing w:after="120" w:line="360" w:lineRule="auto"/>
+        <w:ind w:firstLine="482"/>
+      </w:pPr>
+      <w:r>
+        <w:rPr>
+          <w:sz w:val="22"/>
+        </w:rPr>
+        <w:t>PEA 模組為每個詞元學習一個情感顯著性閘值 g_i = σ(W₂ · tanh(W₁ · h_i)) ∈ [0, 1]，其中 W₁ ∈ ℝ^(d/4 × d)、W₂ ∈ ℝ^(1 × d/4) 為可學習參數。閘值越高代表詞元對情感判斷越重要（如「精彩」、「糟糕」、「非常」、「完全」等情感詞）。句子表徵透過閘值加權池化計算：x_cls = Σᵢ mᵢ · (0.75 · h_i + 0.25 · h_i ⊙ g_i) / Σᵢ mᵢ，保留 75% 原始表徵以維持語義穩定性，注入 25% 閘值調製訊號讓情感詞元獲得加強。閘值向量 g 同時作為下游 SACF 模組的 Top-K 詞元選擇依據。本模型 4 個分支各有獨立的 PEA 參數（W₁、W₂、dropout 不同），自然會學到略不同的情感閘值分佈。</w:t>
       </w:r>
     </w:p>
     <w:p>
@@ -706,7 +790,7 @@
       <w:r>
         <w:drawing>
           <wp:inline xmlns:a="http://schemas.openxmlformats.org/drawingml/2006/main" xmlns:pic="http://schemas.openxmlformats.org/drawingml/2006/picture">
-            <wp:extent cx="5486400" cy="2961390"/>
+            <wp:extent cx="5852160" cy="3158816"/>
             <wp:docPr id="3" name="Picture 3"/>
             <wp:cNvGraphicFramePr>
               <a:graphicFrameLocks noChangeAspect="1"/>
@@ -727,7 +811,7 @@
                   <pic:spPr>
                     <a:xfrm>
                       <a:off x="0" y="0"/>
-                      <a:ext cx="5486400" cy="2961390"/>
+                      <a:ext cx="5852160" cy="3158816"/>
                     </a:xfrm>
                     <a:prstGeom prst="rect"/>
                   </pic:spPr>
@@ -768,7 +852,7 @@
           <w:i/>
           <w:sz w:val="19"/>
         </w:rPr>
-        <w:t>上方排列的詞元（如 the / movie / was / truly / amazing）為 DeBERTa 輸出的隱藏狀態。兩層 MLP 閘值網路為每個詞元計算情感顯著性 gᵢ ∈ [0, 1]：amazing（0.95）與 truly（0.85）顯著高於 the（0.10）。加權公式 x_cls = 0.75h + 0.25h⊙g 確保情感關鍵詞元的表達被強化。</w:t>
+        <w:t>PEA 為每個 DeBERTa 詞元計算情感顯著性閘值 g_i ∈ [0, 1]：「amazing」（高 g）、「the」（低 g）。加權池化公式 x_cls = 0.75 h + 0.25 h ⊙ g 確保情感關鍵詞元的表達被強化。</w:t>
       </w:r>
     </w:p>
     <w:p>
@@ -778,9 +862,9 @@
       <w:r>
         <w:rPr>
           <w:b/>
-          <w:sz w:val="26"/>
+          <w:sz w:val="23"/>
         </w:rPr>
-        <w:t>3.3.3　模態編碼器（Modality Encoders）</w:t>
+        <w:t>3.3.2.2　情感感知跨模態注意力（SACF）</w:t>
       </w:r>
     </w:p>
     <w:p>
@@ -792,19 +876,7 @@
         <w:rPr>
           <w:sz w:val="22"/>
         </w:rPr>
-        <w:t>音訊與視覺序列分別由獨立的兩層雙向 LSTM（BiLSTM）進行編碼，以捕捉每個模態時序資訊中的前向與後向依賴關係。對於輸入序列（音訊維度 = 5、視覺維度 = 20），BiLSTM 在每個時間步輸出前向與後向隱藏狀態，最後時間步的雙向隱藏狀態拼接後通過線性投影層映射至統一的模態表徵空間（d_modal = 128），分別得到音訊表徵 x_a ∈ ℝ^(B×128) 與視覺表徵 x_v ∈ ℝ^(B×128)。由於 CMU-MOSI 為非對齊資料集，各樣本序列長度不一，因此採用 pack_padded_sequence 函數對批次內的樣本進行壓縮處理，確保填補幀（padding frames）不參與 LSTM 計算，有效避免雜訊干擾。BiLSTM 層間使用 dropout（rate = 0.2）進行正則化。</w:t>
-      </w:r>
-    </w:p>
-    <w:p>
-      <w:pPr>
-        <w:spacing w:before="160" w:after="120"/>
-      </w:pPr>
-      <w:r>
-        <w:rPr>
-          <w:b/>
-          <w:sz w:val="26"/>
-        </w:rPr>
-        <w:t>3.3.4　情感感知跨模態注意力（SACF）</w:t>
+        <w:t>SACF 是本研究的核心創新模組，負責將語言訊號與音訊／視覺進行跨模態融合。傳統做法直接以 [CLS] 表徵作為固定查詢向量，但這混合了句子的全域語義，未能聚焦於情感相關內容。SACF 改以「情感感知查詢」取代 [CLS]，分四步驟完成融合（圖 3.3）：</w:t>
       </w:r>
     </w:p>
     <w:p>
@@ -816,7 +888,7 @@
         <w:rPr>
           <w:sz w:val="22"/>
         </w:rPr>
-        <w:t>SACF 是本研究的核心創新模組。傳統跨模態注意力機制通常直接以語言模型的 [CLS] 表徵作為固定查詢向量，對音訊與視覺特徵進行注意力計算；然而 [CLS] 表徵混合了句子的全域語義資訊，未能有針對性地聚焦於情感相關內容。SACF 提出以情感感知查詢（Sentiment-Aware Query）取代 [CLS]，確保跨模態融合由語言訊號中最具情感顯著性的部分驅動。完整計算流程分為四個步驟（見圖 3.3）。</w:t>
+        <w:t>步驟 1（Top-K 詞元選擇）：根據 PEA 閘值取出前 K = 5 個情感顯著詞元，提取 H_topk ∈ ℝ^(B × 5 × 1024)。步驟 2（情感查詢構建）：對 H_topk 計算注意力加權平均，生成 q_sa = Σ_k softmax(W_attn · H_topk)_k · H_topk,k ∈ ℝ^(B × 1024)。步驟 3（縮放點積跨模態注意力）：以 q_sa 為查詢，音訊與視覺投影後拼接為 KV = [W_a · x_a ; W_v · x_v] ∈ ℝ^(B × 2 × 1024)，計算 x̂ = softmax(q_sa · KV^T / √d) · KV。步驟 4（閘值殘差融合）：z = FFN(x_cls + x̂)；g_w = σ(W_g · [x_cls ; z])；輸出 f = LayerNorm(x_cls + Dropout(g_w ⊙ z)) ∈ ℝ^(B × 1024)。</w:t>
       </w:r>
     </w:p>
     <w:p>
@@ -828,7 +900,7 @@
         <w:rPr>
           <w:sz w:val="22"/>
         </w:rPr>
-        <w:t>步驟一（Top-K 詞元選擇）：根據 PEA 輸出的閘值向量 g，選取閘值最高的 K = 5 個詞元索引集合 I = TopK(g, K=5)，提取對應的隱藏狀態子集 H_topk = H[I] ∈ ℝ^(B×K×1024)。步驟二（情感查詢向量構建）：對 H_topk 中的 K 個詞元計算注意力加權平均，生成情感查詢向量 q_sa = Σ_k softmax(W_attn · H_topk)_k · H_topk,k ∈ ℝ^(B×1024)，此查詢向量集中了句子中最具情感判別力的語義資訊。步驟三（縮放點積跨模態注意力）：以 q_sa 作為查詢（Q），音訊與視覺表徵線性投影後拼接為鍵值對 KV = [W_a · x_a ; W_v · x_v] ∈ ℝ^(B×2×1024)，計算縮放點積注意力 x̂ = softmax(q_sa · KV^T / √d) · KV，得到跨模態融合上下文向量 x̂ ∈ ℝ^(B×1024)。步驟四（閘值殘差融合）：計算 z = FFN(x_cls + x̂) 與融合閘值 g_w = σ(W_g · [x_cls ; z])，最終輸出 f = LayerNorm(x_cls + Dropout(g_w ⊙ z)) ∈ ℝ^(B×1024)。</w:t>
+        <w:t>4 個分支的 SACF 模組擁有完全獨立的參數（audio_map、vision_map、token_attn、ffn、gate、norm），在跨模態融合的細節上呈現不同的注意力分佈，這是內部 ensemble 增益的主要來源。</w:t>
       </w:r>
     </w:p>
     <w:p>
@@ -839,7 +911,7 @@
       <w:r>
         <w:drawing>
           <wp:inline xmlns:a="http://schemas.openxmlformats.org/drawingml/2006/main" xmlns:pic="http://schemas.openxmlformats.org/drawingml/2006/picture">
-            <wp:extent cx="5486400" cy="3367261"/>
+            <wp:extent cx="5852160" cy="3591745"/>
             <wp:docPr id="4" name="Picture 4"/>
             <wp:cNvGraphicFramePr>
               <a:graphicFrameLocks noChangeAspect="1"/>
@@ -860,7 +932,7 @@
                   <pic:spPr>
                     <a:xfrm>
                       <a:off x="0" y="0"/>
-                      <a:ext cx="5486400" cy="3367261"/>
+                      <a:ext cx="5852160" cy="3591745"/>
                     </a:xfrm>
                     <a:prstGeom prst="rect"/>
                   </pic:spPr>
@@ -901,7 +973,31 @@
           <w:i/>
           <w:sz w:val="19"/>
         </w:rPr>
-        <w:t>步驟 1：從 PEA 閘值中選出 K=5 個情感顯著詞元；步驟 2：構建情感查詢向量 q_sa；步驟 3：以 q_sa 為查詢、音訊與視覺表徵為鍵值對執行縮放點積注意力；步驟 4：閘值控制殘差融合並經 LayerNorm 輸出最終融合表徵 f。</w:t>
+        <w:t>步驟 1：從 PEA 閘值中選出 K=5 個情感顯著詞元；步驟 2：構建情感查詢 q_sa；步驟 3：以 q_sa 為查詢、音訊／視覺為鍵值對進行跨模態注意力；步驟 4：閘值控制殘差融合並 LayerNorm 輸出 f。</w:t>
+      </w:r>
+    </w:p>
+    <w:p>
+      <w:pPr>
+        <w:spacing w:before="160" w:after="120"/>
+      </w:pPr>
+      <w:r>
+        <w:rPr>
+          <w:b/>
+          <w:sz w:val="23"/>
+        </w:rPr>
+        <w:t>3.3.2.3　共享投影層與多工預測頭</w:t>
+      </w:r>
+    </w:p>
+    <w:p>
+      <w:pPr>
+        <w:spacing w:after="120" w:line="360" w:lineRule="auto"/>
+        <w:ind w:firstLine="482"/>
+      </w:pPr>
+      <w:r>
+        <w:rPr>
+          <w:sz w:val="22"/>
+        </w:rPr>
+        <w:t>融合表徵 f ∈ ℝ^(B × 1024) 通過共享投影模組壓縮：Linear(1024 → 512) → LayerNorm → GELU → Dropout(per-branch)，輸出 e ∈ ℝ^(B × 512)。「共享投影」的「共享」指同一分支內三個任務頭共用此 e，並非跨分支共享參數。三個任務頭從 e 分支出去：（i）cls7 頭 Linear(512 → 7) 輸出 7 類情感 logits；（ii）cls2 頭 Linear(512 → 2) 輸出正負面 logits；（iii）reg 頭兩層 MLP + Tanh × 3，輸出限制在 [−3, +3] 範圍的連續強度。多任務聯合學習能讓模型同時學習離散分類與連續強度，互相監督下提升表徵品質。</w:t>
       </w:r>
     </w:p>
     <w:p>
@@ -913,7 +1009,7 @@
           <w:b/>
           <w:sz w:val="26"/>
         </w:rPr>
-        <w:t>3.3.5　共享投影層與多工預測頭</w:t>
+        <w:t>3.3.3　內部集成（Internal Ensemble）</w:t>
       </w:r>
     </w:p>
     <w:p>
@@ -925,7 +1021,7 @@
         <w:rPr>
           <w:sz w:val="22"/>
         </w:rPr>
-        <w:t>融合表徵 f ∈ ℝ^(B×1024) 通過共享投影模組進行維度壓縮與特徵精煉：Linear(1024 → 512) → LayerNorm → GELU → Dropout(0.15)，輸出統一的共享表徵 e ∈ ℝ^(B×512)。三個獨立的任務預測頭從 e 分支出去，各自針對不同的預測目標進行優化：（i）七分類頭：線性層 ŷ₇ = W₇ · e ∈ ℝ^(B×7)，輸出各情感類別的 logit 分數；（ii）二分類頭：線性層 ŷ₂ = W₂ · e ∈ ℝ^(B×2)，輸出正負情感的 logit 分數；（iii）回歸頭：兩層 MLP 後接 Tanh 縮放，r̂ = 3 · tanh(W_r2 · GELU(W_r1 · e)) ∈ ℝ^B，將輸出範圍限制在 [−3, +3] 以匹配標籤範圍。多工學習的設計使模型能夠同時從分類與回歸監督訊號中學習，提升對情感強度的整體理解能力。</w:t>
+        <w:t>推斷時，4 個分支的輸出在模型內部進行算術平均：cls7_logits = (l7₁ + l7₂ + l7₃ + l7₄) / 4，cls2 與 reg 同樣方式平均。最終預測 ŷ = argmax(cls7_logits)，無任何後處理校正項。這個過程整合在模型 forward() 內部，使外部呼叫者完全不需要知道內部有 4 個分支。對外是「一個」模型；對內是「4 個並行專家」 + 集成邏輯。</w:t>
       </w:r>
     </w:p>
     <w:p>
@@ -949,7 +1045,7 @@
         <w:rPr>
           <w:sz w:val="22"/>
         </w:rPr>
-        <w:t>本研究採用多項互補的訓練技術，在確保零資料洩漏的前提下最大化模型效能。整體訓練流程分為三個主要階段：漸進式層解凍階段（Epoch 1–20）、全模型微調階段（Epoch 20–60），以及隨機權重平均窗口（Epoch 42–60）。訓練過程中持續維護指數移動平均（EMA）影子模型作為最終推斷的基礎，確保模型參數的平滑性與穩定性。圖 3.4 概覽完整訓練時間軸與推斷前處理鏈。</w:t>
+        <w:t>本研究採用多項互補的訓練技術，在零資料洩漏前提下最大化 SACFFinalModel 效能。整體訓練流程分為三個階段：漸進式層解凍（Epoch 1–20）、全模型微調（Epoch 20–60）、以及隨機權重平均視窗（Epoch 42–60）。訓練全程維護 EMA 影子模型作為最終推斷的基礎，圖 3.4 概覽完整訓練時間軸。</w:t>
       </w:r>
     </w:p>
     <w:p>
@@ -960,7 +1056,7 @@
       <w:r>
         <w:drawing>
           <wp:inline xmlns:a="http://schemas.openxmlformats.org/drawingml/2006/main" xmlns:pic="http://schemas.openxmlformats.org/drawingml/2006/picture">
-            <wp:extent cx="5486400" cy="2120814"/>
+            <wp:extent cx="5852160" cy="2507726"/>
             <wp:docPr id="5" name="Picture 5"/>
             <wp:cNvGraphicFramePr>
               <a:graphicFrameLocks noChangeAspect="1"/>
@@ -981,7 +1077,7 @@
                   <pic:spPr>
                     <a:xfrm>
                       <a:off x="0" y="0"/>
-                      <a:ext cx="5486400" cy="2120814"/>
+                      <a:ext cx="5852160" cy="2507726"/>
                     </a:xfrm>
                     <a:prstGeom prst="rect"/>
                   </pic:spPr>
@@ -1009,7 +1105,7 @@
           <w:b/>
           <w:sz w:val="20"/>
         </w:rPr>
-        <w:t>訓練策略全景：漸進解凍、EMA、SWA 與學習率排程</w:t>
+        <w:t>SACFFinalModel 訓練策略全景</w:t>
       </w:r>
       <w:r>
         <w:rPr>
@@ -1022,7 +1118,7 @@
           <w:i/>
           <w:sz w:val="19"/>
         </w:rPr>
-        <w:t>左圖：訓練時間軸與學習率排程，包含 6% warmup、cosine 退火、Phase 1（凍結下層）、Phase 2（全模型微調）與 SWA 視窗（紫色區，Epoch 42–60）。右圖：EMA → SWA → TTA → 多種子集成 → 多版本集成的推斷前處理鏈。</w:t>
+        <w:t>左：訓練時間軸與學習率排程，含 Phase 1（凍結下層）、Phase 2（全模型）、SWA 視窗。右：訓練 → EMA → SWA → TTA → 內部 ensemble → 單一 sacf_final.pt 的完整流程。</w:t>
       </w:r>
     </w:p>
     <w:p>
@@ -1034,7 +1130,7 @@
           <w:b/>
           <w:sz w:val="26"/>
         </w:rPr>
-        <w:t>3.4.1　漸進式層解凍策略</w:t>
+        <w:t>3.4.1　漸進式層解凍與差分學習率</w:t>
       </w:r>
     </w:p>
     <w:p>
@@ -1046,31 +1142,7 @@
         <w:rPr>
           <w:sz w:val="22"/>
         </w:rPr>
-        <w:t>大規模預訓練語言模型的微調面臨「災難性遺忘（Catastrophic Forgetting）」風險，即模型在快速適應下游任務時覆蓋預訓練中習得的底層語言特徵。為解決此問題，本研究採用漸進式層解凍策略。在訓練前 1/3（Epoch 1–20）階段，DeBERTa 的下層 6 層（Layers 0–5）被完全凍結，此時僅上層 18 層、模態編碼器、融合模組與預測頭參與梯度更新。這使得任務相關的高層語義表徵先行收斂，避免隨機初始化的任務頭在早期訓練中對底層特徵造成不可逆的破壞。在第 20 個 epoch，凍結層被釋放，以主幹學習率的一半（lr = 2 × 10⁻⁶）重新接入訓練。通過自定義的 LambdaLR 排程器，解凍層的學習率延續已進行到一半的 cosine 退火曲線，確保平滑過渡。</w:t>
-      </w:r>
-    </w:p>
-    <w:p>
-      <w:pPr>
-        <w:spacing w:before="160" w:after="120"/>
-      </w:pPr>
-      <w:r>
-        <w:rPr>
-          <w:b/>
-          <w:sz w:val="26"/>
-        </w:rPr>
-        <w:t>3.4.2　差分學習率設計</w:t>
-      </w:r>
-    </w:p>
-    <w:p>
-      <w:pPr>
-        <w:spacing w:after="120" w:line="360" w:lineRule="auto"/>
-        <w:ind w:firstLine="482"/>
-      </w:pPr>
-      <w:r>
-        <w:rPr>
-          <w:sz w:val="22"/>
-        </w:rPr>
-        <w:t>不同模組對學習率的敏感度存在本質差異：預訓練的語言骨幹模型需要小步長微調以保護已習得特徵，而隨機初始化的任務相關模組（編碼器、融合層、預測頭）則需要更大的學習率以快速收斂。本研究為各參數群組設定獨立學習率，詳見表 3.2。</w:t>
+        <w:t>前 1/3 輪次（Epoch 1–20）凍結 DeBERTa 下層 6 層，僅微調上層 18 層、模態編碼器、4 個分支模組與預測頭，使任務相關高層語義先行收斂，避免隨機初始化的任務模組對底層特徵造成不可逆破壞。Epoch 20 解凍下層，以主幹學習率一半（2 × 10⁻⁶）重新接入訓練。差分學習率設計：DeBERTa 上層 4 × 10⁻⁶（保護預訓練特徵）、解凍下層 2 × 10⁻⁶、其他模組（4 分支 + 模態編碼器）8 × 10⁻⁵（隨機初始化需快速收斂）。</w:t>
       </w:r>
     </w:p>
     <w:p>
@@ -1108,7 +1180,7 @@
       <w:tr>
         <w:tc>
           <w:tcPr>
-            <w:tcW w:type="dxa" w:w="3456"/>
+            <w:tcW w:type="dxa" w:w="4320"/>
             <w:vAlign w:val="center"/>
           </w:tcPr>
           <w:p>
@@ -1146,7 +1218,7 @@
         </w:tc>
         <w:tc>
           <w:tcPr>
-            <w:tcW w:type="dxa" w:w="3744"/>
+            <w:tcW w:type="dxa" w:w="2880"/>
             <w:vAlign w:val="center"/>
           </w:tcPr>
           <w:p>
@@ -1167,7 +1239,7 @@
       <w:tr>
         <w:tc>
           <w:tcPr>
-            <w:tcW w:type="dxa" w:w="3456"/>
+            <w:tcW w:type="dxa" w:w="4320"/>
             <w:vAlign w:val="center"/>
           </w:tcPr>
           <w:p>
@@ -1203,7 +1275,7 @@
         </w:tc>
         <w:tc>
           <w:tcPr>
-            <w:tcW w:type="dxa" w:w="3744"/>
+            <w:tcW w:type="dxa" w:w="2880"/>
             <w:vAlign w:val="center"/>
           </w:tcPr>
           <w:p>
@@ -1215,7 +1287,7 @@
               <w:rPr>
                 <w:sz w:val="19"/>
               </w:rPr>
-              <w:t>微調預訓練語義表徵，保留上下文理解能力</w:t>
+              <w:t>微調預訓練語義表徵</w:t>
             </w:r>
           </w:p>
         </w:tc>
@@ -1223,7 +1295,7 @@
       <w:tr>
         <w:tc>
           <w:tcPr>
-            <w:tcW w:type="dxa" w:w="3456"/>
+            <w:tcW w:type="dxa" w:w="4320"/>
             <w:vAlign w:val="center"/>
           </w:tcPr>
           <w:p>
@@ -1259,7 +1331,7 @@
         </w:tc>
         <w:tc>
           <w:tcPr>
-            <w:tcW w:type="dxa" w:w="3744"/>
+            <w:tcW w:type="dxa" w:w="2880"/>
             <w:vAlign w:val="center"/>
           </w:tcPr>
           <w:p>
@@ -1271,7 +1343,7 @@
               <w:rPr>
                 <w:sz w:val="19"/>
               </w:rPr>
-              <w:t>保護底層語言特徵，防止災難性遺忘</w:t>
+              <w:t>保護底層語言特徵防遺忘</w:t>
             </w:r>
           </w:p>
         </w:tc>
@@ -1279,7 +1351,7 @@
       <w:tr>
         <w:tc>
           <w:tcPr>
-            <w:tcW w:type="dxa" w:w="3456"/>
+            <w:tcW w:type="dxa" w:w="4320"/>
             <w:vAlign w:val="center"/>
           </w:tcPr>
           <w:p>
@@ -1291,7 +1363,7 @@
               <w:rPr>
                 <w:sz w:val="19"/>
               </w:rPr>
-              <w:t>模態編碼器 + 融合模組 + 預測頭</w:t>
+              <w:t>BiLSTM + 4 × (PEA, SACF, Proj, Heads)</w:t>
             </w:r>
           </w:p>
         </w:tc>
@@ -1315,7 +1387,7 @@
         </w:tc>
         <w:tc>
           <w:tcPr>
-            <w:tcW w:type="dxa" w:w="3744"/>
+            <w:tcW w:type="dxa" w:w="2880"/>
             <w:vAlign w:val="center"/>
           </w:tcPr>
           <w:p>
@@ -1327,7 +1399,7 @@
               <w:rPr>
                 <w:sz w:val="19"/>
               </w:rPr>
-              <w:t>隨機初始化模組需快速適應任務目標</w:t>
+              <w:t>隨機初始化模組需快速適應</w:t>
             </w:r>
           </w:p>
         </w:tc>
@@ -1347,7 +1419,7 @@
           <w:b/>
           <w:sz w:val="26"/>
         </w:rPr>
-        <w:t>3.4.3　多工損失函數與序數地球移動距離損失</w:t>
+        <w:t>3.4.2　多分支聯合損失設計</w:t>
       </w:r>
     </w:p>
     <w:p>
@@ -1359,31 +1431,7 @@
         <w:rPr>
           <w:sz w:val="22"/>
         </w:rPr>
-        <w:t>本研究的總訓練目標結合四個損失項：L = L_cls7 + 0.3 · L_cls2 + 0.4 · L_reg + 0.05 · L_KL。七分類損失 L_cls7 是核心創新，採用焦點損失與序數 EMD 損失的加權組合：L_cls7 = 0.75 · L_focal + 0.25 · L_EMD（圖 3.5）。</w:t>
-      </w:r>
-    </w:p>
-    <w:p>
-      <w:pPr>
-        <w:spacing w:after="120" w:line="360" w:lineRule="auto"/>
-        <w:ind w:firstLine="482"/>
-      </w:pPr>
-      <w:r>
-        <w:rPr>
-          <w:sz w:val="22"/>
-        </w:rPr>
-        <w:t>焦點損失（Focal Loss）：標準交叉熵配合類別平衡權重 w_c = clip(N / (7·n_c), 0.5, 3.0) 與標籤平滑（ε = 0.05），並引入焦點因子（γ = 2.0）降低易分類樣本的損失貢獻，使模型更專注於困難樣本的學習。序數 EMD 損失（Ordinal Earth Mover's Distance Loss）：針對情感強度預測的序數特性設計，通過比較預測概率分布與真實標籤的累積分布函數（CDF）之間的 L1 距離來度量誤差：L_EMD = (1 / (N · 6)) · Σᵢ Σ_{c=1}^{6} |F̂ᵢ(c) − Fᵢ(c)|，其中 Fᵢ(c) 為真實標籤的階梯 CDF，F̂ᵢ(c) 為預測 CDF。此損失函數的優勢在於：預測類別距離真實類別越遠，懲罰越大；相鄰類別的誤判（如將 +1 誤判為 0）受到輕微懲罰，而跨越極端的誤判（如將 +3 誤判為 −3）則受到最大懲罰，更符合情感強度的連續性本質。</w:t>
-      </w:r>
-    </w:p>
-    <w:p>
-      <w:pPr>
-        <w:spacing w:after="120" w:line="360" w:lineRule="auto"/>
-        <w:ind w:firstLine="482"/>
-      </w:pPr>
-      <w:r>
-        <w:rPr>
-          <w:sz w:val="22"/>
-        </w:rPr>
-        <w:t>R-Drop 正則化（L_KL）：對同一批次樣本執行兩次隨機前向傳播（dropout 不同），最小化兩次輸出分布的對稱 KL 散度，強化模型在 dropout 條件下的預測一致性，等效於對模型進行隱式的資料增強與正則化。二分類輔助損失 L_cls2（權重 0.3）與回歸損失 L_reg（SmoothL1，權重 0.4）提供額外的監督訊號，協助模型同時學習情感的正負方向與連續強度。</w:t>
+        <w:t>SACFFinalModel 的訓練損失由四個組件構成（圖 3.5）：L_total = 0.5 · L_mean + 0.5 · L_per_branch + 0.01 · L_diversity + 0.05 · L_R-Drop。這個複合損失同時優化「分支獨立勝任」、「集成輸出最佳」、「分支多樣化」、「預測穩健性」四個目標。</w:t>
       </w:r>
     </w:p>
     <w:p>
@@ -1394,7 +1442,7 @@
       <w:r>
         <w:drawing>
           <wp:inline xmlns:a="http://schemas.openxmlformats.org/drawingml/2006/main" xmlns:pic="http://schemas.openxmlformats.org/drawingml/2006/picture">
-            <wp:extent cx="5486400" cy="1865283"/>
+            <wp:extent cx="5852160" cy="2135309"/>
             <wp:docPr id="6" name="Picture 6"/>
             <wp:cNvGraphicFramePr>
               <a:graphicFrameLocks noChangeAspect="1"/>
@@ -1415,7 +1463,7 @@
                   <pic:spPr>
                     <a:xfrm>
                       <a:off x="0" y="0"/>
-                      <a:ext cx="5486400" cy="1865283"/>
+                      <a:ext cx="5852160" cy="2135309"/>
                     </a:xfrm>
                     <a:prstGeom prst="rect"/>
                   </pic:spPr>
@@ -1443,7 +1491,7 @@
           <w:b/>
           <w:sz w:val="20"/>
         </w:rPr>
-        <w:t>多工損失函數設計：組成、權重與 EMD 序數懲罰矩陣</w:t>
+        <w:t>SACFFinalModel 多分支損失函數設計</w:t>
       </w:r>
       <w:r>
         <w:rPr>
@@ -1456,7 +1504,31 @@
           <w:i/>
           <w:sz w:val="19"/>
         </w:rPr>
-        <w:t>左：七分類損失由 75% Focal Loss 與 25% EMD Loss 組成。中：四項損失的相對權重。右：7×7 EMD 序數懲罰矩陣，對角線為 0，反對角線（−3 ↔ +3）懲罰最大。</w:t>
+        <w:t>左：兩主損失 50/50 配比（L_per_branch 與 L_mean）。中：四項損失的相對權重。右：EMD 序數懲罰矩陣，對角線為 0、跨距遠（-3↔+3）懲罰最大。</w:t>
+      </w:r>
+    </w:p>
+    <w:p>
+      <w:pPr>
+        <w:spacing w:after="120" w:line="360" w:lineRule="auto"/>
+        <w:ind w:firstLine="482"/>
+      </w:pPr>
+      <w:r>
+        <w:rPr>
+          <w:sz w:val="22"/>
+        </w:rPr>
+        <w:t>（1）L_per_branch：對每個分支 i = 1..4 獨立計算 L_branch_i = 0.75 · Focal(l7_i, y₇) + 0.25 · EMD(l7_i, y₇) + 0.3 · CE(l2_i, y₂) + 0.4 · SmoothL1(reg_i, y_reg)，再對 4 分支取平均。此項強迫每個分支自身就是個能勝任全部任務的好預測器，避免「退化」為僅學習部分樣本。Focal Loss 配置 γ = 2.0、類別平衡權重 [0.5, 3.0]、標籤平滑 ε = 0.05；Ordinal EMD Loss 將「跨距遠的誤判」（如 +3 預測為 −3）懲罰提升至最大，更符合情感強度的連續性本質。</w:t>
+      </w:r>
+    </w:p>
+    <w:p>
+      <w:pPr>
+        <w:spacing w:after="120" w:line="360" w:lineRule="auto"/>
+        <w:ind w:firstLine="482"/>
+      </w:pPr>
+      <w:r>
+        <w:rPr>
+          <w:sz w:val="22"/>
+        </w:rPr>
+        <w:t>（2）L_mean：對 4 分支「先平均再算損失」，計算 l7_mean = (l7₁ + l7₂ + l7₃ + l7₄) / 4，再以 0.75 · Focal + 0.25 · EMD 等對 mean 套用。此項是「集成輸出本身」被直接優化的關鍵——讓 4 分支「合作」最大化集成預測正確性，而不只是各自為政。（3）L_diversity：用「分支間 cosine similarity 平均」作為輕度懲罰：L_div = (1 / C(4, 2)) · Σ_{i&lt;j} cos(l7_i, l7_j)，權重 0.01。若沒有此懲罰，4 個分支可能逐漸收斂到相同的函數使集成失去意義。（4）L_R-Drop：對同一 batch 跑兩次 forward（不同 dropout 遮罩），計算對稱 KL 散度作為一致性懲罰，權重 0.05。</w:t>
       </w:r>
     </w:p>
     <w:p>
@@ -1468,7 +1540,7 @@
           <w:b/>
           <w:sz w:val="26"/>
         </w:rPr>
-        <w:t>3.4.4　指數移動平均（EMA）與隨機權重平均（SWA）</w:t>
+        <w:t>3.4.3　EMA 與 SWA</w:t>
       </w:r>
     </w:p>
     <w:p>
@@ -1480,7 +1552,7 @@
         <w:rPr>
           <w:sz w:val="22"/>
         </w:rPr>
-        <w:t>隨機梯度下降優化過程中的參數噪音會導致模型收斂至尖銳（sharp）損失盆地，在訓練集上表現良好但泛化能力有限。本研究採用兩層參數平均機制來緩解此問題。指數移動平均（EMA）：在整個訓練過程中維護一個影子模型，每步更新 θ_shadow ← μ · θ_shadow + (1 − μ) · θ，其中衰減因子 μ = 0.9995，有效平滑高頻參數波動，生成更穩定的模型表徵。隨機權重平均（SWA）：從第 42 個 epoch 起，每 2 個 epoch 收集一次 EMA 影子模型的權重快照，共收集 10 個快照（Epoch 42、44、46、…、60）。訓練結束後，10 個快照進行算術平均得到 SWA 模型：θ_SWA = (1 / 10) · Σ_t θ_EMA^(t)。SWA 模型佔據比任何單一 checkpoint 更平坦（flat）的損失盆地，在平坦區域的泛化能力顯著優於尖銳極值，從而在測試集上取得更好的效能。</w:t>
+        <w:t>指數移動平均（EMA, μ = 0.9995）與隨機權重平均（SWA）共同作為兩層參數平滑機制。EMA 在訓練全程維護影子模型，每步更新 θ_shadow ← μ · θ_shadow + (1 − μ) · θ；SWA 從 Epoch 42 起每 2 個 epoch 收集一次 EMA 影子模型快照（共 10 個快照）。訓練結束後，10 個快照進行算術平均得到最終的 SACFFinalModel 參數：θ_SWA = (1 / 10) · Σ_t θ_EMA^(t)。SWA 模型佔據比任何單一 checkpoint 更平坦的損失盆地，泛化能力顯著優於尖銳極值。</w:t>
       </w:r>
     </w:p>
     <w:p>
@@ -1492,7 +1564,7 @@
           <w:b/>
           <w:sz w:val="32"/>
         </w:rPr>
-        <w:t>3.5　推斷流程與多版本集成</w:t>
+        <w:t>3.5　推斷流程</w:t>
       </w:r>
     </w:p>
     <w:p>
@@ -1504,103 +1576,7 @@
         <w:rPr>
           <w:sz w:val="22"/>
         </w:rPr>
-        <w:t>在嚴格零資料洩漏與無條件分類準確度的雙重約束下，本研究的推斷流程僅包含對全部測試樣本一視同仁的兩類增強技術：測試時間增強（TTA）與多層級集成（多種子 + 多版本）。這兩項技術皆不過濾任何測試樣本、不依據測試集任何資訊調整參數，並對所有 686 筆測試樣本執行完整的預測，最終以 raw argmax 取得類別預測（無任何 logit 校正）。圖 3.6 呈現完整的推斷流程。</w:t>
-      </w:r>
-    </w:p>
-    <w:p>
-      <w:pPr>
-        <w:spacing w:before="160" w:after="120"/>
-      </w:pPr>
-      <w:r>
-        <w:rPr>
-          <w:b/>
-          <w:sz w:val="26"/>
-        </w:rPr>
-        <w:t>3.5.1　測試時間增強（TTA）</w:t>
-      </w:r>
-    </w:p>
-    <w:p>
-      <w:pPr>
-        <w:spacing w:after="120" w:line="360" w:lineRule="auto"/>
-        <w:ind w:firstLine="482"/>
-      </w:pPr>
-      <w:r>
-        <w:rPr>
-          <w:sz w:val="22"/>
-        </w:rPr>
-        <w:t>測試時間增強（Test-Time Augmentation，TTA）利用模型內建的 Dropout 機制在推斷階段引入受控的隨機性，實現無標籤的預測方差降低。具體做法：推斷時保持模型處於訓練模式（model.train()）使 Dropout 層持續激活，對同一測試樣本執行 T_TTA = 5 次獨立的隨機前向傳播。每次傳播因 Dropout 遮罩不同而產生略有差異的 logits，對 5 次結果取均值：L̂_TTA = (1/5) · Σ_t f_θ(x ; dropout active)。此方法等效於蒙特卡羅 Dropout（MC Dropout）推斷，能有效平均掉單次推斷中的隨機誤差，提升預測穩定性。</w:t>
-      </w:r>
-    </w:p>
-    <w:p>
-      <w:pPr>
-        <w:spacing w:before="160" w:after="120"/>
-      </w:pPr>
-      <w:r>
-        <w:rPr>
-          <w:b/>
-          <w:sz w:val="26"/>
-        </w:rPr>
-        <w:t>3.5.2　多種子模型集成</w:t>
-      </w:r>
-    </w:p>
-    <w:p>
-      <w:pPr>
-        <w:spacing w:after="120" w:line="360" w:lineRule="auto"/>
-        <w:ind w:firstLine="482"/>
-      </w:pPr>
-      <w:r>
-        <w:rPr>
-          <w:sz w:val="22"/>
-        </w:rPr>
-        <w:t>集成學習（Ensemble Learning）通過融合多個獨立訓練的模型來降低預測方差，是提升模型泛化能力的經典策略。本研究在每個訓練協議下以三個不同隨機種子獨立訓練三個 SWA 模型，種子控制了模型的初始化隨機性、訓練批次順序以及 Dropout 遮罩序列。三個模型的 TTA 平均 logits 進行均值融合：L̄₇^(version) = (1/3) · Σ_s L̂_TTA^(s)。種子多樣性有效降低了單一隨機初始化可能帶來的運氣成分，為集成結果提供了更可靠的統計期望值。</w:t>
-      </w:r>
-    </w:p>
-    <w:p>
-      <w:pPr>
-        <w:spacing w:before="160" w:after="120"/>
-      </w:pPr>
-      <w:r>
-        <w:rPr>
-          <w:b/>
-          <w:sz w:val="26"/>
-        </w:rPr>
-        <w:t>3.5.3　多版本集成（Cross-Version Ensemble）</w:t>
-      </w:r>
-    </w:p>
-    <w:p>
-      <w:pPr>
-        <w:spacing w:after="120" w:line="360" w:lineRule="auto"/>
-        <w:ind w:firstLine="482"/>
-      </w:pPr>
-      <w:r>
-        <w:rPr>
-          <w:sz w:val="22"/>
-        </w:rPr>
-        <w:t>在多種子集成（同一訓練協議、不同初始化）之外，本研究進一步引入多版本集成作為突破單一架構效能上限的核心策略。多版本集成的動機在於：不同訓練協議（如 TTA 次數、外部預訓練骨幹、隨機種子組合）會收斂至略微不同的決策邊界，彼此間的互補性可在不引入新訓練樣本與不施加後處理校正的前提下，進一步降低集成預測的變異。本研究最終提交的多版本集成包含四個版本，分別代表四種訓練協議：</w:t>
-      </w:r>
-    </w:p>
-    <w:p>
-      <w:pPr>
-        <w:spacing w:after="120" w:line="360" w:lineRule="auto"/>
-        <w:ind w:firstLine="482"/>
-      </w:pPr>
-      <w:r>
-        <w:rPr>
-          <w:sz w:val="22"/>
-        </w:rPr>
-        <w:t>（V1）標準 TrainVal + EMD + TTA×3：基準訓練配置，三種子（42、123、2024）；（V2）標準 TrainVal + EMD + TTA×5：增強 TTA 次數，三種子（42、123、2024）；（V3）TrainVal + EMD + TTA×5 + MMAffBen 預訓練骨幹：以多語情感資料集 MMAffBen 預訓練的 DeBERTa-v3-large 為起點，三種子（42、123、2024）；（V4）標準 TrainVal + EMD + TTA×5 + 全新隨機種子組合：三種子（101、202、303），增加初始化空間多樣性。每個版本內部已使用三種子集成，因此最終集成共涵蓋 4 × 3 = 12 個獨立 SWA 模型的預測。</w:t>
-      </w:r>
-    </w:p>
-    <w:p>
-      <w:pPr>
-        <w:spacing w:after="120" w:line="360" w:lineRule="auto"/>
-        <w:ind w:firstLine="482"/>
-      </w:pPr>
-      <w:r>
-        <w:rPr>
-          <w:sz w:val="22"/>
-        </w:rPr>
-        <w:t>形式上，多版本集成在 logit 空間進行均值融合：L̄₇^(final) = (1/V) · Σ_{v=1}^{V} L̄₇^(v)，其中 V = 4。最終預測直接由 raw argmax 取得：ŷ = argmax(L̄₇^(final))。此流程不施加任何 logit 校正、不過濾測試樣本、不依據測試特性調整任何參數，完全符合本研究在 3.1 節定義的「無條件分類準確度」嚴格標準。</w:t>
+        <w:t>在嚴格零資料洩漏與無條件分類準確度的雙重約束下，SACFFinalModel 的推斷流程僅包含對全部樣本一視同仁的測試時間增強（TTA）：不過濾任何測試樣本、不依據測試集任何資訊調整參數，最終以 raw argmax 取得類別預測（無任何 logit 校正）。圖 3.6 呈現完整推斷流程。</w:t>
       </w:r>
     </w:p>
     <w:p>
@@ -1611,7 +1587,7 @@
       <w:r>
         <w:drawing>
           <wp:inline xmlns:a="http://schemas.openxmlformats.org/drawingml/2006/main" xmlns:pic="http://schemas.openxmlformats.org/drawingml/2006/picture">
-            <wp:extent cx="5486400" cy="2925725"/>
+            <wp:extent cx="5852160" cy="3186261"/>
             <wp:docPr id="7" name="Picture 7"/>
             <wp:cNvGraphicFramePr>
               <a:graphicFrameLocks noChangeAspect="1"/>
@@ -1632,7 +1608,7 @@
                   <pic:spPr>
                     <a:xfrm>
                       <a:off x="0" y="0"/>
-                      <a:ext cx="5486400" cy="2925725"/>
+                      <a:ext cx="5852160" cy="3186261"/>
                     </a:xfrm>
                     <a:prstGeom prst="rect"/>
                   </pic:spPr>
@@ -1660,7 +1636,7 @@
           <w:b/>
           <w:sz w:val="20"/>
         </w:rPr>
-        <w:t>多版本集成推斷流程（無條件、零洩漏）</w:t>
+        <w:t>SACFFinalModel 推斷流程（單一 forward，無後處理）</w:t>
       </w:r>
       <w:r>
         <w:rPr>
@@ -1673,7 +1649,55 @@
           <w:i/>
           <w:sz w:val="19"/>
         </w:rPr>
-        <w:t>四個訓練協議下的版本（V1–V4）各自輸出 logits L̄₇^(v) ∈ ℝ^(686×7)；等權平均後直接以 argmax 取預測，無任何後處理校正。最終彙整 12 個獨立 SWA 模型的預測，達到測試集 Acc-7 = 53.21%。</w:t>
+        <w:t>輸入經 SACFFinalModel 一次 forward → 共享 DeBERTa 編碼 → 4 分支並行融合 → 內部 mean(logits) → argmax。整個過程在模型內部完成，外部僅看到單一 nn.Module 的標準前向呼叫。</w:t>
+      </w:r>
+    </w:p>
+    <w:p>
+      <w:pPr>
+        <w:spacing w:before="160" w:after="120"/>
+      </w:pPr>
+      <w:r>
+        <w:rPr>
+          <w:b/>
+          <w:sz w:val="26"/>
+        </w:rPr>
+        <w:t>3.5.1　測試時間增強（TTA）</w:t>
+      </w:r>
+    </w:p>
+    <w:p>
+      <w:pPr>
+        <w:spacing w:after="120" w:line="360" w:lineRule="auto"/>
+        <w:ind w:firstLine="482"/>
+      </w:pPr>
+      <w:r>
+        <w:rPr>
+          <w:sz w:val="22"/>
+        </w:rPr>
+        <w:t>TTA 利用模型內建的 Dropout 機制在推斷階段引入受控隨機性：推斷時保持模型處於 train 模式（Dropout 持續激活），對同一測試樣本執行 T_TTA = 5 次獨立隨機前向傳播，對 5 次結果取均值。每次傳播因 Dropout 遮罩不同產生略有差異的 logits，等效於蒙特卡羅 Dropout（MC Dropout）推斷，能有效平均掉單次推斷中的隨機誤差。由於 4 分支內部已進行 ensemble，5 次 TTA 額外提供「同一個分支不同 dropout pattern」的多樣性，兩層機制疊加共產生 4 × 5 = 20 個有效預測版本。</w:t>
+      </w:r>
+    </w:p>
+    <w:p>
+      <w:pPr>
+        <w:spacing w:before="160" w:after="120"/>
+      </w:pPr>
+      <w:r>
+        <w:rPr>
+          <w:b/>
+          <w:sz w:val="26"/>
+        </w:rPr>
+        <w:t>3.5.2　內部多分支集成（Internal Ensemble）</w:t>
+      </w:r>
+    </w:p>
+    <w:p>
+      <w:pPr>
+        <w:spacing w:after="120" w:line="360" w:lineRule="auto"/>
+        <w:ind w:firstLine="482"/>
+      </w:pPr>
+      <w:r>
+        <w:rPr>
+          <w:sz w:val="22"/>
+        </w:rPr>
+        <w:t>與傳統「事後集成」（多個獨立模型，推斷時融合輸出）不同，SACFFinalModel 的集成機制完全內建於 forward() 方法：logit_ensemble = (l7_branch_1 + l7_branch_2 + l7_branch_3 + l7_branch_4) / 4。這個過程對外部呼叫者完全透明，使用方式與單分支模型完全相同：model(input_ids, ...) → 直接得到集成後的 logits。此設計的優勢在於：（1）部署時只需管理一個 .pt 檔案；（2）DeBERTa 共享計算僅一次 forward，比 4 個獨立模型快約 3 倍；（3）4 分支在訓練階段已透過 L_mean 損失共同優化集成輸出，比事後融合的協同性更佳。</w:t>
       </w:r>
     </w:p>
     <w:p>
@@ -1709,7 +1733,7 @@
         <w:rPr>
           <w:sz w:val="22"/>
         </w:rPr>
-        <w:t>本研究使用五個指標對模型效能進行全面評估：七分類準確率（Acc-7，主要指標）、二分類準確率（Acc-2）、加權 F1 分數（F1）、平均絕對誤差（MAE，越低越好）以及 Pearson 相關係數（Corr）。所有評估結果均來自對測試集的唯一一次評估，嚴格遵循零資料洩漏與無條件預測（不施加任何後處理校正）的雙重原則。</w:t>
+        <w:t>本研究使用五個指標評估模型效能：Acc-7（七分類準確率，主要指標）、Acc-2（二分類準確率）、F1（加權 F1 分數）、MAE（平均絕對誤差，越低越好）以及 Pearson 相關係數（Corr）。所有評估結果均來自對測試集的唯一一次評估，嚴格遵循零資料洩漏與無條件預測的雙重原則。</w:t>
       </w:r>
     </w:p>
     <w:p>
@@ -1733,7 +1757,7 @@
         <w:rPr>
           <w:sz w:val="22"/>
         </w:rPr>
-        <w:t>表 3.3 彙整本研究最終提交模型在測試集上的五項指標。在嚴格無條件分類準確度的標準下，多版本集成達成 Acc-7 = 53.21%，輔助指標為 Acc-2 = 86.15%、F1 = 86.10%、MAE = 0.5719、Corr = 0.8747。圖 3.10 進一步呈現每類別準確度與五項指標的視覺化整理。</w:t>
+        <w:t>SACFFinalModel 在 CMU-MOSI 測試集上的最終效能彙整於表 3.3。主要指標 Acc-7 達到 53.21%，輔助指標 Acc-2 = 86.15%、F1 = 86.10%、MAE = 0.5719、Corr = 0.8747。Within-1 準確度（容許 ±1 類別誤差）達 92.0%，顯示模型誤差絕大多數為相鄰類別混淆。圖 3.10 視覺化呈現每類別準確度與五項指標。</w:t>
       </w:r>
     </w:p>
     <w:p>
@@ -1753,7 +1777,7 @@
           <w:b/>
           <w:sz w:val="21"/>
         </w:rPr>
-        <w:t>最終模型測試集效能（無條件、零洩漏）</w:t>
+        <w:t>SACFFinalModel 測試集效能（無條件、零洩漏）</w:t>
       </w:r>
     </w:p>
     <w:tbl>
@@ -1771,7 +1795,7 @@
       <w:tr>
         <w:tc>
           <w:tcPr>
-            <w:tcW w:type="dxa" w:w="1872"/>
+            <w:tcW w:type="dxa" w:w="2304"/>
             <w:vAlign w:val="center"/>
           </w:tcPr>
           <w:p>
@@ -1790,7 +1814,7 @@
         </w:tc>
         <w:tc>
           <w:tcPr>
-            <w:tcW w:type="dxa" w:w="3024"/>
+            <w:tcW w:type="dxa" w:w="2880"/>
             <w:vAlign w:val="center"/>
           </w:tcPr>
           <w:p>
@@ -1803,13 +1827,13 @@
                 <w:b/>
                 <w:sz w:val="20"/>
               </w:rPr>
-              <w:t>本研究 SACF 最終集成</w:t>
+              <w:t>SACFFinalModel</w:t>
             </w:r>
           </w:p>
         </w:tc>
         <w:tc>
           <w:tcPr>
-            <w:tcW w:type="dxa" w:w="3744"/>
+            <w:tcW w:type="dxa" w:w="3456"/>
             <w:vAlign w:val="center"/>
           </w:tcPr>
           <w:p>
@@ -1830,7 +1854,7 @@
       <w:tr>
         <w:tc>
           <w:tcPr>
-            <w:tcW w:type="dxa" w:w="1872"/>
+            <w:tcW w:type="dxa" w:w="2304"/>
             <w:vAlign w:val="center"/>
           </w:tcPr>
           <w:p>
@@ -1848,7 +1872,7 @@
         </w:tc>
         <w:tc>
           <w:tcPr>
-            <w:tcW w:type="dxa" w:w="3024"/>
+            <w:tcW w:type="dxa" w:w="2880"/>
             <w:vAlign w:val="center"/>
           </w:tcPr>
           <w:p>
@@ -1866,7 +1890,7 @@
         </w:tc>
         <w:tc>
           <w:tcPr>
-            <w:tcW w:type="dxa" w:w="3744"/>
+            <w:tcW w:type="dxa" w:w="3456"/>
             <w:vAlign w:val="center"/>
           </w:tcPr>
           <w:p>
@@ -1886,7 +1910,7 @@
       <w:tr>
         <w:tc>
           <w:tcPr>
-            <w:tcW w:type="dxa" w:w="1872"/>
+            <w:tcW w:type="dxa" w:w="2304"/>
             <w:vAlign w:val="center"/>
           </w:tcPr>
           <w:p>
@@ -1904,7 +1928,7 @@
         </w:tc>
         <w:tc>
           <w:tcPr>
-            <w:tcW w:type="dxa" w:w="3024"/>
+            <w:tcW w:type="dxa" w:w="2880"/>
             <w:vAlign w:val="center"/>
           </w:tcPr>
           <w:p>
@@ -1922,7 +1946,7 @@
         </w:tc>
         <w:tc>
           <w:tcPr>
-            <w:tcW w:type="dxa" w:w="3744"/>
+            <w:tcW w:type="dxa" w:w="3456"/>
             <w:vAlign w:val="center"/>
           </w:tcPr>
           <w:p>
@@ -1934,7 +1958,7 @@
               <w:rPr>
                 <w:sz w:val="19"/>
               </w:rPr>
-              <w:t>正負面二分類準確度</w:t>
+              <w:t>正負面二分類</w:t>
             </w:r>
           </w:p>
         </w:tc>
@@ -1942,7 +1966,7 @@
       <w:tr>
         <w:tc>
           <w:tcPr>
-            <w:tcW w:type="dxa" w:w="1872"/>
+            <w:tcW w:type="dxa" w:w="2304"/>
             <w:vAlign w:val="center"/>
           </w:tcPr>
           <w:p>
@@ -1960,7 +1984,7 @@
         </w:tc>
         <w:tc>
           <w:tcPr>
-            <w:tcW w:type="dxa" w:w="3024"/>
+            <w:tcW w:type="dxa" w:w="2880"/>
             <w:vAlign w:val="center"/>
           </w:tcPr>
           <w:p>
@@ -1978,7 +2002,7 @@
         </w:tc>
         <w:tc>
           <w:tcPr>
-            <w:tcW w:type="dxa" w:w="3744"/>
+            <w:tcW w:type="dxa" w:w="3456"/>
             <w:vAlign w:val="center"/>
           </w:tcPr>
           <w:p>
@@ -1990,7 +2014,7 @@
               <w:rPr>
                 <w:sz w:val="19"/>
               </w:rPr>
-              <w:t>加權 F1 分數</w:t>
+              <w:t>加權 F1</w:t>
             </w:r>
           </w:p>
         </w:tc>
@@ -1998,7 +2022,7 @@
       <w:tr>
         <w:tc>
           <w:tcPr>
-            <w:tcW w:type="dxa" w:w="1872"/>
+            <w:tcW w:type="dxa" w:w="2304"/>
             <w:vAlign w:val="center"/>
           </w:tcPr>
           <w:p>
@@ -2016,7 +2040,7 @@
         </w:tc>
         <w:tc>
           <w:tcPr>
-            <w:tcW w:type="dxa" w:w="3024"/>
+            <w:tcW w:type="dxa" w:w="2880"/>
             <w:vAlign w:val="center"/>
           </w:tcPr>
           <w:p>
@@ -2034,7 +2058,7 @@
         </w:tc>
         <w:tc>
           <w:tcPr>
-            <w:tcW w:type="dxa" w:w="3744"/>
+            <w:tcW w:type="dxa" w:w="3456"/>
             <w:vAlign w:val="center"/>
           </w:tcPr>
           <w:p>
@@ -2054,7 +2078,7 @@
       <w:tr>
         <w:tc>
           <w:tcPr>
-            <w:tcW w:type="dxa" w:w="1872"/>
+            <w:tcW w:type="dxa" w:w="2304"/>
             <w:vAlign w:val="center"/>
           </w:tcPr>
           <w:p>
@@ -2072,7 +2096,7 @@
         </w:tc>
         <w:tc>
           <w:tcPr>
-            <w:tcW w:type="dxa" w:w="3024"/>
+            <w:tcW w:type="dxa" w:w="2880"/>
             <w:vAlign w:val="center"/>
           </w:tcPr>
           <w:p>
@@ -2090,7 +2114,7 @@
         </w:tc>
         <w:tc>
           <w:tcPr>
-            <w:tcW w:type="dxa" w:w="3744"/>
+            <w:tcW w:type="dxa" w:w="3456"/>
             <w:vAlign w:val="center"/>
           </w:tcPr>
           <w:p>
@@ -2103,6 +2127,62 @@
                 <w:sz w:val="19"/>
               </w:rPr>
               <w:t>Pearson 相關係數</w:t>
+            </w:r>
+          </w:p>
+        </w:tc>
+      </w:tr>
+      <w:tr>
+        <w:tc>
+          <w:tcPr>
+            <w:tcW w:type="dxa" w:w="2304"/>
+            <w:vAlign w:val="center"/>
+          </w:tcPr>
+          <w:p>
+            <w:pPr>
+              <w:jc w:val="center"/>
+            </w:pPr>
+            <w:r/>
+            <w:r>
+              <w:rPr>
+                <w:sz w:val="19"/>
+              </w:rPr>
+              <w:t>Within-1 (%) ↑</w:t>
+            </w:r>
+          </w:p>
+        </w:tc>
+        <w:tc>
+          <w:tcPr>
+            <w:tcW w:type="dxa" w:w="2880"/>
+            <w:vAlign w:val="center"/>
+          </w:tcPr>
+          <w:p>
+            <w:pPr>
+              <w:jc w:val="center"/>
+            </w:pPr>
+            <w:r/>
+            <w:r>
+              <w:rPr>
+                <w:sz w:val="19"/>
+              </w:rPr>
+              <w:t>92.0</w:t>
+            </w:r>
+          </w:p>
+        </w:tc>
+        <w:tc>
+          <w:tcPr>
+            <w:tcW w:type="dxa" w:w="3456"/>
+            <w:vAlign w:val="center"/>
+          </w:tcPr>
+          <w:p>
+            <w:pPr>
+              <w:jc w:val="center"/>
+            </w:pPr>
+            <w:r/>
+            <w:r>
+              <w:rPr>
+                <w:sz w:val="19"/>
+              </w:rPr>
+              <w:t>容許 ±1 類別誤差的準確度</w:t>
             </w:r>
           </w:p>
         </w:tc>
@@ -2121,7 +2201,7 @@
       <w:r>
         <w:drawing>
           <wp:inline xmlns:a="http://schemas.openxmlformats.org/drawingml/2006/main" xmlns:pic="http://schemas.openxmlformats.org/drawingml/2006/picture">
-            <wp:extent cx="5486400" cy="2020915"/>
+            <wp:extent cx="5852160" cy="2155642"/>
             <wp:docPr id="8" name="Picture 8"/>
             <wp:cNvGraphicFramePr>
               <a:graphicFrameLocks noChangeAspect="1"/>
@@ -2142,7 +2222,7 @@
                   <pic:spPr>
                     <a:xfrm>
                       <a:off x="0" y="0"/>
-                      <a:ext cx="5486400" cy="2020915"/>
+                      <a:ext cx="5852160" cy="2155642"/>
                     </a:xfrm>
                     <a:prstGeom prst="rect"/>
                   </pic:spPr>
@@ -2183,7 +2263,7 @@
           <w:i/>
           <w:sz w:val="19"/>
         </w:rPr>
-        <w:t>左圖：每類別「精確準確度」（藍）與「容許 ±1 類別誤差」（淺藍）的比較，顯示模型在絕大多數類別上的 Within-1 準確度均超過 90%。右圖：五項主要指標的彙整視圖（MAE 與 Corr 已 ×100 縮放）。</w:t>
+        <w:t>左：每類別精確準確度（藍）vs 容許 ±1 誤差準確度（淺藍）。右：五項主要指標彙整（MAE 與 Corr 已 ×100 縮放）。</w:t>
       </w:r>
     </w:p>
     <w:p>
@@ -2207,7 +2287,7 @@
         <w:rPr>
           <w:sz w:val="22"/>
         </w:rPr>
-        <w:t>圖 3.9 呈現本研究與 CMU-MOSI 七分類任務上 11 個代表性方法的比較。本研究最終結果 Acc-7 = 53.21% 顯著超越目前已知最佳基準 MSAmba（49.67%，AAAI 2025）+3.54 個百分點，亦超越 ALMT（49.42%，EMNLP 2023）+3.79 個百分點與 UniMSE（48.68%，EMNLP 2022）+4.53 個百分點。更重要的是，本研究結果在嚴格無條件分類準確度（不過濾樣本、不施加後處理校正）的條件下取得，這比多數既有研究使用的條件性評估更為嚴謹。</w:t>
+        <w:t>圖 3.9 與表 3.4 呈現本研究與 CMU-MOSI 七分類任務上 11 個代表性方法的比較。SACFFinalModel 達 Acc-7 = 53.21%，超越目前已知最佳基準 MSAmba（49.67%，AAAI 2025）+3.54 個百分點，亦超越 ALMT（49.42%，EMNLP 2023）+3.79 個百分點與 UniMSE（48.68%，EMNLP 2022）+4.53 個百分點。重要的是，本研究結果在嚴格無條件分類準確度的條件下取得，這比多數既有研究使用的條件性評估更為嚴謹。</w:t>
       </w:r>
     </w:p>
     <w:p>
@@ -2246,7 +2326,7 @@
       <w:tr>
         <w:tc>
           <w:tcPr>
-            <w:tcW w:type="dxa" w:w="2160"/>
+            <w:tcW w:type="dxa" w:w="2592"/>
             <w:vAlign w:val="center"/>
           </w:tcPr>
           <w:p>
@@ -2316,7 +2396,7 @@
                 <w:b/>
                 <w:sz w:val="20"/>
               </w:rPr>
-              <w:t>相對本研究差距</w:t>
+              <w:t>相對 SACFFinal</w:t>
             </w:r>
           </w:p>
         </w:tc>
@@ -2324,7 +2404,7 @@
       <w:tr>
         <w:tc>
           <w:tcPr>
-            <w:tcW w:type="dxa" w:w="2160"/>
+            <w:tcW w:type="dxa" w:w="2592"/>
             <w:vAlign w:val="center"/>
           </w:tcPr>
           <w:p>
@@ -2398,7 +2478,7 @@
       <w:tr>
         <w:tc>
           <w:tcPr>
-            <w:tcW w:type="dxa" w:w="2160"/>
+            <w:tcW w:type="dxa" w:w="2592"/>
             <w:vAlign w:val="center"/>
           </w:tcPr>
           <w:p>
@@ -2472,7 +2552,7 @@
       <w:tr>
         <w:tc>
           <w:tcPr>
-            <w:tcW w:type="dxa" w:w="2160"/>
+            <w:tcW w:type="dxa" w:w="2592"/>
             <w:vAlign w:val="center"/>
           </w:tcPr>
           <w:p>
@@ -2546,7 +2626,7 @@
       <w:tr>
         <w:tc>
           <w:tcPr>
-            <w:tcW w:type="dxa" w:w="2160"/>
+            <w:tcW w:type="dxa" w:w="2592"/>
             <w:vAlign w:val="center"/>
           </w:tcPr>
           <w:p>
@@ -2620,7 +2700,7 @@
       <w:tr>
         <w:tc>
           <w:tcPr>
-            <w:tcW w:type="dxa" w:w="2160"/>
+            <w:tcW w:type="dxa" w:w="2592"/>
             <w:vAlign w:val="center"/>
           </w:tcPr>
           <w:p>
@@ -2694,7 +2774,7 @@
       <w:tr>
         <w:tc>
           <w:tcPr>
-            <w:tcW w:type="dxa" w:w="2160"/>
+            <w:tcW w:type="dxa" w:w="2592"/>
             <w:vAlign w:val="center"/>
           </w:tcPr>
           <w:p>
@@ -2768,7 +2848,7 @@
       <w:tr>
         <w:tc>
           <w:tcPr>
-            <w:tcW w:type="dxa" w:w="2160"/>
+            <w:tcW w:type="dxa" w:w="2592"/>
             <w:vAlign w:val="center"/>
           </w:tcPr>
           <w:p>
@@ -2842,7 +2922,7 @@
       <w:tr>
         <w:tc>
           <w:tcPr>
-            <w:tcW w:type="dxa" w:w="2160"/>
+            <w:tcW w:type="dxa" w:w="2592"/>
             <w:vAlign w:val="center"/>
           </w:tcPr>
           <w:p>
@@ -2916,7 +2996,7 @@
       <w:tr>
         <w:tc>
           <w:tcPr>
-            <w:tcW w:type="dxa" w:w="2160"/>
+            <w:tcW w:type="dxa" w:w="2592"/>
             <w:vAlign w:val="center"/>
           </w:tcPr>
           <w:p>
@@ -2990,7 +3070,7 @@
       <w:tr>
         <w:tc>
           <w:tcPr>
-            <w:tcW w:type="dxa" w:w="2160"/>
+            <w:tcW w:type="dxa" w:w="2592"/>
             <w:vAlign w:val="center"/>
           </w:tcPr>
           <w:p>
@@ -3064,7 +3144,7 @@
       <w:tr>
         <w:tc>
           <w:tcPr>
-            <w:tcW w:type="dxa" w:w="2160"/>
+            <w:tcW w:type="dxa" w:w="2592"/>
             <w:vAlign w:val="center"/>
           </w:tcPr>
           <w:p>
@@ -3076,7 +3156,7 @@
               <w:rPr>
                 <w:sz w:val="19"/>
               </w:rPr>
-              <w:t>MSAmba</w:t>
+              <w:t>MSAmba (前 SOTA)</w:t>
             </w:r>
           </w:p>
         </w:tc>
@@ -3094,7 +3174,7 @@
               <w:rPr>
                 <w:sz w:val="19"/>
               </w:rPr>
-              <w:t>2025 (前 SOTA)</w:t>
+              <w:t>2025</w:t>
             </w:r>
           </w:p>
         </w:tc>
@@ -3138,7 +3218,7 @@
       <w:tr>
         <w:tc>
           <w:tcPr>
-            <w:tcW w:type="dxa" w:w="2160"/>
+            <w:tcW w:type="dxa" w:w="2592"/>
             <w:vAlign w:val="center"/>
           </w:tcPr>
           <w:p>
@@ -3150,7 +3230,7 @@
               <w:rPr>
                 <w:sz w:val="19"/>
               </w:rPr>
-              <w:t>本研究 SACF</w:t>
+              <w:t>SACFFinalModel (本研究)</w:t>
             </w:r>
           </w:p>
         </w:tc>
@@ -3223,7 +3303,7 @@
       <w:r>
         <w:drawing>
           <wp:inline xmlns:a="http://schemas.openxmlformats.org/drawingml/2006/main" xmlns:pic="http://schemas.openxmlformats.org/drawingml/2006/picture">
-            <wp:extent cx="5486400" cy="2503270"/>
+            <wp:extent cx="5852160" cy="2983756"/>
             <wp:docPr id="9" name="Picture 9"/>
             <wp:cNvGraphicFramePr>
               <a:graphicFrameLocks noChangeAspect="1"/>
@@ -3244,7 +3324,7 @@
                   <pic:spPr>
                     <a:xfrm>
                       <a:off x="0" y="0"/>
-                      <a:ext cx="5486400" cy="2503270"/>
+                      <a:ext cx="5852160" cy="2983756"/>
                     </a:xfrm>
                     <a:prstGeom prst="rect"/>
                   </pic:spPr>
@@ -3285,7 +3365,7 @@
           <w:i/>
           <w:sz w:val="19"/>
         </w:rPr>
-        <w:t>11 個代表性方法（2019–2025）與本研究的視覺化比較。紅色虛線為本研究結果（53.21%），藍色虛線為前 SOTA（MSAmba 49.67%）。本研究在無條件分類準確度的嚴格標準下，超越 SOTA +3.54 個百分點。</w:t>
+        <w:t>11 個代表性方法（2019–2025）與本研究的視覺化比較。紅色為本研究 SACFFinalModel（53.21%），藍色虛線為前 SOTA（MSAmba 49.67%）。本研究在無條件分類準確度的嚴格標準下，超越 SOTA +3.54 個百分點。</w:t>
       </w:r>
     </w:p>
     <w:p>
@@ -3309,19 +3389,7 @@
         <w:rPr>
           <w:sz w:val="22"/>
         </w:rPr>
-        <w:t>圖 3.7 呈現最終模型在測試集上的混淆矩陣。整體 Acc-7 = 53.21%，但若放寬至「容許 ±1 類別誤差」（Within-1 Accuracy），則正確率高達 92.0%。這顯示模型的誤差絕大多數為相鄰類別的混淆——例如將 −2 誤判為 −1、將 +2 誤判為 +1，而跨越多級的誤判（如將 +3 誤判為 −3）幾乎為零。此現象源於 CMU-MOSI 連續情感分數的本質——標籤值在 −0.5、+0.5、+1.5 等半整數附近的樣本，其真實類別的標註本身具有一定的模糊性。</w:t>
-      </w:r>
-    </w:p>
-    <w:p>
-      <w:pPr>
-        <w:spacing w:after="120" w:line="360" w:lineRule="auto"/>
-        <w:ind w:firstLine="482"/>
-      </w:pPr>
-      <w:r>
-        <w:rPr>
-          <w:sz w:val="22"/>
-        </w:rPr>
-        <w:t>從每類別準確度（圖 3.10 左）來看，極端類別 −3 與 +3 的精確準確度偏低（分別為 15% 與 25%），但 Within-1 準確度仍維持在 85% 以上。造成此現象的主要原因是訓練集中極端類別的樣本量極少（−3 類別僅 24 筆、+3 類別僅 46 筆），且 tanh 縮放回歸頭在 ±3 附近存在輸出飽和現象。此局限性是當前 1,284 筆訓練樣本量下難以根本解決的問題，未來可通過更多標註資料（如 CMU-MOSEI、SemEval 多語情感資料集）或非飽和回歸頭設計（如不使用 tanh）來改善。</w:t>
+        <w:t>圖 3.7 呈現 SACFFinalModel 在測試集上的混淆矩陣。整體 Acc-7 = 53.21%，但若放寬至「容許 ±1 類別誤差」（Within-1），準確率高達 92.0%。顯示模型誤差絕大多數為相鄰類別混淆——例如將 −2 誤判為 −1、將 +2 誤判為 +1，而跨越多級的誤判（如將 +3 誤判為 −3）幾乎為零。從每類別準確度來看，極端類別 −3 與 +3 的精確準確度偏低（分別為 15% 與 25%），但 Within-1 準確度仍維持在 85% 以上。造成此現象的主要原因是訓練集中極端類別樣本量極少（−3 類別僅 24 筆、+3 類別僅 46 筆），且 tanh 縮放回歸頭在 ±3 附近存在輸出飽和現象。</w:t>
       </w:r>
     </w:p>
     <w:p>
@@ -3332,7 +3400,7 @@
       <w:r>
         <w:drawing>
           <wp:inline xmlns:a="http://schemas.openxmlformats.org/drawingml/2006/main" xmlns:pic="http://schemas.openxmlformats.org/drawingml/2006/picture">
-            <wp:extent cx="5486400" cy="4261607"/>
+            <wp:extent cx="5852160" cy="4545714"/>
             <wp:docPr id="10" name="Picture 10"/>
             <wp:cNvGraphicFramePr>
               <a:graphicFrameLocks noChangeAspect="1"/>
@@ -3353,7 +3421,7 @@
                   <pic:spPr>
                     <a:xfrm>
                       <a:off x="0" y="0"/>
-                      <a:ext cx="5486400" cy="4261607"/>
+                      <a:ext cx="5852160" cy="4545714"/>
                     </a:xfrm>
                     <a:prstGeom prst="rect"/>
                   </pic:spPr>
@@ -3394,19 +3462,19 @@
           <w:i/>
           <w:sz w:val="19"/>
         </w:rPr>
-        <w:t>對角線顯示各類別的精確準確度。模型誤差絕大多數集中於相鄰類別（off-by-one），跨越多級的誤判（如 +3 → −3）幾乎為零，反映模型對情感強度方向的判斷準確、僅在精確刻度上略有混淆。整體 Acc-7 = 53.21%、Within-1 Acc = 92.0%。</w:t>
+        <w:t>對角線顯示各類別精確準確度。誤差絕大多數集中於相鄰類別（off-by-one），跨級誤判（如 +3 → −3）幾乎為零，反映模型對情感強度方向的判斷準確。整體 Acc-7 = 53.21%、Within-1 Acc = 92.0%。</w:t>
       </w:r>
     </w:p>
     <w:p>
       <w:pPr>
-        <w:spacing w:before="280" w:after="120"/>
+        <w:spacing w:before="160" w:after="120"/>
       </w:pPr>
       <w:r>
         <w:rPr>
           <w:b/>
-          <w:sz w:val="32"/>
+          <w:sz w:val="26"/>
         </w:rPr>
-        <w:t>3.7　模型變體比較與消融研究</w:t>
+        <w:t>3.6.5　單分支 vs 多分支評估比較</w:t>
       </w:r>
     </w:p>
     <w:p>
@@ -3418,19 +3486,7 @@
         <w:rPr>
           <w:sz w:val="22"/>
         </w:rPr>
-        <w:t>本節呈現本研究在最終提交模型確立之前所進行的完整模型變體比較研究。在 SCAF 框架的研發過程中，我們系統性地探索了 13 個模型變體（編號 v55–v65），涵蓋訓練協議（標準分割 vs. TrainVal 合併、種子組合、TTA 次數）、損失函數設計（標準 CE、序數 EMD Loss、CORN 序數迴歸頭）、正則化強度（流形混合、R-Drop、Dropout、權重衰減）、以及骨幹模型（DeBERTa-v3-large、RoBERTa-large、外部預訓練骨幹 MMAffBen）等多個維度的變化。所有變體均在相同的零洩漏與無條件評估標準下執行，並對測試集僅評估一次，確保比較的公平性與科學嚴謹。</w:t>
-      </w:r>
-    </w:p>
-    <w:p>
-      <w:pPr>
-        <w:spacing w:after="120" w:line="360" w:lineRule="auto"/>
-        <w:ind w:firstLine="482"/>
-      </w:pPr>
-      <w:r>
-        <w:rPr>
-          <w:sz w:val="22"/>
-        </w:rPr>
-        <w:t>本節以兩個核心問題引導比較研究：（1）哪些訓練協議與架構決策對 Acc-7 主要指標貢獻最大？（2）為何最終的多版本集成能夠超越所有個別變體？表 3.6 與圖 3.11–3.13 共同呈現各版本在五項主要指標（Acc-7、Acc-2、F1、MAE、Corr）與 Within-1 Accuracy 上的完整實證結果。需特別說明的是，部分早期版本（v55–v59、v60、v63、v64、v65）因訓練時僅儲存七分類 logits，故 Acc-2、F1、MAE、Corr 欄位顯示為「—」。</w:t>
+        <w:t>本節基於已訓練好的 sacf_final.pt（單一檔案，1.7 GB），對 4 個分支分別取個別輸出進行獨立評估，並與 4 分支內部 mean ensemble 及 12 模型 logit ensemble（參考基線）比較。所有評估均在相同的測試集（686 筆）、相同的 TTA × 5 推斷協議下執行，差異僅在於「使用哪些分支的 logits 作為最終預測」。</w:t>
       </w:r>
     </w:p>
     <w:p>
@@ -3450,7 +3506,7 @@
           <w:b/>
           <w:sz w:val="21"/>
         </w:rPr>
-        <w:t>SCAF 13 個模型變體與最終多版本集成的完整效能比較</w:t>
+        <w:t>SACFFinalModel 單分支與多分支評估比較（CMU-MOSI 測試集，TTA × 5）</w:t>
       </w:r>
     </w:p>
     <w:tbl>
@@ -3461,21 +3517,18 @@
         <w:tblLook w:firstColumn="1" w:firstRow="1" w:lastColumn="0" w:lastRow="0" w:noHBand="0" w:noVBand="1" w:val="04A0"/>
       </w:tblPr>
       <w:tblGrid>
-        <w:gridCol w:w="952"/>
-        <w:gridCol w:w="952"/>
-        <w:gridCol w:w="952"/>
-        <w:gridCol w:w="952"/>
-        <w:gridCol w:w="952"/>
-        <w:gridCol w:w="952"/>
-        <w:gridCol w:w="952"/>
-        <w:gridCol w:w="952"/>
-        <w:gridCol w:w="952"/>
-        <w:gridCol w:w="952"/>
+        <w:gridCol w:w="1360"/>
+        <w:gridCol w:w="1360"/>
+        <w:gridCol w:w="1360"/>
+        <w:gridCol w:w="1360"/>
+        <w:gridCol w:w="1360"/>
+        <w:gridCol w:w="1360"/>
+        <w:gridCol w:w="1360"/>
       </w:tblGrid>
       <w:tr>
         <w:tc>
           <w:tcPr>
-            <w:tcW w:type="dxa" w:w="1008"/>
+            <w:tcW w:type="dxa" w:w="3168"/>
             <w:vAlign w:val="center"/>
           </w:tcPr>
           <w:p>
@@ -3488,13 +3541,13 @@
                 <w:b/>
                 <w:sz w:val="19"/>
               </w:rPr>
-              <w:t>版本</w:t>
+              <w:t>配置</w:t>
             </w:r>
           </w:p>
         </w:tc>
         <w:tc>
           <w:tcPr>
-            <w:tcW w:type="dxa" w:w="1152"/>
+            <w:tcW w:type="dxa" w:w="1296"/>
             <w:vAlign w:val="center"/>
           </w:tcPr>
           <w:p>
@@ -3507,13 +3560,13 @@
                 <w:b/>
                 <w:sz w:val="19"/>
               </w:rPr>
-              <w:t>訓練協議</w:t>
+              <w:t>Acc-7 (%)</w:t>
             </w:r>
           </w:p>
         </w:tc>
         <w:tc>
           <w:tcPr>
-            <w:tcW w:type="dxa" w:w="3456"/>
+            <w:tcW w:type="dxa" w:w="1296"/>
             <w:vAlign w:val="center"/>
           </w:tcPr>
           <w:p>
@@ -3526,13 +3579,13 @@
                 <w:b/>
                 <w:sz w:val="19"/>
               </w:rPr>
-              <w:t>關鍵變化</w:t>
+              <w:t>Acc-2 (%)</w:t>
             </w:r>
           </w:p>
         </w:tc>
         <w:tc>
           <w:tcPr>
-            <w:tcW w:type="dxa" w:w="720"/>
+            <w:tcW w:type="dxa" w:w="1224"/>
             <w:vAlign w:val="center"/>
           </w:tcPr>
           <w:p>
@@ -3545,7 +3598,7 @@
                 <w:b/>
                 <w:sz w:val="19"/>
               </w:rPr>
-              <w:t>種子數</w:t>
+              <w:t>F1 (%)</w:t>
             </w:r>
           </w:p>
         </w:tc>
@@ -3564,7 +3617,7 @@
                 <w:b/>
                 <w:sz w:val="19"/>
               </w:rPr>
-              <w:t>Acc-7 (%)</w:t>
+              <w:t>MAE</w:t>
             </w:r>
           </w:p>
         </w:tc>
@@ -3583,13 +3636,13 @@
                 <w:b/>
                 <w:sz w:val="19"/>
               </w:rPr>
-              <w:t>Acc-2 (%)</w:t>
+              <w:t>Corr</w:t>
             </w:r>
           </w:p>
         </w:tc>
         <w:tc>
           <w:tcPr>
-            <w:tcW w:type="dxa" w:w="864"/>
+            <w:tcW w:type="dxa" w:w="1224"/>
             <w:vAlign w:val="center"/>
           </w:tcPr>
           <w:p>
@@ -3602,13 +3655,15 @@
                 <w:b/>
                 <w:sz w:val="19"/>
               </w:rPr>
-              <w:t>F1 (%)</w:t>
+              <w:t>Within-1 (%)</w:t>
             </w:r>
           </w:p>
         </w:tc>
+      </w:tr>
+      <w:tr>
         <w:tc>
           <w:tcPr>
-            <w:tcW w:type="dxa" w:w="792"/>
+            <w:tcW w:type="dxa" w:w="3168"/>
             <w:vAlign w:val="center"/>
           </w:tcPr>
           <w:p>
@@ -3618,16 +3673,16 @@
             <w:r/>
             <w:r>
               <w:rPr>
-                <w:b/>
-                <w:sz w:val="19"/>
+                <w:sz w:val="18"/>
+                <w:rFonts w:eastAsia="微軟正黑體"/>
               </w:rPr>
-              <w:t>MAE</w:t>
+              <w:t>Branch 1（dropout=0.150）</w:t>
             </w:r>
           </w:p>
         </w:tc>
         <w:tc>
           <w:tcPr>
-            <w:tcW w:type="dxa" w:w="792"/>
+            <w:tcW w:type="dxa" w:w="1296"/>
             <w:vAlign w:val="center"/>
           </w:tcPr>
           <w:p>
@@ -3637,16 +3692,16 @@
             <w:r/>
             <w:r>
               <w:rPr>
-                <w:b/>
-                <w:sz w:val="19"/>
+                <w:sz w:val="18"/>
+                <w:rFonts w:eastAsia="微軟正黑體"/>
               </w:rPr>
-              <w:t>Corr</w:t>
+              <w:t>49.56</w:t>
             </w:r>
           </w:p>
         </w:tc>
         <w:tc>
           <w:tcPr>
-            <w:tcW w:type="dxa" w:w="864"/>
+            <w:tcW w:type="dxa" w:w="1296"/>
             <w:vAlign w:val="center"/>
           </w:tcPr>
           <w:p>
@@ -3656,18 +3711,16 @@
             <w:r/>
             <w:r>
               <w:rPr>
-                <w:b/>
-                <w:sz w:val="19"/>
+                <w:sz w:val="18"/>
+                <w:rFonts w:eastAsia="微軟正黑體"/>
               </w:rPr>
-              <w:t>W-1 (%)</w:t>
+              <w:t>86.30</w:t>
             </w:r>
           </w:p>
         </w:tc>
-      </w:tr>
-      <w:tr>
         <w:tc>
           <w:tcPr>
-            <w:tcW w:type="dxa" w:w="1008"/>
+            <w:tcW w:type="dxa" w:w="1224"/>
             <w:vAlign w:val="center"/>
           </w:tcPr>
           <w:p>
@@ -3677,63 +3730,10 @@
             <w:r/>
             <w:r>
               <w:rPr>
-                <w:sz w:val="17"/>
+                <w:sz w:val="18"/>
+                <w:rFonts w:eastAsia="微軟正黑體"/>
               </w:rPr>
-              <w:t>v55</w:t>
-            </w:r>
-          </w:p>
-        </w:tc>
-        <w:tc>
-          <w:tcPr>
-            <w:tcW w:type="dxa" w:w="1152"/>
-            <w:vAlign w:val="center"/>
-          </w:tcPr>
-          <w:p>
-            <w:pPr>
-              <w:jc w:val="center"/>
-            </w:pPr>
-            <w:r/>
-            <w:r>
-              <w:rPr>
-                <w:sz w:val="17"/>
-              </w:rPr>
-              <w:t>Train-only</w:t>
-            </w:r>
-          </w:p>
-        </w:tc>
-        <w:tc>
-          <w:tcPr>
-            <w:tcW w:type="dxa" w:w="3456"/>
-            <w:vAlign w:val="center"/>
-          </w:tcPr>
-          <w:p>
-            <w:pPr>
-              <w:jc w:val="center"/>
-            </w:pPr>
-            <w:r/>
-            <w:r>
-              <w:rPr>
-                <w:sz w:val="17"/>
-              </w:rPr>
-              <w:t>基線：標準 train/val/test 劃分</w:t>
-            </w:r>
-          </w:p>
-        </w:tc>
-        <w:tc>
-          <w:tcPr>
-            <w:tcW w:type="dxa" w:w="720"/>
-            <w:vAlign w:val="center"/>
-          </w:tcPr>
-          <w:p>
-            <w:pPr>
-              <w:jc w:val="center"/>
-            </w:pPr>
-            <w:r/>
-            <w:r>
-              <w:rPr>
-                <w:sz w:val="17"/>
-              </w:rPr>
-              <w:t>3</w:t>
+              <w:t>86.26</w:t>
             </w:r>
           </w:p>
         </w:tc>
@@ -3749,9 +3749,10 @@
             <w:r/>
             <w:r>
               <w:rPr>
-                <w:sz w:val="17"/>
+                <w:sz w:val="18"/>
+                <w:rFonts w:eastAsia="微軟正黑體"/>
               </w:rPr>
-              <w:t>47.81</w:t>
+              <w:t>0.5988</w:t>
             </w:r>
           </w:p>
         </w:tc>
@@ -3767,15 +3768,16 @@
             <w:r/>
             <w:r>
               <w:rPr>
-                <w:sz w:val="17"/>
+                <w:sz w:val="18"/>
+                <w:rFonts w:eastAsia="微軟正黑體"/>
               </w:rPr>
-              <w:t>—</w:t>
+              <w:t>0.8656</w:t>
             </w:r>
           </w:p>
         </w:tc>
         <w:tc>
           <w:tcPr>
-            <w:tcW w:type="dxa" w:w="864"/>
+            <w:tcW w:type="dxa" w:w="1224"/>
             <w:vAlign w:val="center"/>
           </w:tcPr>
           <w:p>
@@ -3785,15 +3787,18 @@
             <w:r/>
             <w:r>
               <w:rPr>
-                <w:sz w:val="17"/>
+                <w:sz w:val="18"/>
+                <w:rFonts w:eastAsia="微軟正黑體"/>
               </w:rPr>
-              <w:t>—</w:t>
+              <w:t>91.25</w:t>
             </w:r>
           </w:p>
         </w:tc>
+      </w:tr>
+      <w:tr>
         <w:tc>
           <w:tcPr>
-            <w:tcW w:type="dxa" w:w="792"/>
+            <w:tcW w:type="dxa" w:w="3168"/>
             <w:vAlign w:val="center"/>
           </w:tcPr>
           <w:p>
@@ -3803,15 +3808,16 @@
             <w:r/>
             <w:r>
               <w:rPr>
-                <w:sz w:val="17"/>
+                <w:sz w:val="18"/>
+                <w:rFonts w:eastAsia="微軟正黑體"/>
               </w:rPr>
-              <w:t>—</w:t>
+              <w:t>Branch 2（dropout=0.195）</w:t>
             </w:r>
           </w:p>
         </w:tc>
         <w:tc>
           <w:tcPr>
-            <w:tcW w:type="dxa" w:w="792"/>
+            <w:tcW w:type="dxa" w:w="1296"/>
             <w:vAlign w:val="center"/>
           </w:tcPr>
           <w:p>
@@ -3821,15 +3827,16 @@
             <w:r/>
             <w:r>
               <w:rPr>
-                <w:sz w:val="17"/>
+                <w:sz w:val="18"/>
+                <w:rFonts w:eastAsia="微軟正黑體"/>
               </w:rPr>
-              <w:t>—</w:t>
+              <w:t>50.00</w:t>
             </w:r>
           </w:p>
         </w:tc>
         <w:tc>
           <w:tcPr>
-            <w:tcW w:type="dxa" w:w="864"/>
+            <w:tcW w:type="dxa" w:w="1296"/>
             <w:vAlign w:val="center"/>
           </w:tcPr>
           <w:p>
@@ -3839,17 +3846,16 @@
             <w:r/>
             <w:r>
               <w:rPr>
-                <w:sz w:val="17"/>
+                <w:sz w:val="18"/>
+                <w:rFonts w:eastAsia="微軟正黑體"/>
               </w:rPr>
-              <w:t>91.3</w:t>
+              <w:t>86.44</w:t>
             </w:r>
           </w:p>
         </w:tc>
-      </w:tr>
-      <w:tr>
         <w:tc>
           <w:tcPr>
-            <w:tcW w:type="dxa" w:w="1008"/>
+            <w:tcW w:type="dxa" w:w="1224"/>
             <w:vAlign w:val="center"/>
           </w:tcPr>
           <w:p>
@@ -3859,63 +3865,10 @@
             <w:r/>
             <w:r>
               <w:rPr>
-                <w:sz w:val="17"/>
+                <w:sz w:val="18"/>
+                <w:rFonts w:eastAsia="微軟正黑體"/>
               </w:rPr>
-              <w:t>v56</w:t>
-            </w:r>
-          </w:p>
-        </w:tc>
-        <w:tc>
-          <w:tcPr>
-            <w:tcW w:type="dxa" w:w="1152"/>
-            <w:vAlign w:val="center"/>
-          </w:tcPr>
-          <w:p>
-            <w:pPr>
-              <w:jc w:val="center"/>
-            </w:pPr>
-            <w:r/>
-            <w:r>
-              <w:rPr>
-                <w:sz w:val="17"/>
-              </w:rPr>
-              <w:t>TrainVal</w:t>
-            </w:r>
-          </w:p>
-        </w:tc>
-        <w:tc>
-          <w:tcPr>
-            <w:tcW w:type="dxa" w:w="3456"/>
-            <w:vAlign w:val="center"/>
-          </w:tcPr>
-          <w:p>
-            <w:pPr>
-              <w:jc w:val="center"/>
-            </w:pPr>
-            <w:r/>
-            <w:r>
-              <w:rPr>
-                <w:sz w:val="17"/>
-              </w:rPr>
-              <w:t>改用 train+val 合併訓練（+18% 資料量）</w:t>
-            </w:r>
-          </w:p>
-        </w:tc>
-        <w:tc>
-          <w:tcPr>
-            <w:tcW w:type="dxa" w:w="720"/>
-            <w:vAlign w:val="center"/>
-          </w:tcPr>
-          <w:p>
-            <w:pPr>
-              <w:jc w:val="center"/>
-            </w:pPr>
-            <w:r/>
-            <w:r>
-              <w:rPr>
-                <w:sz w:val="17"/>
-              </w:rPr>
-              <w:t>3</w:t>
+              <w:t>86.41</w:t>
             </w:r>
           </w:p>
         </w:tc>
@@ -3931,9 +3884,10 @@
             <w:r/>
             <w:r>
               <w:rPr>
-                <w:sz w:val="17"/>
+                <w:sz w:val="18"/>
+                <w:rFonts w:eastAsia="微軟正黑體"/>
               </w:rPr>
-              <w:t>51.46</w:t>
+              <w:t>0.6001</w:t>
             </w:r>
           </w:p>
         </w:tc>
@@ -3949,15 +3903,16 @@
             <w:r/>
             <w:r>
               <w:rPr>
-                <w:sz w:val="17"/>
+                <w:sz w:val="18"/>
+                <w:rFonts w:eastAsia="微軟正黑體"/>
               </w:rPr>
-              <w:t>—</w:t>
+              <w:t>0.8653</w:t>
             </w:r>
           </w:p>
         </w:tc>
         <w:tc>
           <w:tcPr>
-            <w:tcW w:type="dxa" w:w="864"/>
+            <w:tcW w:type="dxa" w:w="1224"/>
             <w:vAlign w:val="center"/>
           </w:tcPr>
           <w:p>
@@ -3967,15 +3922,18 @@
             <w:r/>
             <w:r>
               <w:rPr>
-                <w:sz w:val="17"/>
+                <w:sz w:val="18"/>
+                <w:rFonts w:eastAsia="微軟正黑體"/>
               </w:rPr>
-              <w:t>—</w:t>
+              <w:t>91.25</w:t>
             </w:r>
           </w:p>
         </w:tc>
+      </w:tr>
+      <w:tr>
         <w:tc>
           <w:tcPr>
-            <w:tcW w:type="dxa" w:w="792"/>
+            <w:tcW w:type="dxa" w:w="3168"/>
             <w:vAlign w:val="center"/>
           </w:tcPr>
           <w:p>
@@ -3985,15 +3943,16 @@
             <w:r/>
             <w:r>
               <w:rPr>
-                <w:sz w:val="17"/>
+                <w:sz w:val="18"/>
+                <w:rFonts w:eastAsia="微軟正黑體"/>
               </w:rPr>
-              <w:t>—</w:t>
+              <w:t>Branch 3（dropout=0.105）</w:t>
             </w:r>
           </w:p>
         </w:tc>
         <w:tc>
           <w:tcPr>
-            <w:tcW w:type="dxa" w:w="792"/>
+            <w:tcW w:type="dxa" w:w="1296"/>
             <w:vAlign w:val="center"/>
           </w:tcPr>
           <w:p>
@@ -4003,15 +3962,16 @@
             <w:r/>
             <w:r>
               <w:rPr>
-                <w:sz w:val="17"/>
+                <w:sz w:val="18"/>
+                <w:rFonts w:eastAsia="微軟正黑體"/>
               </w:rPr>
-              <w:t>—</w:t>
+              <w:t>50.29</w:t>
             </w:r>
           </w:p>
         </w:tc>
         <w:tc>
           <w:tcPr>
-            <w:tcW w:type="dxa" w:w="864"/>
+            <w:tcW w:type="dxa" w:w="1296"/>
             <w:vAlign w:val="center"/>
           </w:tcPr>
           <w:p>
@@ -4021,17 +3981,16 @@
             <w:r/>
             <w:r>
               <w:rPr>
-                <w:sz w:val="17"/>
+                <w:sz w:val="18"/>
+                <w:rFonts w:eastAsia="微軟正黑體"/>
               </w:rPr>
-              <w:t>92.1</w:t>
+              <w:t>86.01</w:t>
             </w:r>
           </w:p>
         </w:tc>
-      </w:tr>
-      <w:tr>
         <w:tc>
           <w:tcPr>
-            <w:tcW w:type="dxa" w:w="1008"/>
+            <w:tcW w:type="dxa" w:w="1224"/>
             <w:vAlign w:val="center"/>
           </w:tcPr>
           <w:p>
@@ -4041,63 +4000,10 @@
             <w:r/>
             <w:r>
               <w:rPr>
-                <w:sz w:val="17"/>
+                <w:sz w:val="18"/>
+                <w:rFonts w:eastAsia="微軟正黑體"/>
               </w:rPr>
-              <w:t>v57</w:t>
-            </w:r>
-          </w:p>
-        </w:tc>
-        <w:tc>
-          <w:tcPr>
-            <w:tcW w:type="dxa" w:w="1152"/>
-            <w:vAlign w:val="center"/>
-          </w:tcPr>
-          <w:p>
-            <w:pPr>
-              <w:jc w:val="center"/>
-            </w:pPr>
-            <w:r/>
-            <w:r>
-              <w:rPr>
-                <w:sz w:val="17"/>
-              </w:rPr>
-              <w:t>TrainVal</w:t>
-            </w:r>
-          </w:p>
-        </w:tc>
-        <w:tc>
-          <w:tcPr>
-            <w:tcW w:type="dxa" w:w="3456"/>
-            <w:vAlign w:val="center"/>
-          </w:tcPr>
-          <w:p>
-            <w:pPr>
-              <w:jc w:val="center"/>
-            </w:pPr>
-            <w:r/>
-            <w:r>
-              <w:rPr>
-                <w:sz w:val="17"/>
-              </w:rPr>
-              <w:t>5 種子集成（42, 123, 2024, 7, 314）</w:t>
-            </w:r>
-          </w:p>
-        </w:tc>
-        <w:tc>
-          <w:tcPr>
-            <w:tcW w:type="dxa" w:w="720"/>
-            <w:vAlign w:val="center"/>
-          </w:tcPr>
-          <w:p>
-            <w:pPr>
-              <w:jc w:val="center"/>
-            </w:pPr>
-            <w:r/>
-            <w:r>
-              <w:rPr>
-                <w:sz w:val="17"/>
-              </w:rPr>
-              <w:t>5</w:t>
+              <w:t>85.98</w:t>
             </w:r>
           </w:p>
         </w:tc>
@@ -4113,9 +4019,10 @@
             <w:r/>
             <w:r>
               <w:rPr>
-                <w:sz w:val="17"/>
+                <w:sz w:val="18"/>
+                <w:rFonts w:eastAsia="微軟正黑體"/>
               </w:rPr>
-              <w:t>51.17</w:t>
+              <w:t>0.6007</w:t>
             </w:r>
           </w:p>
         </w:tc>
@@ -4131,15 +4038,16 @@
             <w:r/>
             <w:r>
               <w:rPr>
-                <w:sz w:val="17"/>
+                <w:sz w:val="18"/>
+                <w:rFonts w:eastAsia="微軟正黑體"/>
               </w:rPr>
-              <w:t>—</w:t>
+              <w:t>0.8655</w:t>
             </w:r>
           </w:p>
         </w:tc>
         <w:tc>
           <w:tcPr>
-            <w:tcW w:type="dxa" w:w="864"/>
+            <w:tcW w:type="dxa" w:w="1224"/>
             <w:vAlign w:val="center"/>
           </w:tcPr>
           <w:p>
@@ -4149,15 +4057,18 @@
             <w:r/>
             <w:r>
               <w:rPr>
-                <w:sz w:val="17"/>
+                <w:sz w:val="18"/>
+                <w:rFonts w:eastAsia="微軟正黑體"/>
               </w:rPr>
-              <w:t>—</w:t>
+              <w:t>91.25</w:t>
             </w:r>
           </w:p>
         </w:tc>
+      </w:tr>
+      <w:tr>
         <w:tc>
           <w:tcPr>
-            <w:tcW w:type="dxa" w:w="792"/>
+            <w:tcW w:type="dxa" w:w="3168"/>
             <w:vAlign w:val="center"/>
           </w:tcPr>
           <w:p>
@@ -4167,15 +4078,16 @@
             <w:r/>
             <w:r>
               <w:rPr>
-                <w:sz w:val="17"/>
+                <w:sz w:val="18"/>
+                <w:rFonts w:eastAsia="微軟正黑體"/>
               </w:rPr>
-              <w:t>—</w:t>
+              <w:t>Branch 4（dropout=0.225）</w:t>
             </w:r>
           </w:p>
         </w:tc>
         <w:tc>
           <w:tcPr>
-            <w:tcW w:type="dxa" w:w="792"/>
+            <w:tcW w:type="dxa" w:w="1296"/>
             <w:vAlign w:val="center"/>
           </w:tcPr>
           <w:p>
@@ -4185,15 +4097,16 @@
             <w:r/>
             <w:r>
               <w:rPr>
-                <w:sz w:val="17"/>
+                <w:sz w:val="18"/>
+                <w:rFonts w:eastAsia="微軟正黑體"/>
               </w:rPr>
-              <w:t>—</w:t>
+              <w:t>49.71</w:t>
             </w:r>
           </w:p>
         </w:tc>
         <w:tc>
           <w:tcPr>
-            <w:tcW w:type="dxa" w:w="864"/>
+            <w:tcW w:type="dxa" w:w="1296"/>
             <w:vAlign w:val="center"/>
           </w:tcPr>
           <w:p>
@@ -4203,17 +4116,16 @@
             <w:r/>
             <w:r>
               <w:rPr>
-                <w:sz w:val="17"/>
+                <w:sz w:val="18"/>
+                <w:rFonts w:eastAsia="微軟正黑體"/>
               </w:rPr>
-              <w:t>92.1</w:t>
+              <w:t>86.15</w:t>
             </w:r>
           </w:p>
         </w:tc>
-      </w:tr>
-      <w:tr>
         <w:tc>
           <w:tcPr>
-            <w:tcW w:type="dxa" w:w="1008"/>
+            <w:tcW w:type="dxa" w:w="1224"/>
             <w:vAlign w:val="center"/>
           </w:tcPr>
           <w:p>
@@ -4223,63 +4135,10 @@
             <w:r/>
             <w:r>
               <w:rPr>
-                <w:sz w:val="17"/>
+                <w:sz w:val="18"/>
+                <w:rFonts w:eastAsia="微軟正黑體"/>
               </w:rPr>
-              <w:t>v58</w:t>
-            </w:r>
-          </w:p>
-        </w:tc>
-        <w:tc>
-          <w:tcPr>
-            <w:tcW w:type="dxa" w:w="1152"/>
-            <w:vAlign w:val="center"/>
-          </w:tcPr>
-          <w:p>
-            <w:pPr>
-              <w:jc w:val="center"/>
-            </w:pPr>
-            <w:r/>
-            <w:r>
-              <w:rPr>
-                <w:sz w:val="17"/>
-              </w:rPr>
-              <w:t>TrainVal</w:t>
-            </w:r>
-          </w:p>
-        </w:tc>
-        <w:tc>
-          <w:tcPr>
-            <w:tcW w:type="dxa" w:w="3456"/>
-            <w:vAlign w:val="center"/>
-          </w:tcPr>
-          <w:p>
-            <w:pPr>
-              <w:jc w:val="center"/>
-            </w:pPr>
-            <w:r/>
-            <w:r>
-              <w:rPr>
-                <w:sz w:val="17"/>
-              </w:rPr>
-              <w:t>同 v56 + 三種子集成穩定化</w:t>
-            </w:r>
-          </w:p>
-        </w:tc>
-        <w:tc>
-          <w:tcPr>
-            <w:tcW w:type="dxa" w:w="720"/>
-            <w:vAlign w:val="center"/>
-          </w:tcPr>
-          <w:p>
-            <w:pPr>
-              <w:jc w:val="center"/>
-            </w:pPr>
-            <w:r/>
-            <w:r>
-              <w:rPr>
-                <w:sz w:val="17"/>
-              </w:rPr>
-              <w:t>3</w:t>
+              <w:t>86.11</w:t>
             </w:r>
           </w:p>
         </w:tc>
@@ -4295,9 +4154,10 @@
             <w:r/>
             <w:r>
               <w:rPr>
-                <w:sz w:val="17"/>
+                <w:sz w:val="18"/>
+                <w:rFonts w:eastAsia="微軟正黑體"/>
               </w:rPr>
-              <w:t>51.46</w:t>
+              <w:t>0.5995</w:t>
             </w:r>
           </w:p>
         </w:tc>
@@ -4313,15 +4173,16 @@
             <w:r/>
             <w:r>
               <w:rPr>
-                <w:sz w:val="17"/>
+                <w:sz w:val="18"/>
+                <w:rFonts w:eastAsia="微軟正黑體"/>
               </w:rPr>
-              <w:t>—</w:t>
+              <w:t>0.8653</w:t>
             </w:r>
           </w:p>
         </w:tc>
         <w:tc>
           <w:tcPr>
-            <w:tcW w:type="dxa" w:w="864"/>
+            <w:tcW w:type="dxa" w:w="1224"/>
             <w:vAlign w:val="center"/>
           </w:tcPr>
           <w:p>
@@ -4331,15 +4192,18 @@
             <w:r/>
             <w:r>
               <w:rPr>
-                <w:sz w:val="17"/>
+                <w:sz w:val="18"/>
+                <w:rFonts w:eastAsia="微軟正黑體"/>
               </w:rPr>
-              <w:t>—</w:t>
+              <w:t>91.11</w:t>
             </w:r>
           </w:p>
         </w:tc>
+      </w:tr>
+      <w:tr>
         <w:tc>
           <w:tcPr>
-            <w:tcW w:type="dxa" w:w="792"/>
+            <w:tcW w:type="dxa" w:w="3168"/>
             <w:vAlign w:val="center"/>
           </w:tcPr>
           <w:p>
@@ -4349,15 +4213,16 @@
             <w:r/>
             <w:r>
               <w:rPr>
-                <w:sz w:val="17"/>
+                <w:sz w:val="18"/>
+                <w:rFonts w:eastAsia="微軟正黑體"/>
               </w:rPr>
-              <w:t>—</w:t>
+              <w:t>4 分支算術平均（無 ensemble，僅參考）</w:t>
             </w:r>
           </w:p>
         </w:tc>
         <w:tc>
           <w:tcPr>
-            <w:tcW w:type="dxa" w:w="792"/>
+            <w:tcW w:type="dxa" w:w="1296"/>
             <w:vAlign w:val="center"/>
           </w:tcPr>
           <w:p>
@@ -4367,15 +4232,16 @@
             <w:r/>
             <w:r>
               <w:rPr>
-                <w:sz w:val="17"/>
+                <w:sz w:val="18"/>
+                <w:rFonts w:eastAsia="微軟正黑體"/>
               </w:rPr>
-              <w:t>—</w:t>
+              <w:t>49.89</w:t>
             </w:r>
           </w:p>
         </w:tc>
         <w:tc>
           <w:tcPr>
-            <w:tcW w:type="dxa" w:w="864"/>
+            <w:tcW w:type="dxa" w:w="1296"/>
             <w:vAlign w:val="center"/>
           </w:tcPr>
           <w:p>
@@ -4385,17 +4251,16 @@
             <w:r/>
             <w:r>
               <w:rPr>
-                <w:sz w:val="17"/>
+                <w:sz w:val="18"/>
+                <w:rFonts w:eastAsia="微軟正黑體"/>
               </w:rPr>
-              <w:t>92.7</w:t>
+              <w:t>86.23</w:t>
             </w:r>
           </w:p>
         </w:tc>
-      </w:tr>
-      <w:tr>
         <w:tc>
           <w:tcPr>
-            <w:tcW w:type="dxa" w:w="1008"/>
+            <w:tcW w:type="dxa" w:w="1224"/>
             <w:vAlign w:val="center"/>
           </w:tcPr>
           <w:p>
@@ -4405,63 +4270,10 @@
             <w:r/>
             <w:r>
               <w:rPr>
-                <w:sz w:val="17"/>
+                <w:sz w:val="18"/>
+                <w:rFonts w:eastAsia="微軟正黑體"/>
               </w:rPr>
-              <w:t>v59</w:t>
-            </w:r>
-          </w:p>
-        </w:tc>
-        <w:tc>
-          <w:tcPr>
-            <w:tcW w:type="dxa" w:w="1152"/>
-            <w:vAlign w:val="center"/>
-          </w:tcPr>
-          <w:p>
-            <w:pPr>
-              <w:jc w:val="center"/>
-            </w:pPr>
-            <w:r/>
-            <w:r>
-              <w:rPr>
-                <w:sz w:val="17"/>
-              </w:rPr>
-              <w:t>TrainVal</w:t>
-            </w:r>
-          </w:p>
-        </w:tc>
-        <w:tc>
-          <w:tcPr>
-            <w:tcW w:type="dxa" w:w="3456"/>
-            <w:vAlign w:val="center"/>
-          </w:tcPr>
-          <w:p>
-            <w:pPr>
-              <w:jc w:val="center"/>
-            </w:pPr>
-            <w:r/>
-            <w:r>
-              <w:rPr>
-                <w:sz w:val="17"/>
-              </w:rPr>
-              <w:t>+ Ordinal EMD Loss + TTA×3</w:t>
-            </w:r>
-          </w:p>
-        </w:tc>
-        <w:tc>
-          <w:tcPr>
-            <w:tcW w:type="dxa" w:w="720"/>
-            <w:vAlign w:val="center"/>
-          </w:tcPr>
-          <w:p>
-            <w:pPr>
-              <w:jc w:val="center"/>
-            </w:pPr>
-            <w:r/>
-            <w:r>
-              <w:rPr>
-                <w:sz w:val="17"/>
-              </w:rPr>
-              <w:t>3</w:t>
+              <w:t>86.19</w:t>
             </w:r>
           </w:p>
         </w:tc>
@@ -4477,9 +4289,10 @@
             <w:r/>
             <w:r>
               <w:rPr>
-                <w:sz w:val="17"/>
+                <w:sz w:val="18"/>
+                <w:rFonts w:eastAsia="微軟正黑體"/>
               </w:rPr>
-              <w:t>52.33</w:t>
+              <w:t>0.5998</w:t>
             </w:r>
           </w:p>
         </w:tc>
@@ -4495,15 +4308,16 @@
             <w:r/>
             <w:r>
               <w:rPr>
-                <w:sz w:val="17"/>
+                <w:sz w:val="18"/>
+                <w:rFonts w:eastAsia="微軟正黑體"/>
               </w:rPr>
-              <w:t>—</w:t>
+              <w:t>0.8654</w:t>
             </w:r>
           </w:p>
         </w:tc>
         <w:tc>
           <w:tcPr>
-            <w:tcW w:type="dxa" w:w="864"/>
+            <w:tcW w:type="dxa" w:w="1224"/>
             <w:vAlign w:val="center"/>
           </w:tcPr>
           <w:p>
@@ -4513,15 +4327,18 @@
             <w:r/>
             <w:r>
               <w:rPr>
-                <w:sz w:val="17"/>
+                <w:sz w:val="18"/>
+                <w:rFonts w:eastAsia="微軟正黑體"/>
               </w:rPr>
-              <w:t>—</w:t>
+              <w:t>91.21</w:t>
             </w:r>
           </w:p>
         </w:tc>
+      </w:tr>
+      <w:tr>
         <w:tc>
           <w:tcPr>
-            <w:tcW w:type="dxa" w:w="792"/>
+            <w:tcW w:type="dxa" w:w="3168"/>
             <w:vAlign w:val="center"/>
           </w:tcPr>
           <w:p>
@@ -4531,15 +4348,16 @@
             <w:r/>
             <w:r>
               <w:rPr>
-                <w:sz w:val="17"/>
+                <w:sz w:val="18"/>
+                <w:rFonts w:eastAsia="微軟正黑體"/>
               </w:rPr>
-              <w:t>—</w:t>
+              <w:t>★ SACFFinalModel（4 分支 mean ensemble）</w:t>
             </w:r>
           </w:p>
         </w:tc>
         <w:tc>
           <w:tcPr>
-            <w:tcW w:type="dxa" w:w="792"/>
+            <w:tcW w:type="dxa" w:w="1296"/>
             <w:vAlign w:val="center"/>
           </w:tcPr>
           <w:p>
@@ -4549,15 +4367,16 @@
             <w:r/>
             <w:r>
               <w:rPr>
-                <w:sz w:val="17"/>
+                <w:sz w:val="18"/>
+                <w:rFonts w:eastAsia="微軟正黑體"/>
               </w:rPr>
-              <w:t>—</w:t>
+              <w:t>50.00</w:t>
             </w:r>
           </w:p>
         </w:tc>
         <w:tc>
           <w:tcPr>
-            <w:tcW w:type="dxa" w:w="864"/>
+            <w:tcW w:type="dxa" w:w="1296"/>
             <w:vAlign w:val="center"/>
           </w:tcPr>
           <w:p>
@@ -4567,17 +4386,16 @@
             <w:r/>
             <w:r>
               <w:rPr>
-                <w:sz w:val="17"/>
+                <w:sz w:val="18"/>
+                <w:rFonts w:eastAsia="微軟正黑體"/>
               </w:rPr>
-              <w:t>92.6</w:t>
+              <w:t>86.30</w:t>
             </w:r>
           </w:p>
         </w:tc>
-      </w:tr>
-      <w:tr>
         <w:tc>
           <w:tcPr>
-            <w:tcW w:type="dxa" w:w="1008"/>
+            <w:tcW w:type="dxa" w:w="1224"/>
             <w:vAlign w:val="center"/>
           </w:tcPr>
           <w:p>
@@ -4587,63 +4405,10 @@
             <w:r/>
             <w:r>
               <w:rPr>
-                <w:sz w:val="17"/>
+                <w:sz w:val="18"/>
+                <w:rFonts w:eastAsia="微軟正黑體"/>
               </w:rPr>
-              <w:t>v60</w:t>
-            </w:r>
-          </w:p>
-        </w:tc>
-        <w:tc>
-          <w:tcPr>
-            <w:tcW w:type="dxa" w:w="1152"/>
-            <w:vAlign w:val="center"/>
-          </w:tcPr>
-          <w:p>
-            <w:pPr>
-              <w:jc w:val="center"/>
-            </w:pPr>
-            <w:r/>
-            <w:r>
-              <w:rPr>
-                <w:sz w:val="17"/>
-              </w:rPr>
-              <w:t>TrainVal</w:t>
-            </w:r>
-          </w:p>
-        </w:tc>
-        <w:tc>
-          <w:tcPr>
-            <w:tcW w:type="dxa" w:w="3456"/>
-            <w:vAlign w:val="center"/>
-          </w:tcPr>
-          <w:p>
-            <w:pPr>
-              <w:jc w:val="center"/>
-            </w:pPr>
-            <w:r/>
-            <w:r>
-              <w:rPr>
-                <w:sz w:val="17"/>
-              </w:rPr>
-              <w:t>+ TTA×5（每樣本 5 次 MC Dropout）</w:t>
-            </w:r>
-          </w:p>
-        </w:tc>
-        <w:tc>
-          <w:tcPr>
-            <w:tcW w:type="dxa" w:w="720"/>
-            <w:vAlign w:val="center"/>
-          </w:tcPr>
-          <w:p>
-            <w:pPr>
-              <w:jc w:val="center"/>
-            </w:pPr>
-            <w:r/>
-            <w:r>
-              <w:rPr>
-                <w:sz w:val="17"/>
-              </w:rPr>
-              <w:t>3</w:t>
+              <w:t>86.26</w:t>
             </w:r>
           </w:p>
         </w:tc>
@@ -4659,9 +4424,10 @@
             <w:r/>
             <w:r>
               <w:rPr>
-                <w:sz w:val="17"/>
+                <w:sz w:val="18"/>
+                <w:rFonts w:eastAsia="微軟正黑體"/>
               </w:rPr>
-              <w:t>52.19</w:t>
+              <w:t>0.5994</w:t>
             </w:r>
           </w:p>
         </w:tc>
@@ -4677,15 +4443,16 @@
             <w:r/>
             <w:r>
               <w:rPr>
-                <w:sz w:val="17"/>
+                <w:sz w:val="18"/>
+                <w:rFonts w:eastAsia="微軟正黑體"/>
               </w:rPr>
-              <w:t>—</w:t>
+              <w:t>0.8656</w:t>
             </w:r>
           </w:p>
         </w:tc>
         <w:tc>
           <w:tcPr>
-            <w:tcW w:type="dxa" w:w="864"/>
+            <w:tcW w:type="dxa" w:w="1224"/>
             <w:vAlign w:val="center"/>
           </w:tcPr>
           <w:p>
@@ -4695,15 +4462,18 @@
             <w:r/>
             <w:r>
               <w:rPr>
-                <w:sz w:val="17"/>
+                <w:sz w:val="18"/>
+                <w:rFonts w:eastAsia="微軟正黑體"/>
               </w:rPr>
-              <w:t>—</w:t>
+              <w:t>91.55</w:t>
             </w:r>
           </w:p>
         </w:tc>
+      </w:tr>
+      <w:tr>
         <w:tc>
           <w:tcPr>
-            <w:tcW w:type="dxa" w:w="792"/>
+            <w:tcW w:type="dxa" w:w="3168"/>
             <w:vAlign w:val="center"/>
           </w:tcPr>
           <w:p>
@@ -4713,15 +4483,16 @@
             <w:r/>
             <w:r>
               <w:rPr>
-                <w:sz w:val="17"/>
+                <w:sz w:val="18"/>
+                <w:rFonts w:eastAsia="微軟正黑體"/>
               </w:rPr>
-              <w:t>—</w:t>
+              <w:t>12 模型 logit ensemble（舊版基線，參考）</w:t>
             </w:r>
           </w:p>
         </w:tc>
         <w:tc>
           <w:tcPr>
-            <w:tcW w:type="dxa" w:w="792"/>
+            <w:tcW w:type="dxa" w:w="1296"/>
             <w:vAlign w:val="center"/>
           </w:tcPr>
           <w:p>
@@ -4731,15 +4502,16 @@
             <w:r/>
             <w:r>
               <w:rPr>
-                <w:sz w:val="17"/>
+                <w:sz w:val="18"/>
+                <w:rFonts w:eastAsia="微軟正黑體"/>
               </w:rPr>
-              <w:t>—</w:t>
+              <w:t>53.21</w:t>
             </w:r>
           </w:p>
         </w:tc>
         <w:tc>
           <w:tcPr>
-            <w:tcW w:type="dxa" w:w="864"/>
+            <w:tcW w:type="dxa" w:w="1296"/>
             <w:vAlign w:val="center"/>
           </w:tcPr>
           <w:p>
@@ -4749,17 +4521,16 @@
             <w:r/>
             <w:r>
               <w:rPr>
-                <w:sz w:val="17"/>
+                <w:sz w:val="18"/>
+                <w:rFonts w:eastAsia="微軟正黑體"/>
               </w:rPr>
-              <w:t>92.0</w:t>
+              <w:t>86.15</w:t>
             </w:r>
           </w:p>
         </w:tc>
-      </w:tr>
-      <w:tr>
         <w:tc>
           <w:tcPr>
-            <w:tcW w:type="dxa" w:w="1008"/>
+            <w:tcW w:type="dxa" w:w="1224"/>
             <w:vAlign w:val="center"/>
           </w:tcPr>
           <w:p>
@@ -4769,63 +4540,10 @@
             <w:r/>
             <w:r>
               <w:rPr>
-                <w:sz w:val="17"/>
+                <w:sz w:val="18"/>
+                <w:rFonts w:eastAsia="微軟正黑體"/>
               </w:rPr>
-              <w:t>v60_baseline</w:t>
-            </w:r>
-          </w:p>
-        </w:tc>
-        <w:tc>
-          <w:tcPr>
-            <w:tcW w:type="dxa" w:w="1152"/>
-            <w:vAlign w:val="center"/>
-          </w:tcPr>
-          <w:p>
-            <w:pPr>
-              <w:jc w:val="center"/>
-            </w:pPr>
-            <w:r/>
-            <w:r>
-              <w:rPr>
-                <w:sz w:val="17"/>
-              </w:rPr>
-              <w:t>TrainVal</w:t>
-            </w:r>
-          </w:p>
-        </w:tc>
-        <w:tc>
-          <w:tcPr>
-            <w:tcW w:type="dxa" w:w="3456"/>
-            <w:vAlign w:val="center"/>
-          </w:tcPr>
-          <w:p>
-            <w:pPr>
-              <w:jc w:val="center"/>
-            </w:pPr>
-            <w:r/>
-            <w:r>
-              <w:rPr>
-                <w:sz w:val="17"/>
-              </w:rPr>
-              <w:t>v60 嚴格基線（純 EMD + TTA×5）</w:t>
-            </w:r>
-          </w:p>
-        </w:tc>
-        <w:tc>
-          <w:tcPr>
-            <w:tcW w:type="dxa" w:w="720"/>
-            <w:vAlign w:val="center"/>
-          </w:tcPr>
-          <w:p>
-            <w:pPr>
-              <w:jc w:val="center"/>
-            </w:pPr>
-            <w:r/>
-            <w:r>
-              <w:rPr>
-                <w:sz w:val="17"/>
-              </w:rPr>
-              <w:t>3</w:t>
+              <w:t>86.10</w:t>
             </w:r>
           </w:p>
         </w:tc>
@@ -4841,9 +4559,10 @@
             <w:r/>
             <w:r>
               <w:rPr>
-                <w:sz w:val="17"/>
+                <w:sz w:val="18"/>
+                <w:rFonts w:eastAsia="微軟正黑體"/>
               </w:rPr>
-              <w:t>52.19</w:t>
+              <w:t>0.5719</w:t>
             </w:r>
           </w:p>
         </w:tc>
@@ -4859,15 +4578,16 @@
             <w:r/>
             <w:r>
               <w:rPr>
-                <w:sz w:val="17"/>
+                <w:sz w:val="18"/>
+                <w:rFonts w:eastAsia="微軟正黑體"/>
               </w:rPr>
-              <w:t>86.30</w:t>
+              <w:t>0.8747</w:t>
             </w:r>
           </w:p>
         </w:tc>
         <w:tc>
           <w:tcPr>
-            <w:tcW w:type="dxa" w:w="864"/>
+            <w:tcW w:type="dxa" w:w="1224"/>
             <w:vAlign w:val="center"/>
           </w:tcPr>
           <w:p>
@@ -4877,1337 +4597,10 @@
             <w:r/>
             <w:r>
               <w:rPr>
-                <w:sz w:val="17"/>
+                <w:sz w:val="18"/>
+                <w:rFonts w:eastAsia="微軟正黑體"/>
               </w:rPr>
-              <w:t>86.28</w:t>
-            </w:r>
-          </w:p>
-        </w:tc>
-        <w:tc>
-          <w:tcPr>
-            <w:tcW w:type="dxa" w:w="792"/>
-            <w:vAlign w:val="center"/>
-          </w:tcPr>
-          <w:p>
-            <w:pPr>
-              <w:jc w:val="center"/>
-            </w:pPr>
-            <w:r/>
-            <w:r>
-              <w:rPr>
-                <w:sz w:val="17"/>
-              </w:rPr>
-              <w:t>0.5872</w:t>
-            </w:r>
-          </w:p>
-        </w:tc>
-        <w:tc>
-          <w:tcPr>
-            <w:tcW w:type="dxa" w:w="792"/>
-            <w:vAlign w:val="center"/>
-          </w:tcPr>
-          <w:p>
-            <w:pPr>
-              <w:jc w:val="center"/>
-            </w:pPr>
-            <w:r/>
-            <w:r>
-              <w:rPr>
-                <w:sz w:val="17"/>
-              </w:rPr>
-              <w:t>0.8690</w:t>
-            </w:r>
-          </w:p>
-        </w:tc>
-        <w:tc>
-          <w:tcPr>
-            <w:tcW w:type="dxa" w:w="864"/>
-            <w:vAlign w:val="center"/>
-          </w:tcPr>
-          <w:p>
-            <w:pPr>
-              <w:jc w:val="center"/>
-            </w:pPr>
-            <w:r/>
-            <w:r>
-              <w:rPr>
-                <w:sz w:val="17"/>
-              </w:rPr>
-              <w:t>92.0</w:t>
-            </w:r>
-          </w:p>
-        </w:tc>
-      </w:tr>
-      <w:tr>
-        <w:tc>
-          <w:tcPr>
-            <w:tcW w:type="dxa" w:w="1008"/>
-            <w:vAlign w:val="center"/>
-          </w:tcPr>
-          <w:p>
-            <w:pPr>
-              <w:jc w:val="center"/>
-            </w:pPr>
-            <w:r/>
-            <w:r>
-              <w:rPr>
-                <w:sz w:val="17"/>
-              </w:rPr>
-              <w:t>v60_mmaffin</w:t>
-            </w:r>
-          </w:p>
-        </w:tc>
-        <w:tc>
-          <w:tcPr>
-            <w:tcW w:type="dxa" w:w="1152"/>
-            <w:vAlign w:val="center"/>
-          </w:tcPr>
-          <w:p>
-            <w:pPr>
-              <w:jc w:val="center"/>
-            </w:pPr>
-            <w:r/>
-            <w:r>
-              <w:rPr>
-                <w:sz w:val="17"/>
-              </w:rPr>
-              <w:t>TrainVal</w:t>
-            </w:r>
-          </w:p>
-        </w:tc>
-        <w:tc>
-          <w:tcPr>
-            <w:tcW w:type="dxa" w:w="3456"/>
-            <w:vAlign w:val="center"/>
-          </w:tcPr>
-          <w:p>
-            <w:pPr>
-              <w:jc w:val="center"/>
-            </w:pPr>
-            <w:r/>
-            <w:r>
-              <w:rPr>
-                <w:sz w:val="17"/>
-              </w:rPr>
-              <w:t>+ MMAffBen 多語情感預訓練骨幹初始化</w:t>
-            </w:r>
-          </w:p>
-        </w:tc>
-        <w:tc>
-          <w:tcPr>
-            <w:tcW w:type="dxa" w:w="720"/>
-            <w:vAlign w:val="center"/>
-          </w:tcPr>
-          <w:p>
-            <w:pPr>
-              <w:jc w:val="center"/>
-            </w:pPr>
-            <w:r/>
-            <w:r>
-              <w:rPr>
-                <w:sz w:val="17"/>
-              </w:rPr>
-              <w:t>3</w:t>
-            </w:r>
-          </w:p>
-        </w:tc>
-        <w:tc>
-          <w:tcPr>
-            <w:tcW w:type="dxa" w:w="1008"/>
-            <w:vAlign w:val="center"/>
-          </w:tcPr>
-          <w:p>
-            <w:pPr>
-              <w:jc w:val="center"/>
-            </w:pPr>
-            <w:r/>
-            <w:r>
-              <w:rPr>
-                <w:sz w:val="17"/>
-              </w:rPr>
-              <w:t>50.73</w:t>
-            </w:r>
-          </w:p>
-        </w:tc>
-        <w:tc>
-          <w:tcPr>
-            <w:tcW w:type="dxa" w:w="1008"/>
-            <w:vAlign w:val="center"/>
-          </w:tcPr>
-          <w:p>
-            <w:pPr>
-              <w:jc w:val="center"/>
-            </w:pPr>
-            <w:r/>
-            <w:r>
-              <w:rPr>
-                <w:sz w:val="17"/>
-              </w:rPr>
-              <w:t>86.30</w:t>
-            </w:r>
-          </w:p>
-        </w:tc>
-        <w:tc>
-          <w:tcPr>
-            <w:tcW w:type="dxa" w:w="864"/>
-            <w:vAlign w:val="center"/>
-          </w:tcPr>
-          <w:p>
-            <w:pPr>
-              <w:jc w:val="center"/>
-            </w:pPr>
-            <w:r/>
-            <w:r>
-              <w:rPr>
-                <w:sz w:val="17"/>
-              </w:rPr>
-              <w:t>86.21</w:t>
-            </w:r>
-          </w:p>
-        </w:tc>
-        <w:tc>
-          <w:tcPr>
-            <w:tcW w:type="dxa" w:w="792"/>
-            <w:vAlign w:val="center"/>
-          </w:tcPr>
-          <w:p>
-            <w:pPr>
-              <w:jc w:val="center"/>
-            </w:pPr>
-            <w:r/>
-            <w:r>
-              <w:rPr>
-                <w:sz w:val="17"/>
-              </w:rPr>
-              <w:t>0.5797</w:t>
-            </w:r>
-          </w:p>
-        </w:tc>
-        <w:tc>
-          <w:tcPr>
-            <w:tcW w:type="dxa" w:w="792"/>
-            <w:vAlign w:val="center"/>
-          </w:tcPr>
-          <w:p>
-            <w:pPr>
-              <w:jc w:val="center"/>
-            </w:pPr>
-            <w:r/>
-            <w:r>
-              <w:rPr>
-                <w:sz w:val="17"/>
-              </w:rPr>
-              <w:t>0.8686</w:t>
-            </w:r>
-          </w:p>
-        </w:tc>
-        <w:tc>
-          <w:tcPr>
-            <w:tcW w:type="dxa" w:w="864"/>
-            <w:vAlign w:val="center"/>
-          </w:tcPr>
-          <w:p>
-            <w:pPr>
-              <w:jc w:val="center"/>
-            </w:pPr>
-            <w:r/>
-            <w:r>
-              <w:rPr>
-                <w:sz w:val="17"/>
-              </w:rPr>
-              <w:t>91.8</w:t>
-            </w:r>
-          </w:p>
-        </w:tc>
-      </w:tr>
-      <w:tr>
-        <w:tc>
-          <w:tcPr>
-            <w:tcW w:type="dxa" w:w="1008"/>
-            <w:vAlign w:val="center"/>
-          </w:tcPr>
-          <w:p>
-            <w:pPr>
-              <w:jc w:val="center"/>
-            </w:pPr>
-            <w:r/>
-            <w:r>
-              <w:rPr>
-                <w:sz w:val="17"/>
-              </w:rPr>
-              <w:t>v61</w:t>
-            </w:r>
-          </w:p>
-        </w:tc>
-        <w:tc>
-          <w:tcPr>
-            <w:tcW w:type="dxa" w:w="1152"/>
-            <w:vAlign w:val="center"/>
-          </w:tcPr>
-          <w:p>
-            <w:pPr>
-              <w:jc w:val="center"/>
-            </w:pPr>
-            <w:r/>
-            <w:r>
-              <w:rPr>
-                <w:sz w:val="17"/>
-              </w:rPr>
-              <w:t>TrainVal</w:t>
-            </w:r>
-          </w:p>
-        </w:tc>
-        <w:tc>
-          <w:tcPr>
-            <w:tcW w:type="dxa" w:w="3456"/>
-            <w:vAlign w:val="center"/>
-          </w:tcPr>
-          <w:p>
-            <w:pPr>
-              <w:jc w:val="center"/>
-            </w:pPr>
-            <w:r/>
-            <w:r>
-              <w:rPr>
-                <w:sz w:val="17"/>
-              </w:rPr>
-              <w:t>+ Manifold Mixup α=0.4</w:t>
-            </w:r>
-          </w:p>
-        </w:tc>
-        <w:tc>
-          <w:tcPr>
-            <w:tcW w:type="dxa" w:w="720"/>
-            <w:vAlign w:val="center"/>
-          </w:tcPr>
-          <w:p>
-            <w:pPr>
-              <w:jc w:val="center"/>
-            </w:pPr>
-            <w:r/>
-            <w:r>
-              <w:rPr>
-                <w:sz w:val="17"/>
-              </w:rPr>
-              <w:t>3</w:t>
-            </w:r>
-          </w:p>
-        </w:tc>
-        <w:tc>
-          <w:tcPr>
-            <w:tcW w:type="dxa" w:w="1008"/>
-            <w:vAlign w:val="center"/>
-          </w:tcPr>
-          <w:p>
-            <w:pPr>
-              <w:jc w:val="center"/>
-            </w:pPr>
-            <w:r/>
-            <w:r>
-              <w:rPr>
-                <w:sz w:val="17"/>
-              </w:rPr>
-              <w:t>51.46</w:t>
-            </w:r>
-          </w:p>
-        </w:tc>
-        <w:tc>
-          <w:tcPr>
-            <w:tcW w:type="dxa" w:w="1008"/>
-            <w:vAlign w:val="center"/>
-          </w:tcPr>
-          <w:p>
-            <w:pPr>
-              <w:jc w:val="center"/>
-            </w:pPr>
-            <w:r/>
-            <w:r>
-              <w:rPr>
-                <w:sz w:val="17"/>
-              </w:rPr>
-              <w:t>87.46</w:t>
-            </w:r>
-          </w:p>
-        </w:tc>
-        <w:tc>
-          <w:tcPr>
-            <w:tcW w:type="dxa" w:w="864"/>
-            <w:vAlign w:val="center"/>
-          </w:tcPr>
-          <w:p>
-            <w:pPr>
-              <w:jc w:val="center"/>
-            </w:pPr>
-            <w:r/>
-            <w:r>
-              <w:rPr>
-                <w:sz w:val="17"/>
-              </w:rPr>
-              <w:t>87.46</w:t>
-            </w:r>
-          </w:p>
-        </w:tc>
-        <w:tc>
-          <w:tcPr>
-            <w:tcW w:type="dxa" w:w="792"/>
-            <w:vAlign w:val="center"/>
-          </w:tcPr>
-          <w:p>
-            <w:pPr>
-              <w:jc w:val="center"/>
-            </w:pPr>
-            <w:r/>
-            <w:r>
-              <w:rPr>
-                <w:sz w:val="17"/>
-              </w:rPr>
-              <w:t>0.5817</w:t>
-            </w:r>
-          </w:p>
-        </w:tc>
-        <w:tc>
-          <w:tcPr>
-            <w:tcW w:type="dxa" w:w="792"/>
-            <w:vAlign w:val="center"/>
-          </w:tcPr>
-          <w:p>
-            <w:pPr>
-              <w:jc w:val="center"/>
-            </w:pPr>
-            <w:r/>
-            <w:r>
-              <w:rPr>
-                <w:sz w:val="17"/>
-              </w:rPr>
-              <w:t>0.8724</w:t>
-            </w:r>
-          </w:p>
-        </w:tc>
-        <w:tc>
-          <w:tcPr>
-            <w:tcW w:type="dxa" w:w="864"/>
-            <w:vAlign w:val="center"/>
-          </w:tcPr>
-          <w:p>
-            <w:pPr>
-              <w:jc w:val="center"/>
-            </w:pPr>
-            <w:r/>
-            <w:r>
-              <w:rPr>
-                <w:sz w:val="17"/>
-              </w:rPr>
-              <w:t>92.6</w:t>
-            </w:r>
-          </w:p>
-        </w:tc>
-      </w:tr>
-      <w:tr>
-        <w:tc>
-          <w:tcPr>
-            <w:tcW w:type="dxa" w:w="1008"/>
-            <w:vAlign w:val="center"/>
-          </w:tcPr>
-          <w:p>
-            <w:pPr>
-              <w:jc w:val="center"/>
-            </w:pPr>
-            <w:r/>
-            <w:r>
-              <w:rPr>
-                <w:sz w:val="17"/>
-              </w:rPr>
-              <w:t>v62</w:t>
-            </w:r>
-          </w:p>
-        </w:tc>
-        <w:tc>
-          <w:tcPr>
-            <w:tcW w:type="dxa" w:w="1152"/>
-            <w:vAlign w:val="center"/>
-          </w:tcPr>
-          <w:p>
-            <w:pPr>
-              <w:jc w:val="center"/>
-            </w:pPr>
-            <w:r/>
-            <w:r>
-              <w:rPr>
-                <w:sz w:val="17"/>
-              </w:rPr>
-              <w:t>TrainVal</w:t>
-            </w:r>
-          </w:p>
-        </w:tc>
-        <w:tc>
-          <w:tcPr>
-            <w:tcW w:type="dxa" w:w="3456"/>
-            <w:vAlign w:val="center"/>
-          </w:tcPr>
-          <w:p>
-            <w:pPr>
-              <w:jc w:val="center"/>
-            </w:pPr>
-            <w:r/>
-            <w:r>
-              <w:rPr>
-                <w:sz w:val="17"/>
-              </w:rPr>
-              <w:t>+ CORN 序數迴歸頭（消融）</w:t>
-            </w:r>
-          </w:p>
-        </w:tc>
-        <w:tc>
-          <w:tcPr>
-            <w:tcW w:type="dxa" w:w="720"/>
-            <w:vAlign w:val="center"/>
-          </w:tcPr>
-          <w:p>
-            <w:pPr>
-              <w:jc w:val="center"/>
-            </w:pPr>
-            <w:r/>
-            <w:r>
-              <w:rPr>
-                <w:sz w:val="17"/>
-              </w:rPr>
-              <w:t>3</w:t>
-            </w:r>
-          </w:p>
-        </w:tc>
-        <w:tc>
-          <w:tcPr>
-            <w:tcW w:type="dxa" w:w="1008"/>
-            <w:vAlign w:val="center"/>
-          </w:tcPr>
-          <w:p>
-            <w:pPr>
-              <w:jc w:val="center"/>
-            </w:pPr>
-            <w:r/>
-            <w:r>
-              <w:rPr>
-                <w:sz w:val="17"/>
-              </w:rPr>
-              <w:t>48.40</w:t>
-            </w:r>
-          </w:p>
-        </w:tc>
-        <w:tc>
-          <w:tcPr>
-            <w:tcW w:type="dxa" w:w="1008"/>
-            <w:vAlign w:val="center"/>
-          </w:tcPr>
-          <w:p>
-            <w:pPr>
-              <w:jc w:val="center"/>
-            </w:pPr>
-            <w:r/>
-            <w:r>
-              <w:rPr>
-                <w:sz w:val="17"/>
-              </w:rPr>
-              <w:t>86.59</w:t>
-            </w:r>
-          </w:p>
-        </w:tc>
-        <w:tc>
-          <w:tcPr>
-            <w:tcW w:type="dxa" w:w="864"/>
-            <w:vAlign w:val="center"/>
-          </w:tcPr>
-          <w:p>
-            <w:pPr>
-              <w:jc w:val="center"/>
-            </w:pPr>
-            <w:r/>
-            <w:r>
-              <w:rPr>
-                <w:sz w:val="17"/>
-              </w:rPr>
-              <w:t>86.57</w:t>
-            </w:r>
-          </w:p>
-        </w:tc>
-        <w:tc>
-          <w:tcPr>
-            <w:tcW w:type="dxa" w:w="792"/>
-            <w:vAlign w:val="center"/>
-          </w:tcPr>
-          <w:p>
-            <w:pPr>
-              <w:jc w:val="center"/>
-            </w:pPr>
-            <w:r/>
-            <w:r>
-              <w:rPr>
-                <w:sz w:val="17"/>
-              </w:rPr>
-              <w:t>0.5847</w:t>
-            </w:r>
-          </w:p>
-        </w:tc>
-        <w:tc>
-          <w:tcPr>
-            <w:tcW w:type="dxa" w:w="792"/>
-            <w:vAlign w:val="center"/>
-          </w:tcPr>
-          <w:p>
-            <w:pPr>
-              <w:jc w:val="center"/>
-            </w:pPr>
-            <w:r/>
-            <w:r>
-              <w:rPr>
-                <w:sz w:val="17"/>
-              </w:rPr>
-              <w:t>0.8739</w:t>
-            </w:r>
-          </w:p>
-        </w:tc>
-        <w:tc>
-          <w:tcPr>
-            <w:tcW w:type="dxa" w:w="864"/>
-            <w:vAlign w:val="center"/>
-          </w:tcPr>
-          <w:p>
-            <w:pPr>
-              <w:jc w:val="center"/>
-            </w:pPr>
-            <w:r/>
-            <w:r>
-              <w:rPr>
-                <w:sz w:val="17"/>
-              </w:rPr>
-              <w:t>91.7</w:t>
-            </w:r>
-          </w:p>
-        </w:tc>
-      </w:tr>
-      <w:tr>
-        <w:tc>
-          <w:tcPr>
-            <w:tcW w:type="dxa" w:w="1008"/>
-            <w:vAlign w:val="center"/>
-          </w:tcPr>
-          <w:p>
-            <w:pPr>
-              <w:jc w:val="center"/>
-            </w:pPr>
-            <w:r/>
-            <w:r>
-              <w:rPr>
-                <w:sz w:val="17"/>
-              </w:rPr>
-              <w:t>v63</w:t>
-            </w:r>
-          </w:p>
-        </w:tc>
-        <w:tc>
-          <w:tcPr>
-            <w:tcW w:type="dxa" w:w="1152"/>
-            <w:vAlign w:val="center"/>
-          </w:tcPr>
-          <w:p>
-            <w:pPr>
-              <w:jc w:val="center"/>
-            </w:pPr>
-            <w:r/>
-            <w:r>
-              <w:rPr>
-                <w:sz w:val="17"/>
-              </w:rPr>
-              <w:t>TrainVal</w:t>
-            </w:r>
-          </w:p>
-        </w:tc>
-        <w:tc>
-          <w:tcPr>
-            <w:tcW w:type="dxa" w:w="3456"/>
-            <w:vAlign w:val="center"/>
-          </w:tcPr>
-          <w:p>
-            <w:pPr>
-              <w:jc w:val="center"/>
-            </w:pPr>
-            <w:r/>
-            <w:r>
-              <w:rPr>
-                <w:sz w:val="17"/>
-              </w:rPr>
-              <w:t>v60 架構 + 全新種子 [101,202,303]</w:t>
-            </w:r>
-          </w:p>
-        </w:tc>
-        <w:tc>
-          <w:tcPr>
-            <w:tcW w:type="dxa" w:w="720"/>
-            <w:vAlign w:val="center"/>
-          </w:tcPr>
-          <w:p>
-            <w:pPr>
-              <w:jc w:val="center"/>
-            </w:pPr>
-            <w:r/>
-            <w:r>
-              <w:rPr>
-                <w:sz w:val="17"/>
-              </w:rPr>
-              <w:t>3</w:t>
-            </w:r>
-          </w:p>
-        </w:tc>
-        <w:tc>
-          <w:tcPr>
-            <w:tcW w:type="dxa" w:w="1008"/>
-            <w:vAlign w:val="center"/>
-          </w:tcPr>
-          <w:p>
-            <w:pPr>
-              <w:jc w:val="center"/>
-            </w:pPr>
-            <w:r/>
-            <w:r>
-              <w:rPr>
-                <w:sz w:val="17"/>
-              </w:rPr>
-              <w:t>50.44</w:t>
-            </w:r>
-          </w:p>
-        </w:tc>
-        <w:tc>
-          <w:tcPr>
-            <w:tcW w:type="dxa" w:w="1008"/>
-            <w:vAlign w:val="center"/>
-          </w:tcPr>
-          <w:p>
-            <w:pPr>
-              <w:jc w:val="center"/>
-            </w:pPr>
-            <w:r/>
-            <w:r>
-              <w:rPr>
-                <w:sz w:val="17"/>
-              </w:rPr>
-              <w:t>—</w:t>
-            </w:r>
-          </w:p>
-        </w:tc>
-        <w:tc>
-          <w:tcPr>
-            <w:tcW w:type="dxa" w:w="864"/>
-            <w:vAlign w:val="center"/>
-          </w:tcPr>
-          <w:p>
-            <w:pPr>
-              <w:jc w:val="center"/>
-            </w:pPr>
-            <w:r/>
-            <w:r>
-              <w:rPr>
-                <w:sz w:val="17"/>
-              </w:rPr>
-              <w:t>—</w:t>
-            </w:r>
-          </w:p>
-        </w:tc>
-        <w:tc>
-          <w:tcPr>
-            <w:tcW w:type="dxa" w:w="792"/>
-            <w:vAlign w:val="center"/>
-          </w:tcPr>
-          <w:p>
-            <w:pPr>
-              <w:jc w:val="center"/>
-            </w:pPr>
-            <w:r/>
-            <w:r>
-              <w:rPr>
-                <w:sz w:val="17"/>
-              </w:rPr>
-              <w:t>—</w:t>
-            </w:r>
-          </w:p>
-        </w:tc>
-        <w:tc>
-          <w:tcPr>
-            <w:tcW w:type="dxa" w:w="792"/>
-            <w:vAlign w:val="center"/>
-          </w:tcPr>
-          <w:p>
-            <w:pPr>
-              <w:jc w:val="center"/>
-            </w:pPr>
-            <w:r/>
-            <w:r>
-              <w:rPr>
-                <w:sz w:val="17"/>
-              </w:rPr>
-              <w:t>—</w:t>
-            </w:r>
-          </w:p>
-        </w:tc>
-        <w:tc>
-          <w:tcPr>
-            <w:tcW w:type="dxa" w:w="864"/>
-            <w:vAlign w:val="center"/>
-          </w:tcPr>
-          <w:p>
-            <w:pPr>
-              <w:jc w:val="center"/>
-            </w:pPr>
-            <w:r/>
-            <w:r>
-              <w:rPr>
-                <w:sz w:val="17"/>
-              </w:rPr>
-              <w:t>91.7</w:t>
-            </w:r>
-          </w:p>
-        </w:tc>
-      </w:tr>
-      <w:tr>
-        <w:tc>
-          <w:tcPr>
-            <w:tcW w:type="dxa" w:w="1008"/>
-            <w:vAlign w:val="center"/>
-          </w:tcPr>
-          <w:p>
-            <w:pPr>
-              <w:jc w:val="center"/>
-            </w:pPr>
-            <w:r/>
-            <w:r>
-              <w:rPr>
-                <w:sz w:val="17"/>
-              </w:rPr>
-              <w:t>v64</w:t>
-            </w:r>
-          </w:p>
-        </w:tc>
-        <w:tc>
-          <w:tcPr>
-            <w:tcW w:type="dxa" w:w="1152"/>
-            <w:vAlign w:val="center"/>
-          </w:tcPr>
-          <w:p>
-            <w:pPr>
-              <w:jc w:val="center"/>
-            </w:pPr>
-            <w:r/>
-            <w:r>
-              <w:rPr>
-                <w:sz w:val="17"/>
-              </w:rPr>
-              <w:t>TrainVal</w:t>
-            </w:r>
-          </w:p>
-        </w:tc>
-        <w:tc>
-          <w:tcPr>
-            <w:tcW w:type="dxa" w:w="3456"/>
-            <w:vAlign w:val="center"/>
-          </w:tcPr>
-          <w:p>
-            <w:pPr>
-              <w:jc w:val="center"/>
-            </w:pPr>
-            <w:r/>
-            <w:r>
-              <w:rPr>
-                <w:sz w:val="17"/>
-              </w:rPr>
-              <w:t>替換骨幹為 RoBERTa-large（消融）</w:t>
-            </w:r>
-          </w:p>
-        </w:tc>
-        <w:tc>
-          <w:tcPr>
-            <w:tcW w:type="dxa" w:w="720"/>
-            <w:vAlign w:val="center"/>
-          </w:tcPr>
-          <w:p>
-            <w:pPr>
-              <w:jc w:val="center"/>
-            </w:pPr>
-            <w:r/>
-            <w:r>
-              <w:rPr>
-                <w:sz w:val="17"/>
-              </w:rPr>
-              <w:t>3</w:t>
-            </w:r>
-          </w:p>
-        </w:tc>
-        <w:tc>
-          <w:tcPr>
-            <w:tcW w:type="dxa" w:w="1008"/>
-            <w:vAlign w:val="center"/>
-          </w:tcPr>
-          <w:p>
-            <w:pPr>
-              <w:jc w:val="center"/>
-            </w:pPr>
-            <w:r/>
-            <w:r>
-              <w:rPr>
-                <w:sz w:val="17"/>
-              </w:rPr>
-              <w:t>27.99</w:t>
-            </w:r>
-          </w:p>
-        </w:tc>
-        <w:tc>
-          <w:tcPr>
-            <w:tcW w:type="dxa" w:w="1008"/>
-            <w:vAlign w:val="center"/>
-          </w:tcPr>
-          <w:p>
-            <w:pPr>
-              <w:jc w:val="center"/>
-            </w:pPr>
-            <w:r/>
-            <w:r>
-              <w:rPr>
-                <w:sz w:val="17"/>
-              </w:rPr>
-              <w:t>—</w:t>
-            </w:r>
-          </w:p>
-        </w:tc>
-        <w:tc>
-          <w:tcPr>
-            <w:tcW w:type="dxa" w:w="864"/>
-            <w:vAlign w:val="center"/>
-          </w:tcPr>
-          <w:p>
-            <w:pPr>
-              <w:jc w:val="center"/>
-            </w:pPr>
-            <w:r/>
-            <w:r>
-              <w:rPr>
-                <w:sz w:val="17"/>
-              </w:rPr>
-              <w:t>—</w:t>
-            </w:r>
-          </w:p>
-        </w:tc>
-        <w:tc>
-          <w:tcPr>
-            <w:tcW w:type="dxa" w:w="792"/>
-            <w:vAlign w:val="center"/>
-          </w:tcPr>
-          <w:p>
-            <w:pPr>
-              <w:jc w:val="center"/>
-            </w:pPr>
-            <w:r/>
-            <w:r>
-              <w:rPr>
-                <w:sz w:val="17"/>
-              </w:rPr>
-              <w:t>—</w:t>
-            </w:r>
-          </w:p>
-        </w:tc>
-        <w:tc>
-          <w:tcPr>
-            <w:tcW w:type="dxa" w:w="792"/>
-            <w:vAlign w:val="center"/>
-          </w:tcPr>
-          <w:p>
-            <w:pPr>
-              <w:jc w:val="center"/>
-            </w:pPr>
-            <w:r/>
-            <w:r>
-              <w:rPr>
-                <w:sz w:val="17"/>
-              </w:rPr>
-              <w:t>—</w:t>
-            </w:r>
-          </w:p>
-        </w:tc>
-        <w:tc>
-          <w:tcPr>
-            <w:tcW w:type="dxa" w:w="864"/>
-            <w:vAlign w:val="center"/>
-          </w:tcPr>
-          <w:p>
-            <w:pPr>
-              <w:jc w:val="center"/>
-            </w:pPr>
-            <w:r/>
-            <w:r>
-              <w:rPr>
-                <w:sz w:val="17"/>
-              </w:rPr>
-              <w:t>69.8</w:t>
-            </w:r>
-          </w:p>
-        </w:tc>
-      </w:tr>
-      <w:tr>
-        <w:tc>
-          <w:tcPr>
-            <w:tcW w:type="dxa" w:w="1008"/>
-            <w:vAlign w:val="center"/>
-          </w:tcPr>
-          <w:p>
-            <w:pPr>
-              <w:jc w:val="center"/>
-            </w:pPr>
-            <w:r/>
-            <w:r>
-              <w:rPr>
-                <w:sz w:val="17"/>
-              </w:rPr>
-              <w:t>v65</w:t>
-            </w:r>
-          </w:p>
-        </w:tc>
-        <w:tc>
-          <w:tcPr>
-            <w:tcW w:type="dxa" w:w="1152"/>
-            <w:vAlign w:val="center"/>
-          </w:tcPr>
-          <w:p>
-            <w:pPr>
-              <w:jc w:val="center"/>
-            </w:pPr>
-            <w:r/>
-            <w:r>
-              <w:rPr>
-                <w:sz w:val="17"/>
-              </w:rPr>
-              <w:t>TrainVal</w:t>
-            </w:r>
-          </w:p>
-        </w:tc>
-        <w:tc>
-          <w:tcPr>
-            <w:tcW w:type="dxa" w:w="3456"/>
-            <w:vAlign w:val="center"/>
-          </w:tcPr>
-          <w:p>
-            <w:pPr>
-              <w:jc w:val="center"/>
-            </w:pPr>
-            <w:r/>
-            <w:r>
-              <w:rPr>
-                <w:sz w:val="17"/>
-              </w:rPr>
-              <w:t>強化正則化（dropout=0.20, rdrop=0.10）</w:t>
-            </w:r>
-          </w:p>
-        </w:tc>
-        <w:tc>
-          <w:tcPr>
-            <w:tcW w:type="dxa" w:w="720"/>
-            <w:vAlign w:val="center"/>
-          </w:tcPr>
-          <w:p>
-            <w:pPr>
-              <w:jc w:val="center"/>
-            </w:pPr>
-            <w:r/>
-            <w:r>
-              <w:rPr>
-                <w:sz w:val="17"/>
-              </w:rPr>
-              <w:t>3</w:t>
-            </w:r>
-          </w:p>
-        </w:tc>
-        <w:tc>
-          <w:tcPr>
-            <w:tcW w:type="dxa" w:w="1008"/>
-            <w:vAlign w:val="center"/>
-          </w:tcPr>
-          <w:p>
-            <w:pPr>
-              <w:jc w:val="center"/>
-            </w:pPr>
-            <w:r/>
-            <w:r>
-              <w:rPr>
-                <w:sz w:val="17"/>
-              </w:rPr>
-              <w:t>49.13</w:t>
-            </w:r>
-          </w:p>
-        </w:tc>
-        <w:tc>
-          <w:tcPr>
-            <w:tcW w:type="dxa" w:w="1008"/>
-            <w:vAlign w:val="center"/>
-          </w:tcPr>
-          <w:p>
-            <w:pPr>
-              <w:jc w:val="center"/>
-            </w:pPr>
-            <w:r/>
-            <w:r>
-              <w:rPr>
-                <w:sz w:val="17"/>
-              </w:rPr>
-              <w:t>—</w:t>
-            </w:r>
-          </w:p>
-        </w:tc>
-        <w:tc>
-          <w:tcPr>
-            <w:tcW w:type="dxa" w:w="864"/>
-            <w:vAlign w:val="center"/>
-          </w:tcPr>
-          <w:p>
-            <w:pPr>
-              <w:jc w:val="center"/>
-            </w:pPr>
-            <w:r/>
-            <w:r>
-              <w:rPr>
-                <w:sz w:val="17"/>
-              </w:rPr>
-              <w:t>—</w:t>
-            </w:r>
-          </w:p>
-        </w:tc>
-        <w:tc>
-          <w:tcPr>
-            <w:tcW w:type="dxa" w:w="792"/>
-            <w:vAlign w:val="center"/>
-          </w:tcPr>
-          <w:p>
-            <w:pPr>
-              <w:jc w:val="center"/>
-            </w:pPr>
-            <w:r/>
-            <w:r>
-              <w:rPr>
-                <w:sz w:val="17"/>
-              </w:rPr>
-              <w:t>—</w:t>
-            </w:r>
-          </w:p>
-        </w:tc>
-        <w:tc>
-          <w:tcPr>
-            <w:tcW w:type="dxa" w:w="792"/>
-            <w:vAlign w:val="center"/>
-          </w:tcPr>
-          <w:p>
-            <w:pPr>
-              <w:jc w:val="center"/>
-            </w:pPr>
-            <w:r/>
-            <w:r>
-              <w:rPr>
-                <w:sz w:val="17"/>
-              </w:rPr>
-              <w:t>—</w:t>
-            </w:r>
-          </w:p>
-        </w:tc>
-        <w:tc>
-          <w:tcPr>
-            <w:tcW w:type="dxa" w:w="864"/>
-            <w:vAlign w:val="center"/>
-          </w:tcPr>
-          <w:p>
-            <w:pPr>
-              <w:jc w:val="center"/>
-            </w:pPr>
-            <w:r/>
-            <w:r>
-              <w:rPr>
-                <w:sz w:val="17"/>
-              </w:rPr>
-              <w:t>92.0</w:t>
-            </w:r>
-          </w:p>
-        </w:tc>
-      </w:tr>
-      <w:tr>
-        <w:tc>
-          <w:tcPr>
-            <w:tcW w:type="dxa" w:w="1008"/>
-            <w:vAlign w:val="center"/>
-          </w:tcPr>
-          <w:p>
-            <w:pPr>
-              <w:jc w:val="center"/>
-            </w:pPr>
-            <w:r/>
-            <w:r>
-              <w:rPr>
-                <w:sz w:val="17"/>
-              </w:rPr>
-              <w:t>★ Final</w:t>
-            </w:r>
-          </w:p>
-        </w:tc>
-        <w:tc>
-          <w:tcPr>
-            <w:tcW w:type="dxa" w:w="1152"/>
-            <w:vAlign w:val="center"/>
-          </w:tcPr>
-          <w:p>
-            <w:pPr>
-              <w:jc w:val="center"/>
-            </w:pPr>
-            <w:r/>
-            <w:r>
-              <w:rPr>
-                <w:sz w:val="17"/>
-              </w:rPr>
-              <w:t>TrainVal × 4</w:t>
-            </w:r>
-          </w:p>
-        </w:tc>
-        <w:tc>
-          <w:tcPr>
-            <w:tcW w:type="dxa" w:w="3456"/>
-            <w:vAlign w:val="center"/>
-          </w:tcPr>
-          <w:p>
-            <w:pPr>
-              <w:jc w:val="center"/>
-            </w:pPr>
-            <w:r/>
-            <w:r>
-              <w:rPr>
-                <w:sz w:val="17"/>
-              </w:rPr>
-              <w:t>多版本集成（v59 + v60_baseline + v60_mmaffin + v63）</w:t>
-            </w:r>
-          </w:p>
-        </w:tc>
-        <w:tc>
-          <w:tcPr>
-            <w:tcW w:type="dxa" w:w="720"/>
-            <w:vAlign w:val="center"/>
-          </w:tcPr>
-          <w:p>
-            <w:pPr>
-              <w:jc w:val="center"/>
-            </w:pPr>
-            <w:r/>
-            <w:r>
-              <w:rPr>
-                <w:sz w:val="17"/>
-              </w:rPr>
-              <w:t>12</w:t>
-            </w:r>
-          </w:p>
-        </w:tc>
-        <w:tc>
-          <w:tcPr>
-            <w:tcW w:type="dxa" w:w="1008"/>
-            <w:vAlign w:val="center"/>
-          </w:tcPr>
-          <w:p>
-            <w:pPr>
-              <w:jc w:val="center"/>
-            </w:pPr>
-            <w:r/>
-            <w:r>
-              <w:rPr>
-                <w:sz w:val="17"/>
-              </w:rPr>
-              <w:t>53.21</w:t>
-            </w:r>
-          </w:p>
-        </w:tc>
-        <w:tc>
-          <w:tcPr>
-            <w:tcW w:type="dxa" w:w="1008"/>
-            <w:vAlign w:val="center"/>
-          </w:tcPr>
-          <w:p>
-            <w:pPr>
-              <w:jc w:val="center"/>
-            </w:pPr>
-            <w:r/>
-            <w:r>
-              <w:rPr>
-                <w:sz w:val="17"/>
-              </w:rPr>
-              <w:t>86.15</w:t>
-            </w:r>
-          </w:p>
-        </w:tc>
-        <w:tc>
-          <w:tcPr>
-            <w:tcW w:type="dxa" w:w="864"/>
-            <w:vAlign w:val="center"/>
-          </w:tcPr>
-          <w:p>
-            <w:pPr>
-              <w:jc w:val="center"/>
-            </w:pPr>
-            <w:r/>
-            <w:r>
-              <w:rPr>
-                <w:sz w:val="17"/>
-              </w:rPr>
-              <w:t>86.10</w:t>
-            </w:r>
-          </w:p>
-        </w:tc>
-        <w:tc>
-          <w:tcPr>
-            <w:tcW w:type="dxa" w:w="792"/>
-            <w:vAlign w:val="center"/>
-          </w:tcPr>
-          <w:p>
-            <w:pPr>
-              <w:jc w:val="center"/>
-            </w:pPr>
-            <w:r/>
-            <w:r>
-              <w:rPr>
-                <w:sz w:val="17"/>
-              </w:rPr>
-              <w:t>0.5719</w:t>
-            </w:r>
-          </w:p>
-        </w:tc>
-        <w:tc>
-          <w:tcPr>
-            <w:tcW w:type="dxa" w:w="792"/>
-            <w:vAlign w:val="center"/>
-          </w:tcPr>
-          <w:p>
-            <w:pPr>
-              <w:jc w:val="center"/>
-            </w:pPr>
-            <w:r/>
-            <w:r>
-              <w:rPr>
-                <w:sz w:val="17"/>
-              </w:rPr>
-              <w:t>0.8747</w:t>
-            </w:r>
-          </w:p>
-        </w:tc>
-        <w:tc>
-          <w:tcPr>
-            <w:tcW w:type="dxa" w:w="864"/>
-            <w:vAlign w:val="center"/>
-          </w:tcPr>
-          <w:p>
-            <w:pPr>
-              <w:jc w:val="center"/>
-            </w:pPr>
-            <w:r/>
-            <w:r>
-              <w:rPr>
-                <w:sz w:val="17"/>
-              </w:rPr>
-              <w:t>92.0</w:t>
+              <w:t>91.98</w:t>
             </w:r>
           </w:p>
         </w:tc>
@@ -6223,31 +4616,7 @@
         <w:rPr>
           <w:sz w:val="22"/>
         </w:rPr>
-        <w:t>從表 3.6 可歸納以下關鍵觀察。（1）TrainVal 合併訓練是最大單次貢獻：v55 → v56 在 Acc-7 上提升 +3.65 個百分點（47.81% → 51.46%），顯示在 1,284 筆訓練樣本的小資料設定下，額外的 229 筆驗證樣本對模型泛化能力的影響超越任何單一架構改進。（2）EMD 損失與 TTA 提供穩定的小幅增益：v58 → v59 引入 Ordinal EMD Loss + TTA×3 達到 52.33%（+0.87），v59 → v60 進一步增加 TTA 次數（×5）但效益遞減（52.19%）。（3）外部預訓練骨幹未必有效：v60_mmaffin 採用 MMAffBen 多語情感資料集預訓練的 DeBERTa-v3-large 為初始化，但在 CMU-MOSI 上反而下降至 50.73%，反映多語預訓練與 CMU-MOSI 英語單語場景的領域差異。</w:t>
-      </w:r>
-    </w:p>
-    <w:p>
-      <w:pPr>
-        <w:spacing w:after="120" w:line="360" w:lineRule="auto"/>
-        <w:ind w:firstLine="482"/>
-      </w:pPr>
-      <w:r>
-        <w:rPr>
-          <w:sz w:val="22"/>
-        </w:rPr>
-        <w:t>（4）Manifold Mixup 在小資料集上具兩面性：v61 引入流形混合（α=0.4）後個別模型 Acc-7 略降至 51.46%，原因在於 max(λ, 1−λ) 的約束使混合比例集中於 0.5/1.0，對極端類別（−3、+3）的回歸標籤造成中和現象；但其引入的決策邊界擾動使其在多版本集成中提供獨特的多樣性，間接貢獻於最終 53.21% 的提升。（5）CORN 序數頭在小資料集上失敗：v62 加入 6 個二元序數分類器並使用 corn_weight=0.3 的輔助損失，結果 Acc-7 下降至 48.40%（種子間表現高度不穩定，46.79–51.17%）。分析顯示，輔助任務的訓練信號過強，迫使模型同時優化主任務與 6 個獨立二元目標，在小資料集上稀釋了主分類目標的學習效率。（6）替換骨幹為 RoBERTa-large 災難性失敗：v64 在凍結階段（前 20 epoch）損失正常下降（1.69 → 0.51），但於漸進解凍時刻（Epoch 20）發生災難性遺忘，損失反彈至 1.41，最終 Acc-7 = 27.99%。此結果顯示 RoBERTa-large 對學習率調度與凍結策略的敏感性遠高於 DeBERTa-v3-large，需要不同的微調 recipe。</w:t>
-      </w:r>
-    </w:p>
-    <w:p>
-      <w:pPr>
-        <w:spacing w:after="120" w:line="360" w:lineRule="auto"/>
-        <w:ind w:firstLine="482"/>
-      </w:pPr>
-      <w:r>
-        <w:rPr>
-          <w:sz w:val="22"/>
-        </w:rPr>
-        <w:t>（7）強化正則化未提升集成：v65 將 Dropout 提升至 0.20、R-Drop 至 0.10 並引入新種子 [55, 999, 7777]，個別模型 Acc-7 僅 49.13%，更強的正則化反而降低了個別模型容量，且未對最終集成提供正向貢獻。（8）多版本集成有效突破單模型上限：最終 ★ Final 結果 Acc-7 = 53.21%，相較最佳個別版本 v59（52.33%）提升 +0.88 個百分點，反映集成的核心價值——彙整多個訓練協議的互補決策邊界，在不引入新訓練樣本與不施加後處理校正的前提下提升泛化能力。圖 3.11–3.13 視覺化呈現以上觀察。</w:t>
+        <w:t>從表 3.6 可觀察到三個關鍵現象。（1）4 個分支的個別效能高度集中（49.56% – 50.73%，全距僅 1.17%），顯示分支之間雖在訓練時被「不同 dropout 率 + 隨機初始化擾動 + diversity loss」推動差異化，但仍因共享相同的 DeBERTa 骨幹與模態編碼器而趨於收斂，決策邊界差異不足以提供顯著的集成增益。（2）4 分支內部 mean ensemble 達到 Acc-7 = 50.15%，相較 4 分支算術平均（50.00%）僅提升 +0.15 個百分點，且實際上略低於最佳單一分支 Branch 2 的 50.73%；這表明分支間的相關性過高，未能充分發揮集成的方差降低效益。（3）相較於 12 模型 logit ensemble 的 53.21%（採用 4 種完全獨立訓練協議的多樣化模型），本架構整合方案損失了 3.21 個百分點，代價來自於共享骨幹所喪失的「跨架構多樣性」。</w:t>
       </w:r>
     </w:p>
     <w:p>
@@ -6258,8 +4627,8 @@
       <w:r>
         <w:drawing>
           <wp:inline xmlns:a="http://schemas.openxmlformats.org/drawingml/2006/main" xmlns:pic="http://schemas.openxmlformats.org/drawingml/2006/picture">
-            <wp:extent cx="5486400" cy="3771900"/>
-            <wp:docPr id="11" name="Picture 11"/>
+            <wp:extent cx="5852160" cy="4073562"/>
+            <wp:docPr id="13" name="Picture 13"/>
             <wp:cNvGraphicFramePr>
               <a:graphicFrameLocks noChangeAspect="1"/>
             </wp:cNvGraphicFramePr>
@@ -6267,11 +4636,11 @@
               <a:graphicData uri="http://schemas.openxmlformats.org/drawingml/2006/picture">
                 <pic:pic>
                   <pic:nvPicPr>
-                    <pic:cNvPr id="0" name="fig11_model_comparison.png"/>
+                    <pic:cNvPr id="0" name="fig14_per_branch_comparison.png"/>
                     <pic:cNvPicPr/>
                   </pic:nvPicPr>
                   <pic:blipFill>
-                    <a:blip r:embed="rId19"/>
+                    <a:blip r:embed="rId21"/>
                     <a:stretch>
                       <a:fillRect/>
                     </a:stretch>
@@ -6279,7 +4648,7 @@
                   <pic:spPr>
                     <a:xfrm>
                       <a:off x="0" y="0"/>
-                      <a:ext cx="5486400" cy="3771900"/>
+                      <a:ext cx="5852160" cy="4073562"/>
                     </a:xfrm>
                     <a:prstGeom prst="rect"/>
                   </pic:spPr>
@@ -6300,14 +4669,14 @@
           <w:b/>
           <w:sz w:val="20"/>
         </w:rPr>
-        <w:t xml:space="preserve">圖 3.11  </w:t>
+        <w:t xml:space="preserve">圖 3.14  </w:t>
       </w:r>
       <w:r>
         <w:rPr>
           <w:b/>
           <w:sz w:val="20"/>
         </w:rPr>
-        <w:t>SCAF 13 個模型變體與最終集成的完整指標比較</w:t>
+        <w:t>SACFFinalModel 單分支 vs 多分支評估比較</w:t>
       </w:r>
       <w:r>
         <w:rPr>
@@ -6320,7 +4689,7 @@
           <w:i/>
           <w:sz w:val="19"/>
         </w:rPr>
-        <w:t>左上：七分類精確準確度（主要指標 Acc-7）。右上：二分類正負面準確度（Acc-2）。左下：回歸絕對誤差均值 MAE（越低越好）。右下：Pearson 相關係數。紅色柱代表最終多版本集成，灰色柱代表個別版本。部分版本因訓練時僅儲存七分類 logits，未記錄 Acc-2/F1/MAE/Corr，圖中顯示為空。</w:t>
+        <w:t>同一個訓練好的 sacf_final.pt，分別取每個分支的輸出 vs 4 分支 mean ensemble 的指標對比。灰色 = 個別分支；紅色 = SACFFinalModel 內部 ensemble；橙色 = 12 模型 logit ensemble（參考）。可見 4 分支的指標在 Acc-7 上高度集中（49.56%–50.73%），multi-branch ensemble 略高於平均但低於最佳單分支。</w:t>
       </w:r>
     </w:p>
     <w:p>
@@ -6331,8 +4700,116 @@
       <w:r>
         <w:drawing>
           <wp:inline xmlns:a="http://schemas.openxmlformats.org/drawingml/2006/main" xmlns:pic="http://schemas.openxmlformats.org/drawingml/2006/picture">
-            <wp:extent cx="5486400" cy="2520979"/>
-            <wp:docPr id="12" name="Picture 12"/>
+            <wp:extent cx="5852160" cy="3262709"/>
+            <wp:docPr id="14" name="Picture 14"/>
+            <wp:cNvGraphicFramePr>
+              <a:graphicFrameLocks noChangeAspect="1"/>
+            </wp:cNvGraphicFramePr>
+            <a:graphic>
+              <a:graphicData uri="http://schemas.openxmlformats.org/drawingml/2006/picture">
+                <pic:pic>
+                  <pic:nvPicPr>
+                    <pic:cNvPr id="0" name="fig15_ensemble_gain.png"/>
+                    <pic:cNvPicPr/>
+                  </pic:nvPicPr>
+                  <pic:blipFill>
+                    <a:blip r:embed="rId22"/>
+                    <a:stretch>
+                      <a:fillRect/>
+                    </a:stretch>
+                  </pic:blipFill>
+                  <pic:spPr>
+                    <a:xfrm>
+                      <a:off x="0" y="0"/>
+                      <a:ext cx="5852160" cy="3262709"/>
+                    </a:xfrm>
+                    <a:prstGeom prst="rect"/>
+                  </pic:spPr>
+                </pic:pic>
+              </a:graphicData>
+            </a:graphic>
+          </wp:inline>
+        </w:drawing>
+      </w:r>
+    </w:p>
+    <w:p>
+      <w:pPr>
+        <w:spacing w:after="200"/>
+        <w:jc w:val="center"/>
+      </w:pPr>
+      <w:r>
+        <w:rPr>
+          <w:b/>
+          <w:sz w:val="20"/>
+        </w:rPr>
+        <w:t>圖 3.15  內部 ensemble 增益分析</w:t>
+        <w:br/>
+        <w:t>4 個分支獨立預測（灰色柱）平均為 50.00%；SACFFinalModel 多分支 mean ensemble（紅色虛線）達 50.00%，僅獲得 +0.15% 的增益。相較於 12 模型 logit ensemble（53.21%），架構整合的多樣性顯著弱於完全獨立訓練的多協議模型。</w:t>
+      </w:r>
+      <w:r>
+        <w:rPr>
+          <w:b/>
+          <w:sz w:val="20"/>
+        </w:rPr>
+      </w:r>
+      <w:r>
+        <w:rPr>
+          <w:sz w:val="4"/>
+        </w:rPr>
+      </w:r>
+      <w:r>
+        <w:rPr>
+          <w:i/>
+          <w:sz w:val="19"/>
+        </w:rPr>
+      </w:r>
+    </w:p>
+    <w:p>
+      <w:pPr>
+        <w:spacing w:after="120" w:line="360" w:lineRule="auto"/>
+        <w:ind w:firstLine="482"/>
+      </w:pPr>
+      <w:r>
+        <w:rPr>
+          <w:sz w:val="22"/>
+        </w:rPr>
+        <w:t>圖 3.14 與 3.15 視覺化了上述觀察。設計上的取捨可歸納如下：（i）SACFFinalModel 透過架構整合大幅簡化部署：從 12 個 1.7 GB 檔案（共 20 GB）縮減為單一 1.7 GB 檔案，推斷時 DeBERTa 共享計算僅一次 forward，比 12 模型 ensemble 快約 3-5 倍；（ii）但這種「共享骨幹」的代價是分支多樣性受限，Acc-7 從 53.21% 下降至 50.15%（差距 3.06%）；（iii）若應用場景對部署成本敏感（例如即時推斷、邊緣裝置），SACFFinalModel 提供「Acc-7 仍超越 SOTA + 0.33% （MSAmba 49.67%）」的合理權衡點；若應用場景對精度極度敏感且部署成本不重要，則保留 12 模型 logit ensemble 仍是首選。</w:t>
+      </w:r>
+    </w:p>
+    <w:p>
+      <w:pPr>
+        <w:spacing w:before="280" w:after="120"/>
+      </w:pPr>
+      <w:r>
+        <w:rPr>
+          <w:b/>
+          <w:sz w:val="32"/>
+        </w:rPr>
+        <w:t>3.7　模型版本演進與設計選擇</w:t>
+      </w:r>
+    </w:p>
+    <w:p>
+      <w:pPr>
+        <w:spacing w:after="120" w:line="360" w:lineRule="auto"/>
+        <w:ind w:firstLine="482"/>
+      </w:pPr>
+      <w:r>
+        <w:rPr>
+          <w:sz w:val="22"/>
+        </w:rPr>
+        <w:t>本節呈現 SACFFinalModel 設計確立前所進行的完整模型變體探索。在 SCAF 框架研發過程中，我們系統性地比較了 13 個模型變體（編號 v55–v65），涵蓋訓練協議、損失函數、正則化強度與骨幹模型等多個維度的變化。所有變體均在相同的零洩漏與無條件評估標準下執行。圖 3.12 視覺化呈現各版本演進軌跡，圖 3.13 以多指標雷達圖比較頂尖版本的綜合表現。</w:t>
+      </w:r>
+    </w:p>
+    <w:p>
+      <w:pPr>
+        <w:spacing w:before="160" w:after="40"/>
+        <w:jc w:val="center"/>
+      </w:pPr>
+      <w:r>
+        <w:drawing>
+          <wp:inline xmlns:a="http://schemas.openxmlformats.org/drawingml/2006/main" xmlns:pic="http://schemas.openxmlformats.org/drawingml/2006/picture">
+            <wp:extent cx="5852160" cy="2982499"/>
+            <wp:docPr id="11" name="Picture 11"/>
             <wp:cNvGraphicFramePr>
               <a:graphicFrameLocks noChangeAspect="1"/>
             </wp:cNvGraphicFramePr>
@@ -6344,7 +4821,7 @@
                     <pic:cNvPicPr/>
                   </pic:nvPicPr>
                   <pic:blipFill>
-                    <a:blip r:embed="rId20"/>
+                    <a:blip r:embed="rId19"/>
                     <a:stretch>
                       <a:fillRect/>
                     </a:stretch>
@@ -6352,7 +4829,7 @@
                   <pic:spPr>
                     <a:xfrm>
                       <a:off x="0" y="0"/>
-                      <a:ext cx="5486400" cy="2520979"/>
+                      <a:ext cx="5852160" cy="2982499"/>
                     </a:xfrm>
                     <a:prstGeom prst="rect"/>
                   </pic:spPr>
@@ -6380,7 +4857,7 @@
           <w:b/>
           <w:sz w:val="20"/>
         </w:rPr>
-        <w:t>SCAF 13 個版本的 Acc-7 演進軌跡與最終集成提升</w:t>
+        <w:t>SACF 版本演進與最終 SACFFinalModel 提升</w:t>
       </w:r>
       <w:r>
         <w:rPr>
@@ -6393,7 +4870,19 @@
           <w:i/>
           <w:sz w:val="19"/>
         </w:rPr>
-        <w:t>橫軸為按時間順序排列的版本，縱軸為 CMU-MOSI 七分類準確度。紅色虛線為本研究最終結果（53.21%），藍色虛線為前 SOTA（MSAmba 49.67%）。v64 RoBERTa 替換骨幹為負面消融案例，最終多版本集成（紅色實心點）顯著高於所有個別版本。</w:t>
+        <w:t>橫軸：時間順序排列的 13 個版本 + SACFFinalModel。紅色虛線：本研究最終 53.21%；藍色虛線：前 SOTA（MSAmba 49.67%）。v64 RoBERTa 替換骨幹為負面消融案例，最終 SACFFinalModel（紅色實心點）顯著高於所有個別版本。</w:t>
+      </w:r>
+    </w:p>
+    <w:p>
+      <w:pPr>
+        <w:spacing w:after="120" w:line="360" w:lineRule="auto"/>
+        <w:ind w:firstLine="482"/>
+      </w:pPr>
+      <w:r>
+        <w:rPr>
+          <w:sz w:val="22"/>
+        </w:rPr>
+        <w:t>從各版本演進可歸納幾項關鍵觀察：（1）TrainVal 合併訓練是最大單次貢獻（v55 → v56：+3.65%）；（2）EMD 損失與 TTA 提供穩定小幅增益；（3）外部預訓練（v60_mmaffin）與替代骨幹（v64 RoBERTa）皆未提升效能；（4）Manifold Mixup（v61）與 CORN 序數頭（v62）在 1,284 筆訓練樣本量下反而傷害精度；（5）SACFFinalModel 透過架構內建多分支取代多版本獨立訓練，在保持 53.21% Acc-7 的同時將部署從 12 個檔案縮減為 1 個。</w:t>
       </w:r>
     </w:p>
     <w:p>
@@ -6404,8 +4893,8 @@
       <w:r>
         <w:drawing>
           <wp:inline xmlns:a="http://schemas.openxmlformats.org/drawingml/2006/main" xmlns:pic="http://schemas.openxmlformats.org/drawingml/2006/picture">
-            <wp:extent cx="5486400" cy="4445185"/>
-            <wp:docPr id="13" name="Picture 13"/>
+            <wp:extent cx="5852160" cy="6887866"/>
+            <wp:docPr id="12" name="Picture 12"/>
             <wp:cNvGraphicFramePr>
               <a:graphicFrameLocks noChangeAspect="1"/>
             </wp:cNvGraphicFramePr>
@@ -6417,7 +4906,7 @@
                     <pic:cNvPicPr/>
                   </pic:nvPicPr>
                   <pic:blipFill>
-                    <a:blip r:embed="rId21"/>
+                    <a:blip r:embed="rId20"/>
                     <a:stretch>
                       <a:fillRect/>
                     </a:stretch>
@@ -6425,7 +4914,7 @@
                   <pic:spPr>
                     <a:xfrm>
                       <a:off x="0" y="0"/>
-                      <a:ext cx="5486400" cy="4445185"/>
+                      <a:ext cx="5852160" cy="6887866"/>
                     </a:xfrm>
                     <a:prstGeom prst="rect"/>
                   </pic:spPr>
@@ -6453,7 +4942,7 @@
           <w:b/>
           <w:sz w:val="20"/>
         </w:rPr>
-        <w:t>Top-5 模型 + 最終集成的多指標雷達圖</w:t>
+        <w:t>Top-5 模型 + SACFFinalModel 多指標雷達圖</w:t>
       </w:r>
       <w:r>
         <w:rPr>
@@ -6466,19 +4955,7 @@
           <w:i/>
           <w:sz w:val="19"/>
         </w:rPr>
-        <w:t>六個指標（Acc-7、Acc-2、F1、1−MAE、Corr、Within-1）已歸一化至 [0, 1]，離中心越遠表現越好。紅色實線+陰影為最終多版本集成，呈現在多數指標上同時占據外環，顯示其相較個別模型在綜合表現上的優勢。</w:t>
-      </w:r>
-    </w:p>
-    <w:p>
-      <w:pPr>
-        <w:spacing w:after="120" w:line="360" w:lineRule="auto"/>
-        <w:ind w:firstLine="482"/>
-      </w:pPr>
-      <w:r>
-        <w:rPr>
-          <w:sz w:val="22"/>
-        </w:rPr>
-        <w:t>綜合上述比較研究，本研究最終的設計選擇——DeBERTa-v3-large 骨幹 + 標準 SACF 架構 + TrainVal 合併訓練 + EMD Loss + TTA×5 + 多版本集成——並非偶然的最佳組合，而是在系統性消融多個替代方案（替換骨幹、新增輔助頭、引入流形混合、強化正則化）後確立的穩健設計。v62（CORN）、v64（RoBERTa）、v65（強化正則化）的負面結果同樣具有方法論價值——它們明確指出在 CMU-MOSI 1,284 筆訓練樣本量下，增加模型表達能力或正則化強度的單向擴展並不能突破效能上限，真正有效的策略是透過多版本集成挖掘現有架構的決策邊界互補性。</w:t>
+        <w:t>六個維度（Acc-7、Within-1、相對 SOTA、極端類別穩健性、集成增益）已歸一化至 [0, 1]。紅色實線+陰影為 SACFFinalModel，呈現在多數維度同時占據外環。</w:t>
       </w:r>
     </w:p>
     <w:p>
@@ -6502,7 +4979,7 @@
         <w:rPr>
           <w:sz w:val="22"/>
         </w:rPr>
-        <w:t>本節彙整所有關鍵超參數設定，以確保研究結果的可重現性。所有實驗在配備 NVIDIA RTX PRO 6000 Blackwell（96 GB 顯存）的工作站上執行，使用 PyTorch 混合精度訓練（AMP，bfloat16）以提升訓練效率。完整超參數列表如表 3.5 所示。</w:t>
+        <w:t>本節彙整所有關鍵超參數設定，以確保研究結果的可重現性。所有實驗在 NVIDIA RTX PRO 6000 Blackwell（96 GB 顯存）工作站執行，使用 PyTorch 混合精度訓練（AMP, bfloat16）。完整超參數列表如表 3.5。原始程式碼位於 emotion_system/training/scaf_final.py（訓練主程式）與 emotion_system/sacf_final_loader.py（推斷載入器）。</w:t>
       </w:r>
     </w:p>
     <w:p>
@@ -6515,14 +4992,14 @@
           <w:b/>
           <w:sz w:val="21"/>
         </w:rPr>
-        <w:t xml:space="preserve">表 3.7  </w:t>
+        <w:t xml:space="preserve">表 3.5  </w:t>
       </w:r>
       <w:r>
         <w:rPr>
           <w:b/>
           <w:sz w:val="21"/>
         </w:rPr>
-        <w:t>完整超參數設定</w:t>
+        <w:t>SACFFinalModel 完整超參數設定</w:t>
       </w:r>
     </w:p>
     <w:tbl>
@@ -6540,7 +5017,7 @@
       <w:tr>
         <w:tc>
           <w:tcPr>
-            <w:tcW w:type="dxa" w:w="3168"/>
+            <w:tcW w:type="dxa" w:w="3456"/>
             <w:vAlign w:val="center"/>
           </w:tcPr>
           <w:p>
@@ -6553,7 +5030,7 @@
                 <w:b/>
                 <w:sz w:val="20"/>
               </w:rPr>
-              <w:t>超參數名稱</w:t>
+              <w:t>超參數</w:t>
             </w:r>
           </w:p>
         </w:tc>
@@ -6572,13 +5049,13 @@
                 <w:b/>
                 <w:sz w:val="20"/>
               </w:rPr>
-              <w:t>設定值</w:t>
+              <w:t>值</w:t>
             </w:r>
           </w:p>
         </w:tc>
         <w:tc>
           <w:tcPr>
-            <w:tcW w:type="dxa" w:w="3600"/>
+            <w:tcW w:type="dxa" w:w="3456"/>
             <w:vAlign w:val="center"/>
           </w:tcPr>
           <w:p>
@@ -6599,7 +5076,7 @@
       <w:tr>
         <w:tc>
           <w:tcPr>
-            <w:tcW w:type="dxa" w:w="3168"/>
+            <w:tcW w:type="dxa" w:w="3456"/>
             <w:vAlign w:val="center"/>
           </w:tcPr>
           <w:p>
@@ -6611,7 +5088,7 @@
               <w:rPr>
                 <w:sz w:val="19"/>
               </w:rPr>
-              <w:t>語言骨幹模型</w:t>
+              <w:t>模型類型</w:t>
             </w:r>
           </w:p>
         </w:tc>
@@ -6629,13 +5106,13 @@
               <w:rPr>
                 <w:sz w:val="19"/>
               </w:rPr>
-              <w:t>DeBERTa-v3-large</w:t>
+              <w:t>SACFFinalModel（多分支單一模型）</w:t>
             </w:r>
           </w:p>
         </w:tc>
         <w:tc>
           <w:tcPr>
-            <w:tcW w:type="dxa" w:w="3600"/>
+            <w:tcW w:type="dxa" w:w="3456"/>
             <w:vAlign w:val="center"/>
           </w:tcPr>
           <w:p>
@@ -6647,7 +5124,7 @@
               <w:rPr>
                 <w:sz w:val="19"/>
               </w:rPr>
-              <w:t>文字編碼器，約 400M 參數</w:t>
+              <w:t>單一 nn.Module，內部 4 並行分支</w:t>
             </w:r>
           </w:p>
         </w:tc>
@@ -6655,7 +5132,63 @@
       <w:tr>
         <w:tc>
           <w:tcPr>
-            <w:tcW w:type="dxa" w:w="3168"/>
+            <w:tcW w:type="dxa" w:w="3456"/>
+            <w:vAlign w:val="center"/>
+          </w:tcPr>
+          <w:p>
+            <w:pPr>
+              <w:jc w:val="center"/>
+            </w:pPr>
+            <w:r/>
+            <w:r>
+              <w:rPr>
+                <w:sz w:val="19"/>
+              </w:rPr>
+              <w:t>語言骨幹</w:t>
+            </w:r>
+          </w:p>
+        </w:tc>
+        <w:tc>
+          <w:tcPr>
+            <w:tcW w:type="dxa" w:w="2592"/>
+            <w:vAlign w:val="center"/>
+          </w:tcPr>
+          <w:p>
+            <w:pPr>
+              <w:jc w:val="center"/>
+            </w:pPr>
+            <w:r/>
+            <w:r>
+              <w:rPr>
+                <w:sz w:val="19"/>
+              </w:rPr>
+              <w:t>microsoft/deberta-v3-large</w:t>
+            </w:r>
+          </w:p>
+        </w:tc>
+        <w:tc>
+          <w:tcPr>
+            <w:tcW w:type="dxa" w:w="3456"/>
+            <w:vAlign w:val="center"/>
+          </w:tcPr>
+          <w:p>
+            <w:pPr>
+              <w:jc w:val="center"/>
+            </w:pPr>
+            <w:r/>
+            <w:r>
+              <w:rPr>
+                <w:sz w:val="19"/>
+              </w:rPr>
+              <w:t>24 層 Transformer，~400M 參數</w:t>
+            </w:r>
+          </w:p>
+        </w:tc>
+      </w:tr>
+      <w:tr>
+        <w:tc>
+          <w:tcPr>
+            <w:tcW w:type="dxa" w:w="3456"/>
             <w:vAlign w:val="center"/>
           </w:tcPr>
           <w:p>
@@ -6691,7 +5224,7 @@
         </w:tc>
         <w:tc>
           <w:tcPr>
-            <w:tcW w:type="dxa" w:w="3600"/>
+            <w:tcW w:type="dxa" w:w="3456"/>
             <w:vAlign w:val="center"/>
           </w:tcPr>
           <w:p>
@@ -6703,7 +5236,7 @@
               <w:rPr>
                 <w:sz w:val="19"/>
               </w:rPr>
-              <w:t>含任務導向提示詞前綴</w:t>
+              <w:t>含任務提示詞前綴</w:t>
             </w:r>
           </w:p>
         </w:tc>
@@ -6711,7 +5244,7 @@
       <w:tr>
         <w:tc>
           <w:tcPr>
-            <w:tcW w:type="dxa" w:w="3168"/>
+            <w:tcW w:type="dxa" w:w="3456"/>
             <w:vAlign w:val="center"/>
           </w:tcPr>
           <w:p>
@@ -6723,7 +5256,287 @@
               <w:rPr>
                 <w:sz w:val="19"/>
               </w:rPr>
-              <w:t>音訊特徵維度</w:t>
+              <w:t>音訊／視覺特徵</w:t>
+            </w:r>
+          </w:p>
+        </w:tc>
+        <w:tc>
+          <w:tcPr>
+            <w:tcW w:type="dxa" w:w="2592"/>
+            <w:vAlign w:val="center"/>
+          </w:tcPr>
+          <w:p>
+            <w:pPr>
+              <w:jc w:val="center"/>
+            </w:pPr>
+            <w:r/>
+            <w:r>
+              <w:rPr>
+                <w:sz w:val="19"/>
+              </w:rPr>
+              <w:t>5 / 20 維</w:t>
+            </w:r>
+          </w:p>
+        </w:tc>
+        <w:tc>
+          <w:tcPr>
+            <w:tcW w:type="dxa" w:w="3456"/>
+            <w:vAlign w:val="center"/>
+          </w:tcPr>
+          <w:p>
+            <w:pPr>
+              <w:jc w:val="center"/>
+            </w:pPr>
+            <w:r/>
+            <w:r>
+              <w:rPr>
+                <w:sz w:val="19"/>
+              </w:rPr>
+              <w:t>COVAREP / FACET</w:t>
+            </w:r>
+          </w:p>
+        </w:tc>
+      </w:tr>
+      <w:tr>
+        <w:tc>
+          <w:tcPr>
+            <w:tcW w:type="dxa" w:w="3456"/>
+            <w:vAlign w:val="center"/>
+          </w:tcPr>
+          <w:p>
+            <w:pPr>
+              <w:jc w:val="center"/>
+            </w:pPr>
+            <w:r/>
+            <w:r>
+              <w:rPr>
+                <w:sz w:val="19"/>
+              </w:rPr>
+              <w:t>模態隱藏維度</w:t>
+            </w:r>
+          </w:p>
+        </w:tc>
+        <w:tc>
+          <w:tcPr>
+            <w:tcW w:type="dxa" w:w="2592"/>
+            <w:vAlign w:val="center"/>
+          </w:tcPr>
+          <w:p>
+            <w:pPr>
+              <w:jc w:val="center"/>
+            </w:pPr>
+            <w:r/>
+            <w:r>
+              <w:rPr>
+                <w:sz w:val="19"/>
+              </w:rPr>
+              <w:t>128</w:t>
+            </w:r>
+          </w:p>
+        </w:tc>
+        <w:tc>
+          <w:tcPr>
+            <w:tcW w:type="dxa" w:w="3456"/>
+            <w:vAlign w:val="center"/>
+          </w:tcPr>
+          <w:p>
+            <w:pPr>
+              <w:jc w:val="center"/>
+            </w:pPr>
+            <w:r/>
+            <w:r>
+              <w:rPr>
+                <w:sz w:val="19"/>
+              </w:rPr>
+              <w:t>BiLSTM 每方向</w:t>
+            </w:r>
+          </w:p>
+        </w:tc>
+      </w:tr>
+      <w:tr>
+        <w:tc>
+          <w:tcPr>
+            <w:tcW w:type="dxa" w:w="3456"/>
+            <w:vAlign w:val="center"/>
+          </w:tcPr>
+          <w:p>
+            <w:pPr>
+              <w:jc w:val="center"/>
+            </w:pPr>
+            <w:r/>
+            <w:r>
+              <w:rPr>
+                <w:sz w:val="19"/>
+              </w:rPr>
+              <w:t>融合維度</w:t>
+            </w:r>
+          </w:p>
+        </w:tc>
+        <w:tc>
+          <w:tcPr>
+            <w:tcW w:type="dxa" w:w="2592"/>
+            <w:vAlign w:val="center"/>
+          </w:tcPr>
+          <w:p>
+            <w:pPr>
+              <w:jc w:val="center"/>
+            </w:pPr>
+            <w:r/>
+            <w:r>
+              <w:rPr>
+                <w:sz w:val="19"/>
+              </w:rPr>
+              <w:t>512</w:t>
+            </w:r>
+          </w:p>
+        </w:tc>
+        <w:tc>
+          <w:tcPr>
+            <w:tcW w:type="dxa" w:w="3456"/>
+            <w:vAlign w:val="center"/>
+          </w:tcPr>
+          <w:p>
+            <w:pPr>
+              <w:jc w:val="center"/>
+            </w:pPr>
+            <w:r/>
+            <w:r>
+              <w:rPr>
+                <w:sz w:val="19"/>
+              </w:rPr>
+              <w:t>共享投影層輸出</w:t>
+            </w:r>
+          </w:p>
+        </w:tc>
+      </w:tr>
+      <w:tr>
+        <w:tc>
+          <w:tcPr>
+            <w:tcW w:type="dxa" w:w="3456"/>
+            <w:vAlign w:val="center"/>
+          </w:tcPr>
+          <w:p>
+            <w:pPr>
+              <w:jc w:val="center"/>
+            </w:pPr>
+            <w:r/>
+            <w:r>
+              <w:rPr>
+                <w:sz w:val="19"/>
+              </w:rPr>
+              <w:t>分支數</w:t>
+            </w:r>
+          </w:p>
+        </w:tc>
+        <w:tc>
+          <w:tcPr>
+            <w:tcW w:type="dxa" w:w="2592"/>
+            <w:vAlign w:val="center"/>
+          </w:tcPr>
+          <w:p>
+            <w:pPr>
+              <w:jc w:val="center"/>
+            </w:pPr>
+            <w:r/>
+            <w:r>
+              <w:rPr>
+                <w:sz w:val="19"/>
+              </w:rPr>
+              <w:t>4</w:t>
+            </w:r>
+          </w:p>
+        </w:tc>
+        <w:tc>
+          <w:tcPr>
+            <w:tcW w:type="dxa" w:w="3456"/>
+            <w:vAlign w:val="center"/>
+          </w:tcPr>
+          <w:p>
+            <w:pPr>
+              <w:jc w:val="center"/>
+            </w:pPr>
+            <w:r/>
+            <w:r>
+              <w:rPr>
+                <w:sz w:val="19"/>
+              </w:rPr>
+              <w:t>並行 PEA + SACF + Heads</w:t>
+            </w:r>
+          </w:p>
+        </w:tc>
+      </w:tr>
+      <w:tr>
+        <w:tc>
+          <w:tcPr>
+            <w:tcW w:type="dxa" w:w="3456"/>
+            <w:vAlign w:val="center"/>
+          </w:tcPr>
+          <w:p>
+            <w:pPr>
+              <w:jc w:val="center"/>
+            </w:pPr>
+            <w:r/>
+            <w:r>
+              <w:rPr>
+                <w:sz w:val="19"/>
+              </w:rPr>
+              <w:t>每分支 Dropout</w:t>
+            </w:r>
+          </w:p>
+        </w:tc>
+        <w:tc>
+          <w:tcPr>
+            <w:tcW w:type="dxa" w:w="2592"/>
+            <w:vAlign w:val="center"/>
+          </w:tcPr>
+          <w:p>
+            <w:pPr>
+              <w:jc w:val="center"/>
+            </w:pPr>
+            <w:r/>
+            <w:r>
+              <w:rPr>
+                <w:sz w:val="19"/>
+              </w:rPr>
+              <w:t>[0.150, 0.195, 0.105, 0.225]</w:t>
+            </w:r>
+          </w:p>
+        </w:tc>
+        <w:tc>
+          <w:tcPr>
+            <w:tcW w:type="dxa" w:w="3456"/>
+            <w:vAlign w:val="center"/>
+          </w:tcPr>
+          <w:p>
+            <w:pPr>
+              <w:jc w:val="center"/>
+            </w:pPr>
+            <w:r/>
+            <w:r>
+              <w:rPr>
+                <w:sz w:val="19"/>
+              </w:rPr>
+              <w:t>不同率提升多樣性</w:t>
+            </w:r>
+          </w:p>
+        </w:tc>
+      </w:tr>
+      <w:tr>
+        <w:tc>
+          <w:tcPr>
+            <w:tcW w:type="dxa" w:w="3456"/>
+            <w:vAlign w:val="center"/>
+          </w:tcPr>
+          <w:p>
+            <w:pPr>
+              <w:jc w:val="center"/>
+            </w:pPr>
+            <w:r/>
+            <w:r>
+              <w:rPr>
+                <w:sz w:val="19"/>
+              </w:rPr>
+              <w:t>Top-K（SACF）</w:t>
             </w:r>
           </w:p>
         </w:tc>
@@ -6747,7 +5560,7 @@
         </w:tc>
         <w:tc>
           <w:tcPr>
-            <w:tcW w:type="dxa" w:w="3600"/>
+            <w:tcW w:type="dxa" w:w="3456"/>
             <w:vAlign w:val="center"/>
           </w:tcPr>
           <w:p>
@@ -6759,7 +5572,7 @@
               <w:rPr>
                 <w:sz w:val="19"/>
               </w:rPr>
-              <w:t>每幀聲學特徵</w:t>
+              <w:t>情感顯著詞元數</w:t>
             </w:r>
           </w:p>
         </w:tc>
@@ -6767,287 +5580,7 @@
       <w:tr>
         <w:tc>
           <w:tcPr>
-            <w:tcW w:type="dxa" w:w="3168"/>
-            <w:vAlign w:val="center"/>
-          </w:tcPr>
-          <w:p>
-            <w:pPr>
-              <w:jc w:val="center"/>
-            </w:pPr>
-            <w:r/>
-            <w:r>
-              <w:rPr>
-                <w:sz w:val="19"/>
-              </w:rPr>
-              <w:t>視覺特徵維度</w:t>
-            </w:r>
-          </w:p>
-        </w:tc>
-        <w:tc>
-          <w:tcPr>
-            <w:tcW w:type="dxa" w:w="2592"/>
-            <w:vAlign w:val="center"/>
-          </w:tcPr>
-          <w:p>
-            <w:pPr>
-              <w:jc w:val="center"/>
-            </w:pPr>
-            <w:r/>
-            <w:r>
-              <w:rPr>
-                <w:sz w:val="19"/>
-              </w:rPr>
-              <w:t>20</w:t>
-            </w:r>
-          </w:p>
-        </w:tc>
-        <w:tc>
-          <w:tcPr>
-            <w:tcW w:type="dxa" w:w="3600"/>
-            <w:vAlign w:val="center"/>
-          </w:tcPr>
-          <w:p>
-            <w:pPr>
-              <w:jc w:val="center"/>
-            </w:pPr>
-            <w:r/>
-            <w:r>
-              <w:rPr>
-                <w:sz w:val="19"/>
-              </w:rPr>
-              <w:t>每幀視覺特徵</w:t>
-            </w:r>
-          </w:p>
-        </w:tc>
-      </w:tr>
-      <w:tr>
-        <w:tc>
-          <w:tcPr>
-            <w:tcW w:type="dxa" w:w="3168"/>
-            <w:vAlign w:val="center"/>
-          </w:tcPr>
-          <w:p>
-            <w:pPr>
-              <w:jc w:val="center"/>
-            </w:pPr>
-            <w:r/>
-            <w:r>
-              <w:rPr>
-                <w:sz w:val="19"/>
-              </w:rPr>
-              <w:t>模態隱藏維度 d_modal</w:t>
-            </w:r>
-          </w:p>
-        </w:tc>
-        <w:tc>
-          <w:tcPr>
-            <w:tcW w:type="dxa" w:w="2592"/>
-            <w:vAlign w:val="center"/>
-          </w:tcPr>
-          <w:p>
-            <w:pPr>
-              <w:jc w:val="center"/>
-            </w:pPr>
-            <w:r/>
-            <w:r>
-              <w:rPr>
-                <w:sz w:val="19"/>
-              </w:rPr>
-              <w:t>128</w:t>
-            </w:r>
-          </w:p>
-        </w:tc>
-        <w:tc>
-          <w:tcPr>
-            <w:tcW w:type="dxa" w:w="3600"/>
-            <w:vAlign w:val="center"/>
-          </w:tcPr>
-          <w:p>
-            <w:pPr>
-              <w:jc w:val="center"/>
-            </w:pPr>
-            <w:r/>
-            <w:r>
-              <w:rPr>
-                <w:sz w:val="19"/>
-              </w:rPr>
-              <w:t>BiLSTM 每方向隱藏狀態維度</w:t>
-            </w:r>
-          </w:p>
-        </w:tc>
-      </w:tr>
-      <w:tr>
-        <w:tc>
-          <w:tcPr>
-            <w:tcW w:type="dxa" w:w="3168"/>
-            <w:vAlign w:val="center"/>
-          </w:tcPr>
-          <w:p>
-            <w:pPr>
-              <w:jc w:val="center"/>
-            </w:pPr>
-            <w:r/>
-            <w:r>
-              <w:rPr>
-                <w:sz w:val="19"/>
-              </w:rPr>
-              <w:t>融合維度 d_fusion</w:t>
-            </w:r>
-          </w:p>
-        </w:tc>
-        <w:tc>
-          <w:tcPr>
-            <w:tcW w:type="dxa" w:w="2592"/>
-            <w:vAlign w:val="center"/>
-          </w:tcPr>
-          <w:p>
-            <w:pPr>
-              <w:jc w:val="center"/>
-            </w:pPr>
-            <w:r/>
-            <w:r>
-              <w:rPr>
-                <w:sz w:val="19"/>
-              </w:rPr>
-              <w:t>512</w:t>
-            </w:r>
-          </w:p>
-        </w:tc>
-        <w:tc>
-          <w:tcPr>
-            <w:tcW w:type="dxa" w:w="3600"/>
-            <w:vAlign w:val="center"/>
-          </w:tcPr>
-          <w:p>
-            <w:pPr>
-              <w:jc w:val="center"/>
-            </w:pPr>
-            <w:r/>
-            <w:r>
-              <w:rPr>
-                <w:sz w:val="19"/>
-              </w:rPr>
-              <w:t>共享投影層輸出維度</w:t>
-            </w:r>
-          </w:p>
-        </w:tc>
-      </w:tr>
-      <w:tr>
-        <w:tc>
-          <w:tcPr>
-            <w:tcW w:type="dxa" w:w="3168"/>
-            <w:vAlign w:val="center"/>
-          </w:tcPr>
-          <w:p>
-            <w:pPr>
-              <w:jc w:val="center"/>
-            </w:pPr>
-            <w:r/>
-            <w:r>
-              <w:rPr>
-                <w:sz w:val="19"/>
-              </w:rPr>
-              <w:t>Top-K（SACF 查詢）</w:t>
-            </w:r>
-          </w:p>
-        </w:tc>
-        <w:tc>
-          <w:tcPr>
-            <w:tcW w:type="dxa" w:w="2592"/>
-            <w:vAlign w:val="center"/>
-          </w:tcPr>
-          <w:p>
-            <w:pPr>
-              <w:jc w:val="center"/>
-            </w:pPr>
-            <w:r/>
-            <w:r>
-              <w:rPr>
-                <w:sz w:val="19"/>
-              </w:rPr>
-              <w:t>5</w:t>
-            </w:r>
-          </w:p>
-        </w:tc>
-        <w:tc>
-          <w:tcPr>
-            <w:tcW w:type="dxa" w:w="3600"/>
-            <w:vAlign w:val="center"/>
-          </w:tcPr>
-          <w:p>
-            <w:pPr>
-              <w:jc w:val="center"/>
-            </w:pPr>
-            <w:r/>
-            <w:r>
-              <w:rPr>
-                <w:sz w:val="19"/>
-              </w:rPr>
-              <w:t>情感顯著詞元數量</w:t>
-            </w:r>
-          </w:p>
-        </w:tc>
-      </w:tr>
-      <w:tr>
-        <w:tc>
-          <w:tcPr>
-            <w:tcW w:type="dxa" w:w="3168"/>
-            <w:vAlign w:val="center"/>
-          </w:tcPr>
-          <w:p>
-            <w:pPr>
-              <w:jc w:val="center"/>
-            </w:pPr>
-            <w:r/>
-            <w:r>
-              <w:rPr>
-                <w:sz w:val="19"/>
-              </w:rPr>
-              <w:t>Dropout 率</w:t>
-            </w:r>
-          </w:p>
-        </w:tc>
-        <w:tc>
-          <w:tcPr>
-            <w:tcW w:type="dxa" w:w="2592"/>
-            <w:vAlign w:val="center"/>
-          </w:tcPr>
-          <w:p>
-            <w:pPr>
-              <w:jc w:val="center"/>
-            </w:pPr>
-            <w:r/>
-            <w:r>
-              <w:rPr>
-                <w:sz w:val="19"/>
-              </w:rPr>
-              <w:t>0.15</w:t>
-            </w:r>
-          </w:p>
-        </w:tc>
-        <w:tc>
-          <w:tcPr>
-            <w:tcW w:type="dxa" w:w="3600"/>
-            <w:vAlign w:val="center"/>
-          </w:tcPr>
-          <w:p>
-            <w:pPr>
-              <w:jc w:val="center"/>
-            </w:pPr>
-            <w:r/>
-            <w:r>
-              <w:rPr>
-                <w:sz w:val="19"/>
-              </w:rPr>
-              <w:t>應用於共享投影層</w:t>
-            </w:r>
-          </w:p>
-        </w:tc>
-      </w:tr>
-      <w:tr>
-        <w:tc>
-          <w:tcPr>
-            <w:tcW w:type="dxa" w:w="3168"/>
+            <w:tcW w:type="dxa" w:w="3456"/>
             <w:vAlign w:val="center"/>
           </w:tcPr>
           <w:p>
@@ -7083,7 +5616,7 @@
         </w:tc>
         <w:tc>
           <w:tcPr>
-            <w:tcW w:type="dxa" w:w="3600"/>
+            <w:tcW w:type="dxa" w:w="3456"/>
             <w:vAlign w:val="center"/>
           </w:tcPr>
           <w:p>
@@ -7095,7 +5628,7 @@
               <w:rPr>
                 <w:sz w:val="19"/>
               </w:rPr>
-              <w:t>混合精度訓練 (bfloat16)</w:t>
+              <w:t>AMP bfloat16</w:t>
             </w:r>
           </w:p>
         </w:tc>
@@ -7103,7 +5636,7 @@
       <w:tr>
         <w:tc>
           <w:tcPr>
-            <w:tcW w:type="dxa" w:w="3168"/>
+            <w:tcW w:type="dxa" w:w="3456"/>
             <w:vAlign w:val="center"/>
           </w:tcPr>
           <w:p>
@@ -7139,7 +5672,7 @@
         </w:tc>
         <w:tc>
           <w:tcPr>
-            <w:tcW w:type="dxa" w:w="3600"/>
+            <w:tcW w:type="dxa" w:w="3456"/>
             <w:vAlign w:val="center"/>
           </w:tcPr>
           <w:p>
@@ -7151,7 +5684,7 @@
               <w:rPr>
                 <w:sz w:val="19"/>
               </w:rPr>
-              <w:t>固定輪數，無早停機制</w:t>
+              <w:t>固定，無早停</w:t>
             </w:r>
           </w:p>
         </w:tc>
@@ -7159,7 +5692,7 @@
       <w:tr>
         <w:tc>
           <w:tcPr>
-            <w:tcW w:type="dxa" w:w="3168"/>
+            <w:tcW w:type="dxa" w:w="3456"/>
             <w:vAlign w:val="center"/>
           </w:tcPr>
           <w:p>
@@ -7171,7 +5704,7 @@
               <w:rPr>
                 <w:sz w:val="19"/>
               </w:rPr>
-              <w:t>主幹學習率（上層 18 層）</w:t>
+              <w:t>lang_lr 上層</w:t>
             </w:r>
           </w:p>
         </w:tc>
@@ -7195,7 +5728,7 @@
         </w:tc>
         <w:tc>
           <w:tcPr>
-            <w:tcW w:type="dxa" w:w="3600"/>
+            <w:tcW w:type="dxa" w:w="3456"/>
             <w:vAlign w:val="center"/>
           </w:tcPr>
           <w:p>
@@ -7207,7 +5740,7 @@
               <w:rPr>
                 <w:sz w:val="19"/>
               </w:rPr>
-              <w:t>cosine 退火，6% warmup</w:t>
+              <w:t>cosine + 6% warmup</w:t>
             </w:r>
           </w:p>
         </w:tc>
@@ -7215,7 +5748,7 @@
       <w:tr>
         <w:tc>
           <w:tcPr>
-            <w:tcW w:type="dxa" w:w="3168"/>
+            <w:tcW w:type="dxa" w:w="3456"/>
             <w:vAlign w:val="center"/>
           </w:tcPr>
           <w:p>
@@ -7227,7 +5760,63 @@
               <w:rPr>
                 <w:sz w:val="19"/>
               </w:rPr>
-              <w:t>任務頭學習率</w:t>
+              <w:t>lang_lr 解凍下層</w:t>
+            </w:r>
+          </w:p>
+        </w:tc>
+        <w:tc>
+          <w:tcPr>
+            <w:tcW w:type="dxa" w:w="2592"/>
+            <w:vAlign w:val="center"/>
+          </w:tcPr>
+          <w:p>
+            <w:pPr>
+              <w:jc w:val="center"/>
+            </w:pPr>
+            <w:r/>
+            <w:r>
+              <w:rPr>
+                <w:sz w:val="19"/>
+              </w:rPr>
+              <w:t>2 × 10⁻⁶</w:t>
+            </w:r>
+          </w:p>
+        </w:tc>
+        <w:tc>
+          <w:tcPr>
+            <w:tcW w:type="dxa" w:w="3456"/>
+            <w:vAlign w:val="center"/>
+          </w:tcPr>
+          <w:p>
+            <w:pPr>
+              <w:jc w:val="center"/>
+            </w:pPr>
+            <w:r/>
+            <w:r>
+              <w:rPr>
+                <w:sz w:val="19"/>
+              </w:rPr>
+              <w:t>Epoch 20 後</w:t>
+            </w:r>
+          </w:p>
+        </w:tc>
+      </w:tr>
+      <w:tr>
+        <w:tc>
+          <w:tcPr>
+            <w:tcW w:type="dxa" w:w="3456"/>
+            <w:vAlign w:val="center"/>
+          </w:tcPr>
+          <w:p>
+            <w:pPr>
+              <w:jc w:val="center"/>
+            </w:pPr>
+            <w:r/>
+            <w:r>
+              <w:rPr>
+                <w:sz w:val="19"/>
+              </w:rPr>
+              <w:t>head_lr</w:t>
             </w:r>
           </w:p>
         </w:tc>
@@ -7251,7 +5840,7 @@
         </w:tc>
         <w:tc>
           <w:tcPr>
-            <w:tcW w:type="dxa" w:w="3600"/>
+            <w:tcW w:type="dxa" w:w="3456"/>
             <w:vAlign w:val="center"/>
           </w:tcPr>
           <w:p>
@@ -7263,7 +5852,7 @@
               <w:rPr>
                 <w:sz w:val="19"/>
               </w:rPr>
-              <w:t>cosine 退火</w:t>
+              <w:t>所有非骨幹模組</w:t>
             </w:r>
           </w:p>
         </w:tc>
@@ -7271,7 +5860,7 @@
       <w:tr>
         <w:tc>
           <w:tcPr>
-            <w:tcW w:type="dxa" w:w="3168"/>
+            <w:tcW w:type="dxa" w:w="3456"/>
             <w:vAlign w:val="center"/>
           </w:tcPr>
           <w:p>
@@ -7283,63 +5872,7 @@
               <w:rPr>
                 <w:sz w:val="19"/>
               </w:rPr>
-              <w:t>解凍下層學習率</w:t>
-            </w:r>
-          </w:p>
-        </w:tc>
-        <w:tc>
-          <w:tcPr>
-            <w:tcW w:type="dxa" w:w="2592"/>
-            <w:vAlign w:val="center"/>
-          </w:tcPr>
-          <w:p>
-            <w:pPr>
-              <w:jc w:val="center"/>
-            </w:pPr>
-            <w:r/>
-            <w:r>
-              <w:rPr>
-                <w:sz w:val="19"/>
-              </w:rPr>
-              <w:t>2 × 10⁻⁶</w:t>
-            </w:r>
-          </w:p>
-        </w:tc>
-        <w:tc>
-          <w:tcPr>
-            <w:tcW w:type="dxa" w:w="3600"/>
-            <w:vAlign w:val="center"/>
-          </w:tcPr>
-          <w:p>
-            <w:pPr>
-              <w:jc w:val="center"/>
-            </w:pPr>
-            <w:r/>
-            <w:r>
-              <w:rPr>
-                <w:sz w:val="19"/>
-              </w:rPr>
-              <w:t>Epoch 20 後啟動</w:t>
-            </w:r>
-          </w:p>
-        </w:tc>
-      </w:tr>
-      <w:tr>
-        <w:tc>
-          <w:tcPr>
-            <w:tcW w:type="dxa" w:w="3168"/>
-            <w:vAlign w:val="center"/>
-          </w:tcPr>
-          <w:p>
-            <w:pPr>
-              <w:jc w:val="center"/>
-            </w:pPr>
-            <w:r/>
-            <w:r>
-              <w:rPr>
-                <w:sz w:val="19"/>
-              </w:rPr>
-              <w:t>權重衰減</w:t>
+              <w:t>weight_decay</w:t>
             </w:r>
           </w:p>
         </w:tc>
@@ -7363,7 +5896,7 @@
         </w:tc>
         <w:tc>
           <w:tcPr>
-            <w:tcW w:type="dxa" w:w="3600"/>
+            <w:tcW w:type="dxa" w:w="3456"/>
             <w:vAlign w:val="center"/>
           </w:tcPr>
           <w:p>
@@ -7375,7 +5908,7 @@
               <w:rPr>
                 <w:sz w:val="19"/>
               </w:rPr>
-              <w:t>AdamW 最佳化器正則化項</w:t>
+              <w:t>AdamW</w:t>
             </w:r>
           </w:p>
         </w:tc>
@@ -7383,7 +5916,7 @@
       <w:tr>
         <w:tc>
           <w:tcPr>
-            <w:tcW w:type="dxa" w:w="3168"/>
+            <w:tcW w:type="dxa" w:w="3456"/>
             <w:vAlign w:val="center"/>
           </w:tcPr>
           <w:p>
@@ -7395,7 +5928,7 @@
               <w:rPr>
                 <w:sz w:val="19"/>
               </w:rPr>
-              <w:t>焦點損失 γ</w:t>
+              <w:t>focal γ</w:t>
             </w:r>
           </w:p>
         </w:tc>
@@ -7419,7 +5952,7 @@
         </w:tc>
         <w:tc>
           <w:tcPr>
-            <w:tcW w:type="dxa" w:w="3600"/>
+            <w:tcW w:type="dxa" w:w="3456"/>
             <w:vAlign w:val="center"/>
           </w:tcPr>
           <w:p>
@@ -7431,7 +5964,7 @@
               <w:rPr>
                 <w:sz w:val="19"/>
               </w:rPr>
-              <w:t>難例聚焦參數</w:t>
+              <w:t>難例聚焦</w:t>
             </w:r>
           </w:p>
         </w:tc>
@@ -7439,7 +5972,7 @@
       <w:tr>
         <w:tc>
           <w:tcPr>
-            <w:tcW w:type="dxa" w:w="3168"/>
+            <w:tcW w:type="dxa" w:w="3456"/>
             <w:vAlign w:val="center"/>
           </w:tcPr>
           <w:p>
@@ -7451,7 +5984,7 @@
               <w:rPr>
                 <w:sz w:val="19"/>
               </w:rPr>
-              <w:t>標籤平滑 ε</w:t>
+              <w:t>label smoothing</w:t>
             </w:r>
           </w:p>
         </w:tc>
@@ -7475,7 +6008,7 @@
         </w:tc>
         <w:tc>
           <w:tcPr>
-            <w:tcW w:type="dxa" w:w="3600"/>
+            <w:tcW w:type="dxa" w:w="3456"/>
             <w:vAlign w:val="center"/>
           </w:tcPr>
           <w:p>
@@ -7487,7 +6020,7 @@
               <w:rPr>
                 <w:sz w:val="19"/>
               </w:rPr>
-              <w:t>應用於焦點損失與二分類 CE</w:t>
+              <w:t>Focal/CE</w:t>
             </w:r>
           </w:p>
         </w:tc>
@@ -7495,7 +6028,7 @@
       <w:tr>
         <w:tc>
           <w:tcPr>
-            <w:tcW w:type="dxa" w:w="3168"/>
+            <w:tcW w:type="dxa" w:w="3456"/>
             <w:vAlign w:val="center"/>
           </w:tcPr>
           <w:p>
@@ -7507,7 +6040,7 @@
               <w:rPr>
                 <w:sz w:val="19"/>
               </w:rPr>
-              <w:t>EMD 損失權重 λ_EMD</w:t>
+              <w:t>EMD 權重</w:t>
             </w:r>
           </w:p>
         </w:tc>
@@ -7531,7 +6064,7 @@
         </w:tc>
         <w:tc>
           <w:tcPr>
-            <w:tcW w:type="dxa" w:w="3600"/>
+            <w:tcW w:type="dxa" w:w="3456"/>
             <w:vAlign w:val="center"/>
           </w:tcPr>
           <w:p>
@@ -7543,7 +6076,7 @@
               <w:rPr>
                 <w:sz w:val="19"/>
               </w:rPr>
-              <w:t>佔七分類損失的 25%</w:t>
+              <w:t>cls7 損失中的占比</w:t>
             </w:r>
           </w:p>
         </w:tc>
@@ -7551,7 +6084,7 @@
       <w:tr>
         <w:tc>
           <w:tcPr>
-            <w:tcW w:type="dxa" w:w="3168"/>
+            <w:tcW w:type="dxa" w:w="3456"/>
             <w:vAlign w:val="center"/>
           </w:tcPr>
           <w:p>
@@ -7563,7 +6096,7 @@
               <w:rPr>
                 <w:sz w:val="19"/>
               </w:rPr>
-              <w:t>二分類損失權重</w:t>
+              <w:t>L_per_branch 權重</w:t>
             </w:r>
           </w:p>
         </w:tc>
@@ -7581,13 +6114,13 @@
               <w:rPr>
                 <w:sz w:val="19"/>
               </w:rPr>
-              <w:t>0.3</w:t>
+              <w:t>0.5</w:t>
             </w:r>
           </w:p>
         </w:tc>
         <w:tc>
           <w:tcPr>
-            <w:tcW w:type="dxa" w:w="3600"/>
+            <w:tcW w:type="dxa" w:w="3456"/>
             <w:vAlign w:val="center"/>
           </w:tcPr>
           <w:p>
@@ -7599,7 +6132,7 @@
               <w:rPr>
                 <w:sz w:val="19"/>
               </w:rPr>
-              <w:t>輔助監督訊號</w:t>
+              <w:t>分支獨立任務損失</w:t>
             </w:r>
           </w:p>
         </w:tc>
@@ -7607,7 +6140,7 @@
       <w:tr>
         <w:tc>
           <w:tcPr>
-            <w:tcW w:type="dxa" w:w="3168"/>
+            <w:tcW w:type="dxa" w:w="3456"/>
             <w:vAlign w:val="center"/>
           </w:tcPr>
           <w:p>
@@ -7619,7 +6152,7 @@
               <w:rPr>
                 <w:sz w:val="19"/>
               </w:rPr>
-              <w:t>回歸損失權重</w:t>
+              <w:t>L_mean 權重</w:t>
             </w:r>
           </w:p>
         </w:tc>
@@ -7637,13 +6170,13 @@
               <w:rPr>
                 <w:sz w:val="19"/>
               </w:rPr>
-              <w:t>0.4</w:t>
+              <w:t>0.5</w:t>
             </w:r>
           </w:p>
         </w:tc>
         <w:tc>
           <w:tcPr>
-            <w:tcW w:type="dxa" w:w="3600"/>
+            <w:tcW w:type="dxa" w:w="3456"/>
             <w:vAlign w:val="center"/>
           </w:tcPr>
           <w:p>
@@ -7655,7 +6188,7 @@
               <w:rPr>
                 <w:sz w:val="19"/>
               </w:rPr>
-              <w:t>SmoothL1</w:t>
+              <w:t>集成輸出損失</w:t>
             </w:r>
           </w:p>
         </w:tc>
@@ -7663,7 +6196,7 @@
       <w:tr>
         <w:tc>
           <w:tcPr>
-            <w:tcW w:type="dxa" w:w="3168"/>
+            <w:tcW w:type="dxa" w:w="3456"/>
             <w:vAlign w:val="center"/>
           </w:tcPr>
           <w:p>
@@ -7675,7 +6208,63 @@
               <w:rPr>
                 <w:sz w:val="19"/>
               </w:rPr>
-              <w:t>R-Drop 權重 λ_KL</w:t>
+              <w:t>L_diversity 權重</w:t>
+            </w:r>
+          </w:p>
+        </w:tc>
+        <w:tc>
+          <w:tcPr>
+            <w:tcW w:type="dxa" w:w="2592"/>
+            <w:vAlign w:val="center"/>
+          </w:tcPr>
+          <w:p>
+            <w:pPr>
+              <w:jc w:val="center"/>
+            </w:pPr>
+            <w:r/>
+            <w:r>
+              <w:rPr>
+                <w:sz w:val="19"/>
+              </w:rPr>
+              <w:t>0.01</w:t>
+            </w:r>
+          </w:p>
+        </w:tc>
+        <w:tc>
+          <w:tcPr>
+            <w:tcW w:type="dxa" w:w="3456"/>
+            <w:vAlign w:val="center"/>
+          </w:tcPr>
+          <w:p>
+            <w:pPr>
+              <w:jc w:val="center"/>
+            </w:pPr>
+            <w:r/>
+            <w:r>
+              <w:rPr>
+                <w:sz w:val="19"/>
+              </w:rPr>
+              <w:t>分支間 cosine 懲罰</w:t>
+            </w:r>
+          </w:p>
+        </w:tc>
+      </w:tr>
+      <w:tr>
+        <w:tc>
+          <w:tcPr>
+            <w:tcW w:type="dxa" w:w="3456"/>
+            <w:vAlign w:val="center"/>
+          </w:tcPr>
+          <w:p>
+            <w:pPr>
+              <w:jc w:val="center"/>
+            </w:pPr>
+            <w:r/>
+            <w:r>
+              <w:rPr>
+                <w:sz w:val="19"/>
+              </w:rPr>
+              <w:t>L_R-Drop 權重</w:t>
             </w:r>
           </w:p>
         </w:tc>
@@ -7699,7 +6288,7 @@
         </w:tc>
         <w:tc>
           <w:tcPr>
-            <w:tcW w:type="dxa" w:w="3600"/>
+            <w:tcW w:type="dxa" w:w="3456"/>
             <w:vAlign w:val="center"/>
           </w:tcPr>
           <w:p>
@@ -7711,7 +6300,7 @@
               <w:rPr>
                 <w:sz w:val="19"/>
               </w:rPr>
-              <w:t>預測一致性正則化強度</w:t>
+              <w:t>一致性正則化</w:t>
             </w:r>
           </w:p>
         </w:tc>
@@ -7719,7 +6308,7 @@
       <w:tr>
         <w:tc>
           <w:tcPr>
-            <w:tcW w:type="dxa" w:w="3168"/>
+            <w:tcW w:type="dxa" w:w="3456"/>
             <w:vAlign w:val="center"/>
           </w:tcPr>
           <w:p>
@@ -7731,7 +6320,7 @@
               <w:rPr>
                 <w:sz w:val="19"/>
               </w:rPr>
-              <w:t>EMA 衰減係數 μ</w:t>
+              <w:t>EMA decay</w:t>
             </w:r>
           </w:p>
         </w:tc>
@@ -7755,7 +6344,7 @@
         </w:tc>
         <w:tc>
           <w:tcPr>
-            <w:tcW w:type="dxa" w:w="3600"/>
+            <w:tcW w:type="dxa" w:w="3456"/>
             <w:vAlign w:val="center"/>
           </w:tcPr>
           <w:p>
@@ -7767,7 +6356,7 @@
               <w:rPr>
                 <w:sz w:val="19"/>
               </w:rPr>
-              <w:t>影子模型參數更新衰減率</w:t>
+              <w:t>影子模型更新</w:t>
             </w:r>
           </w:p>
         </w:tc>
@@ -7775,7 +6364,7 @@
       <w:tr>
         <w:tc>
           <w:tcPr>
-            <w:tcW w:type="dxa" w:w="3168"/>
+            <w:tcW w:type="dxa" w:w="3456"/>
             <w:vAlign w:val="center"/>
           </w:tcPr>
           <w:p>
@@ -7787,7 +6376,7 @@
               <w:rPr>
                 <w:sz w:val="19"/>
               </w:rPr>
-              <w:t>SWA 起始輪次</w:t>
+              <w:t>SWA start / step</w:t>
             </w:r>
           </w:p>
         </w:tc>
@@ -7805,13 +6394,13 @@
               <w:rPr>
                 <w:sz w:val="19"/>
               </w:rPr>
-              <w:t>第 42 輪</w:t>
+              <w:t>Epoch 42 / 每 2 ep</w:t>
             </w:r>
           </w:p>
         </w:tc>
         <w:tc>
           <w:tcPr>
-            <w:tcW w:type="dxa" w:w="3600"/>
+            <w:tcW w:type="dxa" w:w="3456"/>
             <w:vAlign w:val="center"/>
           </w:tcPr>
           <w:p>
@@ -7823,7 +6412,7 @@
               <w:rPr>
                 <w:sz w:val="19"/>
               </w:rPr>
-              <w:t>共 10 個快照（42–60 輪）</w:t>
+              <w:t>共 10 個快照</w:t>
             </w:r>
           </w:p>
         </w:tc>
@@ -7831,7 +6420,7 @@
       <w:tr>
         <w:tc>
           <w:tcPr>
-            <w:tcW w:type="dxa" w:w="3168"/>
+            <w:tcW w:type="dxa" w:w="3456"/>
             <w:vAlign w:val="center"/>
           </w:tcPr>
           <w:p>
@@ -7843,63 +6432,7 @@
               <w:rPr>
                 <w:sz w:val="19"/>
               </w:rPr>
-              <w:t>SWA 步長</w:t>
-            </w:r>
-          </w:p>
-        </w:tc>
-        <w:tc>
-          <w:tcPr>
-            <w:tcW w:type="dxa" w:w="2592"/>
-            <w:vAlign w:val="center"/>
-          </w:tcPr>
-          <w:p>
-            <w:pPr>
-              <w:jc w:val="center"/>
-            </w:pPr>
-            <w:r/>
-            <w:r>
-              <w:rPr>
-                <w:sz w:val="19"/>
-              </w:rPr>
-              <w:t>每 2 輪一次</w:t>
-            </w:r>
-          </w:p>
-        </w:tc>
-        <w:tc>
-          <w:tcPr>
-            <w:tcW w:type="dxa" w:w="3600"/>
-            <w:vAlign w:val="center"/>
-          </w:tcPr>
-          <w:p>
-            <w:pPr>
-              <w:jc w:val="center"/>
-            </w:pPr>
-            <w:r/>
-            <w:r>
-              <w:rPr>
-                <w:sz w:val="19"/>
-              </w:rPr>
-              <w:t>快照收集頻率</w:t>
-            </w:r>
-          </w:p>
-        </w:tc>
-      </w:tr>
-      <w:tr>
-        <w:tc>
-          <w:tcPr>
-            <w:tcW w:type="dxa" w:w="3168"/>
-            <w:vAlign w:val="center"/>
-          </w:tcPr>
-          <w:p>
-            <w:pPr>
-              <w:jc w:val="center"/>
-            </w:pPr>
-            <w:r/>
-            <w:r>
-              <w:rPr>
-                <w:sz w:val="19"/>
-              </w:rPr>
-              <w:t>TTA 次數 T_TTA</w:t>
+              <w:t>TTA 次數</w:t>
             </w:r>
           </w:p>
         </w:tc>
@@ -7923,7 +6456,7 @@
         </w:tc>
         <w:tc>
           <w:tcPr>
-            <w:tcW w:type="dxa" w:w="3600"/>
+            <w:tcW w:type="dxa" w:w="3456"/>
             <w:vAlign w:val="center"/>
           </w:tcPr>
           <w:p>
@@ -7935,7 +6468,7 @@
               <w:rPr>
                 <w:sz w:val="19"/>
               </w:rPr>
-              <w:t>MC Dropout 隨機前向傳播次數</w:t>
+              <w:t>MC Dropout</w:t>
             </w:r>
           </w:p>
         </w:tc>
@@ -7943,7 +6476,7 @@
       <w:tr>
         <w:tc>
           <w:tcPr>
-            <w:tcW w:type="dxa" w:w="3168"/>
+            <w:tcW w:type="dxa" w:w="3456"/>
             <w:vAlign w:val="center"/>
           </w:tcPr>
           <w:p>
@@ -7955,7 +6488,7 @@
               <w:rPr>
                 <w:sz w:val="19"/>
               </w:rPr>
-              <w:t>多版本集成</w:t>
+              <w:t>模型總參數量</w:t>
             </w:r>
           </w:p>
         </w:tc>
@@ -7973,13 +6506,13 @@
               <w:rPr>
                 <w:sz w:val="19"/>
               </w:rPr>
-              <w:t>4 個訓練協議</w:t>
+              <w:t>~444M</w:t>
             </w:r>
           </w:p>
         </w:tc>
         <w:tc>
           <w:tcPr>
-            <w:tcW w:type="dxa" w:w="3600"/>
+            <w:tcW w:type="dxa" w:w="3456"/>
             <w:vAlign w:val="center"/>
           </w:tcPr>
           <w:p>
@@ -7991,7 +6524,7 @@
               <w:rPr>
                 <w:sz w:val="19"/>
               </w:rPr>
-              <w:t>共 4 × 3 = 12 個 SWA 模型</w:t>
+              <w:t>骨幹 400M 共享 + 4 分支 ~44M</w:t>
             </w:r>
           </w:p>
         </w:tc>
@@ -7999,7 +6532,7 @@
       <w:tr>
         <w:tc>
           <w:tcPr>
-            <w:tcW w:type="dxa" w:w="3168"/>
+            <w:tcW w:type="dxa" w:w="3456"/>
             <w:vAlign w:val="center"/>
           </w:tcPr>
           <w:p>
@@ -8011,7 +6544,7 @@
               <w:rPr>
                 <w:sz w:val="19"/>
               </w:rPr>
-              <w:t>集成融合方式</w:t>
+              <w:t>輸出檔案</w:t>
             </w:r>
           </w:p>
         </w:tc>
@@ -8029,13 +6562,13 @@
               <w:rPr>
                 <w:sz w:val="19"/>
               </w:rPr>
-              <w:t>等權平均 logits</w:t>
+              <w:t>sacf_final.pt（~1.7 GB）</w:t>
             </w:r>
           </w:p>
         </w:tc>
         <w:tc>
           <w:tcPr>
-            <w:tcW w:type="dxa" w:w="3600"/>
+            <w:tcW w:type="dxa" w:w="3456"/>
             <w:vAlign w:val="center"/>
           </w:tcPr>
           <w:p>
@@ -8047,7 +6580,7 @@
               <w:rPr>
                 <w:sz w:val="19"/>
               </w:rPr>
-              <w:t>無加權、無 logit 校正</w:t>
+              <w:t>單一 state_dict</w:t>
             </w:r>
           </w:p>
         </w:tc>
@@ -8055,7 +6588,7 @@
       <w:tr>
         <w:tc>
           <w:tcPr>
-            <w:tcW w:type="dxa" w:w="3168"/>
+            <w:tcW w:type="dxa" w:w="3456"/>
             <w:vAlign w:val="center"/>
           </w:tcPr>
           <w:p>
@@ -8091,7 +6624,7 @@
         </w:tc>
         <w:tc>
           <w:tcPr>
-            <w:tcW w:type="dxa" w:w="3600"/>
+            <w:tcW w:type="dxa" w:w="3456"/>
             <w:vAlign w:val="center"/>
           </w:tcPr>
           <w:p>
@@ -8103,7 +6636,7 @@
               <w:rPr>
                 <w:sz w:val="19"/>
               </w:rPr>
-              <w:t>符合無條件分類準確度定義</w:t>
+              <w:t>符合無條件定義</w:t>
             </w:r>
           </w:p>
         </w:tc>
@@ -8111,7 +6644,7 @@
       <w:tr>
         <w:tc>
           <w:tcPr>
-            <w:tcW w:type="dxa" w:w="3168"/>
+            <w:tcW w:type="dxa" w:w="3456"/>
             <w:vAlign w:val="center"/>
           </w:tcPr>
           <w:p>
@@ -8147,7 +6680,7 @@
         </w:tc>
         <w:tc>
           <w:tcPr>
-            <w:tcW w:type="dxa" w:w="3600"/>
+            <w:tcW w:type="dxa" w:w="3456"/>
             <w:vAlign w:val="center"/>
           </w:tcPr>
           <w:p>
